--- a/PTZ/Camera_Setting_Notes.docx
+++ b/PTZ/Camera_Setting_Notes.docx
@@ -10,6 +10,7 @@
         <w:rPr>
           <w:noProof/>
         </w:rPr>
+        <w:lastRenderedPageBreak/>
         <w:drawing>
           <wp:anchor distT="0" distB="0" distL="114300" distR="114300" simplePos="0" relativeHeight="251659264" behindDoc="0" locked="0" layoutInCell="1" allowOverlap="1" wp14:anchorId="6E7B0C51" wp14:editId="2312E021">
             <wp:simplePos x="0" y="0"/>
@@ -62,6 +63,7 @@
         <w:rPr>
           <w:noProof/>
         </w:rPr>
+        <w:lastRenderedPageBreak/>
         <w:drawing>
           <wp:anchor distT="0" distB="0" distL="114300" distR="114300" simplePos="0" relativeHeight="251661312" behindDoc="0" locked="0" layoutInCell="1" allowOverlap="1" wp14:anchorId="1D61BCAC" wp14:editId="498FC1D7">
             <wp:simplePos x="0" y="0"/>

--- a/PTZ/Camera_Setting_Notes.docx
+++ b/PTZ/Camera_Setting_Notes.docx
@@ -2,28 +2,1026 @@
 <file path=word/document.xml><?xml version="1.0" encoding="utf-8"?>
 <w:document xmlns:wpc="http://schemas.microsoft.com/office/word/2010/wordprocessingCanvas" xmlns:cx="http://schemas.microsoft.com/office/drawing/2014/chartex" xmlns:cx1="http://schemas.microsoft.com/office/drawing/2015/9/8/chartex" xmlns:cx2="http://schemas.microsoft.com/office/drawing/2015/10/21/chartex" xmlns:cx3="http://schemas.microsoft.com/office/drawing/2016/5/9/chartex" xmlns:cx4="http://schemas.microsoft.com/office/drawing/2016/5/10/chartex" xmlns:cx5="http://schemas.microsoft.com/office/drawing/2016/5/11/chartex" xmlns:cx6="http://schemas.microsoft.com/office/drawing/2016/5/12/chartex" xmlns:cx7="http://schemas.microsoft.com/office/drawing/2016/5/13/chartex" xmlns:cx8="http://schemas.microsoft.com/office/drawing/2016/5/14/chartex" xmlns:mc="http://schemas.openxmlformats.org/markup-compatibility/2006" xmlns:aink="http://schemas.microsoft.com/office/drawing/2016/ink" xmlns:am3d="http://schemas.microsoft.com/office/drawing/2017/model3d" xmlns:o="urn:schemas-microsoft-com:office:office" xmlns:oel="http://schemas.microsoft.com/office/2019/extlst" xmlns:r="http://schemas.openxmlformats.org/officeDocument/2006/relationships" xmlns:m="http://schemas.openxmlformats.org/officeDocument/2006/math" xmlns:v="urn:schemas-microsoft-com:vml" xmlns:wp14="http://schemas.microsoft.com/office/word/2010/wordprocessingDrawing" xmlns:wp="http://schemas.openxmlformats.org/drawingml/2006/wordprocessingDrawing" xmlns:w10="urn:schemas-microsoft-com:office:word" xmlns:w="http://schemas.openxmlformats.org/wordprocessingml/2006/main" xmlns:w14="http://schemas.microsoft.com/office/word/2010/wordml" xmlns:w15="http://schemas.microsoft.com/office/word/2012/wordml" xmlns:w16cex="http://schemas.microsoft.com/office/word/2018/wordml/cex" xmlns:w16cid="http://schemas.microsoft.com/office/word/2016/wordml/cid" xmlns:w16="http://schemas.microsoft.com/office/word/2018/wordml" xmlns:w16du="http://schemas.microsoft.com/office/word/2023/wordml/word16du" xmlns:w16sdtdh="http://schemas.microsoft.com/office/word/2020/wordml/sdtdatahash" xmlns:w16sdtfl="http://schemas.microsoft.com/office/word/2024/wordml/sdtformatlock" xmlns:w16se="http://schemas.microsoft.com/office/word/2015/wordml/symex" xmlns:wpg="http://schemas.microsoft.com/office/word/2010/wordprocessingGroup" xmlns:wpi="http://schemas.microsoft.com/office/word/2010/wordprocessingInk" xmlns:wne="http://schemas.microsoft.com/office/word/2006/wordml" xmlns:wps="http://schemas.microsoft.com/office/word/2010/wordprocessingShape" mc:Ignorable="w14 w15 w16se w16cid w16 w16cex w16sdtdh w16sdtfl w16du wp14">
   <w:body>
-    <w:p/>
-    <w:p/>
-    <w:p/>
-    <w:p>
-      <w:r>
-        <w:rPr>
-          <w:noProof/>
-        </w:rPr>
+    <w:p>
+      <w:r>
+        <w:rPr>
+          <w:b/>
+          <w:bCs/>
+        </w:rPr>
+        <w:t xml:space="preserve">Configuring the </w:t>
+      </w:r>
+      <w:proofErr w:type="spellStart"/>
+      <w:r>
+        <w:rPr>
+          <w:b/>
+          <w:bCs/>
+        </w:rPr>
+        <w:t>Avkans</w:t>
+      </w:r>
+      <w:proofErr w:type="spellEnd"/>
+      <w:r>
+        <w:rPr>
+          <w:b/>
+          <w:bCs/>
+        </w:rPr>
+        <w:t xml:space="preserve"> LV20N PTZ Camera for Indoor Tungsten Lighting</w:t>
+      </w:r>
+    </w:p>
+    <w:p>
+      <w:r>
+        <w:t xml:space="preserve">The </w:t>
+      </w:r>
+      <w:proofErr w:type="spellStart"/>
+      <w:r>
+        <w:t>Avkans</w:t>
+      </w:r>
+      <w:proofErr w:type="spellEnd"/>
+      <w:r>
+        <w:t xml:space="preserve"> LV20N is an AI-tracking NDI PTZ camera designed for live streaming and video production, commonly used in indoor environments like churches or events. Tungsten (incandescent) lighting typically has a warm, orange color temperature around 3200K, which can cause color casts in footage if not corrected. The LV20N supports adjustable white balance (WB) to neutralize this, ensuring natural colors. Based on the camera’s VISCA-over-IP protocol compatibility (similar to Sony PTZ cameras), it offers presets like “Indoor” or “Fluorescent” that work well for tungsten, or manual Kelvin adjustment.</w:t>
+      </w:r>
+    </w:p>
+    <w:p>
+      <w:r>
+        <w:t xml:space="preserve">You can configure this via three main methods: the camera’s built-in OSD (On-Screen Display) menu using the included IR remote, the web interface (recommended for precision), or a compatible PTZ controller/joystick (e.g., </w:t>
+      </w:r>
+      <w:proofErr w:type="spellStart"/>
+      <w:r>
+        <w:t>Avkans</w:t>
+      </w:r>
+      <w:proofErr w:type="spellEnd"/>
+      <w:r>
+        <w:t xml:space="preserve"> AV-JOY series). The camera’s auto WB works decently but may struggle in mixed or pure tungsten setups—manual/preset is better for consistency.</w:t>
+      </w:r>
+    </w:p>
+    <w:p>
+      <w:r>
+        <w:rPr>
+          <w:b/>
+          <w:bCs/>
+        </w:rPr>
+        <w:t>Prerequisites</w:t>
+      </w:r>
+    </w:p>
+    <w:p>
+      <w:pPr>
+        <w:numPr>
+          <w:ilvl w:val="0"/>
+          <w:numId w:val="1"/>
+        </w:numPr>
+      </w:pPr>
+      <w:r>
+        <w:t>Ensure the camera is powered on (via PoE or DC adapter) and connected to your network (Ethernet for IP control).</w:t>
+      </w:r>
+    </w:p>
+    <w:p>
+      <w:pPr>
+        <w:numPr>
+          <w:ilvl w:val="0"/>
+          <w:numId w:val="1"/>
+        </w:numPr>
+      </w:pPr>
+      <w:r>
+        <w:t xml:space="preserve">Default IP: 192.168.100.88 (subnet 255.255.255.0). Use the free </w:t>
+      </w:r>
+      <w:proofErr w:type="spellStart"/>
+      <w:r>
+        <w:t>Avkans</w:t>
+      </w:r>
+      <w:proofErr w:type="spellEnd"/>
+      <w:r>
+        <w:t xml:space="preserve"> CMS software (Windows) or IP scanner to find/change it if needed.</w:t>
+      </w:r>
+    </w:p>
+    <w:p>
+      <w:pPr>
+        <w:numPr>
+          <w:ilvl w:val="0"/>
+          <w:numId w:val="1"/>
+        </w:numPr>
+      </w:pPr>
+      <w:r>
+        <w:t xml:space="preserve">Download the LV20N manual from </w:t>
+      </w:r>
+      <w:hyperlink r:id="rId5" w:history="1">
+        <w:proofErr w:type="spellStart"/>
+        <w:r>
+          <w:rPr>
+            <w:rStyle w:val="Hyperlink"/>
+          </w:rPr>
+          <w:t>Avkans</w:t>
+        </w:r>
+        <w:proofErr w:type="spellEnd"/>
+        <w:r>
+          <w:rPr>
+            <w:rStyle w:val="Hyperlink"/>
+          </w:rPr>
+          <w:t xml:space="preserve"> Documents page</w:t>
+        </w:r>
+      </w:hyperlink>
+      <w:r>
+        <w:t xml:space="preserve"> for diagrams (direct PDF: </w:t>
+      </w:r>
+      <w:hyperlink r:id="rId6" w:history="1">
+        <w:r>
+          <w:rPr>
+            <w:rStyle w:val="Hyperlink"/>
+          </w:rPr>
+          <w:t>here</w:t>
+        </w:r>
+      </w:hyperlink>
+      <w:r>
+        <w:t>).</w:t>
+      </w:r>
+    </w:p>
+    <w:p>
+      <w:pPr>
+        <w:numPr>
+          <w:ilvl w:val="0"/>
+          <w:numId w:val="1"/>
+        </w:numPr>
+      </w:pPr>
+      <w:r>
+        <w:t xml:space="preserve">For web access: Open a browser (Chrome/Firefox) on the same network, enter the camera’s IP (e.g., </w:t>
+      </w:r>
+      <w:hyperlink r:id="rId7" w:history="1">
+        <w:r>
+          <w:rPr>
+            <w:rStyle w:val="Hyperlink"/>
+          </w:rPr>
+          <w:t>http://192.168.100.88</w:t>
+        </w:r>
+      </w:hyperlink>
+      <w:r>
+        <w:t>), and log in (default: admin/admin).</w:t>
+      </w:r>
+    </w:p>
+    <w:p>
+      <w:r>
+        <w:rPr>
+          <w:b/>
+          <w:bCs/>
+        </w:rPr>
+        <w:t>Method 1: Using the Web Interface (Easiest for Precise Control)</w:t>
+      </w:r>
+    </w:p>
+    <w:p>
+      <w:pPr>
+        <w:numPr>
+          <w:ilvl w:val="0"/>
+          <w:numId w:val="2"/>
+        </w:numPr>
+        <w:rPr>
+          <w:b/>
+          <w:bCs/>
+        </w:rPr>
+      </w:pPr>
+      <w:r>
+        <w:rPr>
+          <w:b/>
+          <w:bCs/>
+        </w:rPr>
+        <w:t>Access the Interface</w:t>
+      </w:r>
+      <w:r>
+        <w:t xml:space="preserve">: Enter the camera’s IP in your browser. Navigate to </w:t>
+      </w:r>
+      <w:r>
+        <w:rPr>
+          <w:b/>
+          <w:bCs/>
+        </w:rPr>
+        <w:t>Camera &gt; Image &gt; White Balance</w:t>
+      </w:r>
+      <w:r>
+        <w:t xml:space="preserve"> (or similar; menus may vary slightly by firmware—update via </w:t>
+      </w:r>
+      <w:proofErr w:type="spellStart"/>
+      <w:r>
+        <w:t>Avkans</w:t>
+      </w:r>
+      <w:proofErr w:type="spellEnd"/>
+      <w:r>
+        <w:t xml:space="preserve"> Download page if needed).</w:t>
+      </w:r>
+    </w:p>
+    <w:p>
+      <w:pPr>
+        <w:numPr>
+          <w:ilvl w:val="0"/>
+          <w:numId w:val="2"/>
+        </w:numPr>
+        <w:rPr>
+          <w:b/>
+          <w:bCs/>
+        </w:rPr>
+      </w:pPr>
+      <w:r>
+        <w:rPr>
+          <w:b/>
+          <w:bCs/>
+        </w:rPr>
+        <w:t>Select Preset for Tungsten</w:t>
+      </w:r>
+      <w:r>
+        <w:t>:</w:t>
+      </w:r>
+    </w:p>
+    <w:p>
+      <w:pPr>
+        <w:numPr>
+          <w:ilvl w:val="1"/>
+          <w:numId w:val="2"/>
+        </w:numPr>
+        <w:rPr>
+          <w:b/>
+          <w:bCs/>
+        </w:rPr>
+      </w:pPr>
+      <w:r>
+        <w:rPr>
+          <w:b/>
+          <w:bCs/>
+        </w:rPr>
+        <w:t>Choose Indoor or Fluorescent preset (these cool the warm tungsten light to ~3200K neutral).</w:t>
+      </w:r>
+    </w:p>
+    <w:p>
+      <w:pPr>
+        <w:numPr>
+          <w:ilvl w:val="1"/>
+          <w:numId w:val="2"/>
+        </w:numPr>
+        <w:rPr>
+          <w:b/>
+          <w:bCs/>
+        </w:rPr>
+      </w:pPr>
+      <w:r>
+        <w:rPr>
+          <w:b/>
+          <w:bCs/>
+        </w:rPr>
+        <w:t>If available, select One Push WB (auto-calibrates to current light—point at a white card under tungsten lamps and trigger).</w:t>
+      </w:r>
+    </w:p>
+    <w:p>
+      <w:pPr>
+        <w:numPr>
+          <w:ilvl w:val="0"/>
+          <w:numId w:val="2"/>
+        </w:numPr>
+        <w:rPr>
+          <w:b/>
+          <w:bCs/>
+        </w:rPr>
+      </w:pPr>
+      <w:r>
+        <w:rPr>
+          <w:b/>
+          <w:bCs/>
+        </w:rPr>
+        <w:t>Manual Adjustment (If Presets Aren’t Sufficient)</w:t>
+      </w:r>
+      <w:r>
+        <w:t>:</w:t>
+      </w:r>
+    </w:p>
+    <w:p>
+      <w:pPr>
+        <w:numPr>
+          <w:ilvl w:val="1"/>
+          <w:numId w:val="2"/>
+        </w:numPr>
+        <w:rPr>
+          <w:b/>
+          <w:bCs/>
+        </w:rPr>
+      </w:pPr>
+      <w:r>
+        <w:rPr>
+          <w:b/>
+          <w:bCs/>
+        </w:rPr>
+        <w:lastRenderedPageBreak/>
+        <w:t>Switch to Manual WB.</w:t>
+      </w:r>
+    </w:p>
+    <w:p>
+      <w:pPr>
+        <w:numPr>
+          <w:ilvl w:val="1"/>
+          <w:numId w:val="2"/>
+        </w:numPr>
+        <w:rPr>
+          <w:b/>
+          <w:bCs/>
+        </w:rPr>
+      </w:pPr>
+      <w:r>
+        <w:rPr>
+          <w:b/>
+          <w:bCs/>
+        </w:rPr>
+        <w:t>Set R Gain: ~50-70% (reduces red/orange cast).</w:t>
+      </w:r>
+    </w:p>
+    <w:p>
+      <w:pPr>
+        <w:numPr>
+          <w:ilvl w:val="1"/>
+          <w:numId w:val="2"/>
+        </w:numPr>
+        <w:rPr>
+          <w:b/>
+          <w:bCs/>
+        </w:rPr>
+      </w:pPr>
+      <w:r>
+        <w:rPr>
+          <w:b/>
+          <w:bCs/>
+        </w:rPr>
+        <w:t>Set B Gain: ~120-150% (boosts blue for cooling).</w:t>
+      </w:r>
+    </w:p>
+    <w:p>
+      <w:pPr>
+        <w:numPr>
+          <w:ilvl w:val="1"/>
+          <w:numId w:val="2"/>
+        </w:numPr>
+        <w:rPr>
+          <w:b/>
+          <w:bCs/>
+        </w:rPr>
+      </w:pPr>
+      <w:r>
+        <w:rPr>
+          <w:b/>
+          <w:bCs/>
+        </w:rPr>
+        <w:t>Or use Color Temperature mode: Set to 3200K.</w:t>
+      </w:r>
+    </w:p>
+    <w:p>
+      <w:pPr>
+        <w:numPr>
+          <w:ilvl w:val="0"/>
+          <w:numId w:val="2"/>
+        </w:numPr>
+        <w:rPr>
+          <w:b/>
+          <w:bCs/>
+        </w:rPr>
+      </w:pPr>
+      <w:r>
+        <w:rPr>
+          <w:b/>
+          <w:bCs/>
+        </w:rPr>
+        <w:t>Save and Apply</w:t>
+      </w:r>
+      <w:r>
+        <w:t xml:space="preserve">: Click </w:t>
+      </w:r>
+      <w:r>
+        <w:rPr>
+          <w:b/>
+          <w:bCs/>
+        </w:rPr>
+        <w:t>Save</w:t>
+      </w:r>
+      <w:r>
+        <w:t xml:space="preserve">. Test footage in your software (e.g., OBS, </w:t>
+      </w:r>
+      <w:proofErr w:type="spellStart"/>
+      <w:r>
+        <w:t>vMix</w:t>
+      </w:r>
+      <w:proofErr w:type="spellEnd"/>
+      <w:r>
+        <w:t>) to verify—no orange tint on whites/grays.</w:t>
+      </w:r>
+    </w:p>
+    <w:p>
+      <w:pPr>
+        <w:numPr>
+          <w:ilvl w:val="0"/>
+          <w:numId w:val="2"/>
+        </w:numPr>
+        <w:rPr>
+          <w:b/>
+          <w:bCs/>
+        </w:rPr>
+      </w:pPr>
+      <w:r>
+        <w:rPr>
+          <w:b/>
+          <w:bCs/>
+        </w:rPr>
+        <w:t>Additional Lighting Tips</w:t>
+      </w:r>
+      <w:r>
+        <w:t xml:space="preserve">: Enable </w:t>
+      </w:r>
+      <w:r>
+        <w:rPr>
+          <w:b/>
+          <w:bCs/>
+        </w:rPr>
+        <w:t>Backlight Compensation</w:t>
+      </w:r>
+      <w:r>
+        <w:t xml:space="preserve"> (under Exposure) if subjects are shadowed. Set Gain to low (0-6dB) to minimize noise in dim tungsten setups.</w:t>
+      </w:r>
+    </w:p>
+    <w:p>
+      <w:r>
+        <w:rPr>
+          <w:b/>
+          <w:bCs/>
+        </w:rPr>
+        <w:t>Method 2: Using the IR Remote (For Quick On-Camera Access)</w:t>
+      </w:r>
+    </w:p>
+    <w:p>
+      <w:pPr>
+        <w:numPr>
+          <w:ilvl w:val="0"/>
+          <w:numId w:val="3"/>
+        </w:numPr>
+        <w:rPr>
+          <w:b/>
+          <w:bCs/>
+        </w:rPr>
+      </w:pPr>
+      <w:r>
+        <w:rPr>
+          <w:b/>
+          <w:bCs/>
+        </w:rPr>
+        <w:t>Enter OSD Menu</w:t>
+      </w:r>
+      <w:r>
+        <w:t xml:space="preserve">: Press the </w:t>
+      </w:r>
+      <w:r>
+        <w:rPr>
+          <w:b/>
+          <w:bCs/>
+        </w:rPr>
+        <w:t>Menu</w:t>
+      </w:r>
+      <w:r>
+        <w:t xml:space="preserve"> button on the remote (or hold </w:t>
+      </w:r>
+      <w:r>
+        <w:rPr>
+          <w:b/>
+          <w:bCs/>
+        </w:rPr>
+        <w:t>F1</w:t>
+      </w:r>
+      <w:r>
+        <w:t xml:space="preserve"> for some models).</w:t>
+      </w:r>
+    </w:p>
+    <w:p>
+      <w:pPr>
+        <w:numPr>
+          <w:ilvl w:val="0"/>
+          <w:numId w:val="3"/>
+        </w:numPr>
+        <w:rPr>
+          <w:b/>
+          <w:bCs/>
+        </w:rPr>
+      </w:pPr>
+      <w:r>
+        <w:rPr>
+          <w:b/>
+          <w:bCs/>
+        </w:rPr>
+        <w:t>Navigate to WB</w:t>
+      </w:r>
+      <w:r>
+        <w:t xml:space="preserve">: Use arrow keys to go to </w:t>
+      </w:r>
+      <w:r>
+        <w:rPr>
+          <w:b/>
+          <w:bCs/>
+        </w:rPr>
+        <w:t>Setup &gt; Image &gt; White Balance</w:t>
+      </w:r>
+      <w:r>
+        <w:t>.</w:t>
+      </w:r>
+    </w:p>
+    <w:p>
+      <w:pPr>
+        <w:numPr>
+          <w:ilvl w:val="0"/>
+          <w:numId w:val="3"/>
+        </w:numPr>
+        <w:rPr>
+          <w:b/>
+          <w:bCs/>
+        </w:rPr>
+      </w:pPr>
+      <w:r>
+        <w:rPr>
+          <w:b/>
+          <w:bCs/>
+        </w:rPr>
+        <w:t>Set for Tungsten</w:t>
+      </w:r>
+      <w:r>
+        <w:t>:</w:t>
+      </w:r>
+    </w:p>
+    <w:p>
+      <w:pPr>
+        <w:numPr>
+          <w:ilvl w:val="1"/>
+          <w:numId w:val="3"/>
+        </w:numPr>
+        <w:rPr>
+          <w:b/>
+          <w:bCs/>
+        </w:rPr>
+      </w:pPr>
+      <w:r>
+        <w:rPr>
+          <w:b/>
+          <w:bCs/>
+        </w:rPr>
+        <w:t>Select Indoor preset (counters ~2800-3200K tungsten warmth).</w:t>
+      </w:r>
+    </w:p>
+    <w:p>
+      <w:pPr>
+        <w:numPr>
+          <w:ilvl w:val="1"/>
+          <w:numId w:val="3"/>
+        </w:numPr>
+        <w:rPr>
+          <w:b/>
+          <w:bCs/>
+        </w:rPr>
+      </w:pPr>
+      <w:r>
+        <w:rPr>
+          <w:b/>
+          <w:bCs/>
+        </w:rPr>
+        <w:t>For one-touch: Choose AWB (Auto White Balance) and hold a white reference in frame for 5-10 seconds.</w:t>
+      </w:r>
+    </w:p>
+    <w:p>
+      <w:pPr>
+        <w:numPr>
+          <w:ilvl w:val="1"/>
+          <w:numId w:val="3"/>
+        </w:numPr>
+        <w:rPr>
+          <w:b/>
+          <w:bCs/>
+        </w:rPr>
+      </w:pPr>
+      <w:r>
+        <w:rPr>
+          <w:b/>
+          <w:bCs/>
+        </w:rPr>
+        <w:t>Manual: Adjust R/B sliders as above (R down, B up).</w:t>
+      </w:r>
+    </w:p>
+    <w:p>
+      <w:pPr>
+        <w:numPr>
+          <w:ilvl w:val="0"/>
+          <w:numId w:val="3"/>
+        </w:numPr>
+        <w:rPr>
+          <w:b/>
+          <w:bCs/>
+        </w:rPr>
+      </w:pPr>
+      <w:r>
+        <w:rPr>
+          <w:b/>
+          <w:bCs/>
+        </w:rPr>
+        <w:t>Exit and Save</w:t>
+      </w:r>
+      <w:r>
+        <w:t xml:space="preserve">: Press </w:t>
+      </w:r>
+      <w:r>
+        <w:rPr>
+          <w:b/>
+          <w:bCs/>
+        </w:rPr>
+        <w:t>Menu</w:t>
+      </w:r>
+      <w:r>
+        <w:t xml:space="preserve"> to save/exit. The OSD overlays on HDMI/SDI/USB outputs for preview.</w:t>
+      </w:r>
+    </w:p>
+    <w:p>
+      <w:r>
+        <w:rPr>
+          <w:b/>
+          <w:bCs/>
+        </w:rPr>
+        <w:t xml:space="preserve">Method 3: Using a PTZ Joystick Controller (e.g., </w:t>
+      </w:r>
+      <w:proofErr w:type="spellStart"/>
+      <w:r>
+        <w:rPr>
+          <w:b/>
+          <w:bCs/>
+        </w:rPr>
+        <w:t>Avkans</w:t>
+      </w:r>
+      <w:proofErr w:type="spellEnd"/>
+      <w:r>
+        <w:rPr>
+          <w:b/>
+          <w:bCs/>
+        </w:rPr>
+        <w:t xml:space="preserve"> AV-JOY-PRO)</w:t>
+      </w:r>
+    </w:p>
+    <w:p>
+      <w:pPr>
+        <w:numPr>
+          <w:ilvl w:val="0"/>
+          <w:numId w:val="4"/>
+        </w:numPr>
+        <w:rPr>
+          <w:b/>
+          <w:bCs/>
+        </w:rPr>
+      </w:pPr>
+      <w:r>
+        <w:rPr>
+          <w:b/>
+          <w:bCs/>
+        </w:rPr>
+        <w:t>Connect and Pair</w:t>
+      </w:r>
+      <w:r>
+        <w:t>: Ensure the controller is on the same network (PoE supported). Add the LV20N via IP in the controller’s menu.</w:t>
+      </w:r>
+    </w:p>
+    <w:p>
+      <w:pPr>
+        <w:numPr>
+          <w:ilvl w:val="0"/>
+          <w:numId w:val="4"/>
+        </w:numPr>
+        <w:rPr>
+          <w:b/>
+          <w:bCs/>
+        </w:rPr>
+      </w:pPr>
+      <w:r>
+        <w:rPr>
+          <w:b/>
+          <w:bCs/>
+        </w:rPr>
+        <w:t>Access WB Controls</w:t>
+      </w:r>
+      <w:r>
+        <w:t xml:space="preserve">: Press the </w:t>
+      </w:r>
+      <w:r>
+        <w:rPr>
+          <w:b/>
+          <w:bCs/>
+        </w:rPr>
+        <w:t>WB</w:t>
+      </w:r>
+      <w:r>
+        <w:t xml:space="preserve"> or </w:t>
+      </w:r>
+      <w:r>
+        <w:rPr>
+          <w:b/>
+          <w:bCs/>
+        </w:rPr>
+        <w:t>Menu</w:t>
+      </w:r>
+      <w:r>
+        <w:t xml:space="preserve"> button on the joystick.</w:t>
+      </w:r>
+    </w:p>
+    <w:p>
+      <w:pPr>
+        <w:numPr>
+          <w:ilvl w:val="0"/>
+          <w:numId w:val="4"/>
+        </w:numPr>
+        <w:rPr>
+          <w:b/>
+          <w:bCs/>
+        </w:rPr>
+      </w:pPr>
+      <w:r>
+        <w:rPr>
+          <w:b/>
+          <w:bCs/>
+        </w:rPr>
+        <w:t>Configure</w:t>
+      </w:r>
+      <w:r>
+        <w:t>:</w:t>
+      </w:r>
+    </w:p>
+    <w:p>
+      <w:pPr>
+        <w:numPr>
+          <w:ilvl w:val="1"/>
+          <w:numId w:val="4"/>
+        </w:numPr>
+        <w:rPr>
+          <w:b/>
+          <w:bCs/>
+        </w:rPr>
+      </w:pPr>
+      <w:r>
+        <w:rPr>
+          <w:b/>
+          <w:bCs/>
+        </w:rPr>
+        <w:t>Select preset: Indoor/Tungsten (cools to neutral).</w:t>
+      </w:r>
+    </w:p>
+    <w:p>
+      <w:pPr>
+        <w:numPr>
+          <w:ilvl w:val="1"/>
+          <w:numId w:val="4"/>
+        </w:numPr>
+        <w:rPr>
+          <w:b/>
+          <w:bCs/>
+        </w:rPr>
+      </w:pPr>
+      <w:r>
+        <w:rPr>
+          <w:b/>
+          <w:bCs/>
+        </w:rPr>
+        <w:t>Or manual: Use knobs/sliders for R Gain (~60%), B Gain (~140%), or direct Kelvin (3200K).</w:t>
+      </w:r>
+    </w:p>
+    <w:p>
+      <w:pPr>
+        <w:numPr>
+          <w:ilvl w:val="0"/>
+          <w:numId w:val="4"/>
+        </w:numPr>
+        <w:rPr>
+          <w:b/>
+          <w:bCs/>
+        </w:rPr>
+      </w:pPr>
+      <w:r>
+        <w:rPr>
+          <w:b/>
+          <w:bCs/>
+        </w:rPr>
+        <w:lastRenderedPageBreak/>
+        <w:t>Apply</w:t>
+      </w:r>
+      <w:r>
+        <w:t>: The controller sends VISCA commands instantly. Save as a preset (e.g., Preset 1) for quick recall.</w:t>
+      </w:r>
+    </w:p>
+    <w:p>
+      <w:r>
+        <w:rPr>
+          <w:b/>
+          <w:bCs/>
+        </w:rPr>
+        <w:t>VISCA Commands (For Advanced Users/Software Integration)</w:t>
+      </w:r>
+    </w:p>
+    <w:p>
+      <w:r>
+        <w:t>If integrating with custom software (e.g., via OBS plugins or API):</w:t>
+      </w:r>
+    </w:p>
+    <w:p>
+      <w:pPr>
+        <w:numPr>
+          <w:ilvl w:val="0"/>
+          <w:numId w:val="5"/>
+        </w:numPr>
+      </w:pPr>
+      <w:r>
+        <w:t>Set Indoor Preset: 88 01 04 35 00 0A (hex; adjust for RS-232/UDP).</w:t>
+      </w:r>
+    </w:p>
+    <w:p>
+      <w:pPr>
+        <w:numPr>
+          <w:ilvl w:val="0"/>
+          <w:numId w:val="5"/>
+        </w:numPr>
+      </w:pPr>
+      <w:r>
+        <w:t>One Push Trigger: 88 01 04 35 00 05.</w:t>
+      </w:r>
+    </w:p>
+    <w:p>
+      <w:pPr>
+        <w:numPr>
+          <w:ilvl w:val="0"/>
+          <w:numId w:val="5"/>
+        </w:numPr>
+      </w:pPr>
+      <w:r>
+        <w:t>Manual R Gain: 88 01 04 35 01 00 RR 0F FF (RR = hex value, e.g., 3C for ~60%).</w:t>
+      </w:r>
+    </w:p>
+    <w:p>
+      <w:pPr>
+        <w:numPr>
+          <w:ilvl w:val="0"/>
+          <w:numId w:val="5"/>
+        </w:numPr>
+      </w:pPr>
+      <w:r>
+        <w:t xml:space="preserve">Full list in </w:t>
+      </w:r>
+      <w:hyperlink r:id="rId8" w:history="1">
+        <w:r>
+          <w:rPr>
+            <w:rStyle w:val="Hyperlink"/>
+          </w:rPr>
+          <w:t>LV20N VISCA Sheet</w:t>
+        </w:r>
+      </w:hyperlink>
+      <w:r>
+        <w:t>.</w:t>
+      </w:r>
+    </w:p>
+    <w:p>
+      <w:r>
+        <w:rPr>
+          <w:b/>
+          <w:bCs/>
+        </w:rPr>
+        <w:t>Testing and Troubleshooting</w:t>
+      </w:r>
+    </w:p>
+    <w:p>
+      <w:pPr>
+        <w:numPr>
+          <w:ilvl w:val="0"/>
+          <w:numId w:val="6"/>
+        </w:numPr>
+      </w:pPr>
+      <w:r>
+        <w:rPr>
+          <w:b/>
+          <w:bCs/>
+        </w:rPr>
+        <w:t>Preview</w:t>
+      </w:r>
+      <w:r>
+        <w:t>: Use the web interface’s live view or connect via HDMI/USB to a monitor. Shoot a gray card under your tungsten lights—whites should appear neutral, not orange.</w:t>
+      </w:r>
+    </w:p>
+    <w:p>
+      <w:pPr>
+        <w:numPr>
+          <w:ilvl w:val="0"/>
+          <w:numId w:val="6"/>
+        </w:numPr>
+      </w:pPr>
+      <w:r>
+        <w:rPr>
+          <w:b/>
+          <w:bCs/>
+        </w:rPr>
+        <w:t>Common Issues</w:t>
+      </w:r>
+      <w:r>
+        <w:t>:</w:t>
+      </w:r>
+    </w:p>
+    <w:p>
+      <w:pPr>
+        <w:numPr>
+          <w:ilvl w:val="1"/>
+          <w:numId w:val="6"/>
+        </w:numPr>
+      </w:pPr>
+      <w:r>
+        <w:t>Orange cast persists? Lower R Gain further or confirm no mixed lighting (e.g., daylight windows).</w:t>
+      </w:r>
+    </w:p>
+    <w:p>
+      <w:pPr>
+        <w:numPr>
+          <w:ilvl w:val="1"/>
+          <w:numId w:val="6"/>
+        </w:numPr>
+      </w:pPr>
+      <w:r>
+        <w:t>Flicker? Set shutter to 1/60 (for 60Hz tungsten).</w:t>
+      </w:r>
+    </w:p>
+    <w:p>
+      <w:pPr>
+        <w:numPr>
+          <w:ilvl w:val="1"/>
+          <w:numId w:val="6"/>
+        </w:numPr>
+      </w:pPr>
+      <w:r>
+        <w:t>Auto WB hunting? Lock to manual for static indoor setups.</w:t>
+      </w:r>
+    </w:p>
+    <w:p>
+      <w:pPr>
+        <w:numPr>
+          <w:ilvl w:val="0"/>
+          <w:numId w:val="6"/>
+        </w:numPr>
+      </w:pPr>
+      <w:r>
+        <w:rPr>
+          <w:b/>
+          <w:bCs/>
+        </w:rPr>
+        <w:t>Firmware Update</w:t>
+      </w:r>
+      <w:r>
+        <w:t xml:space="preserve">: Check </w:t>
+      </w:r>
+      <w:hyperlink r:id="rId9" w:history="1">
+        <w:proofErr w:type="spellStart"/>
+        <w:r>
+          <w:rPr>
+            <w:rStyle w:val="Hyperlink"/>
+          </w:rPr>
+          <w:t>Avkans</w:t>
+        </w:r>
+        <w:proofErr w:type="spellEnd"/>
+        <w:r>
+          <w:rPr>
+            <w:rStyle w:val="Hyperlink"/>
+          </w:rPr>
+          <w:t xml:space="preserve"> Downloads</w:t>
+        </w:r>
+      </w:hyperlink>
+      <w:r>
+        <w:t xml:space="preserve"> for latest WB improvements.</w:t>
+      </w:r>
+    </w:p>
+    <w:p>
+      <w:pPr>
+        <w:numPr>
+          <w:ilvl w:val="0"/>
+          <w:numId w:val="6"/>
+        </w:numPr>
+      </w:pPr>
+      <w:r>
+        <w:t>For support: Email support@avkans.com—they offer free remote sessions and training.</w:t>
+      </w:r>
+    </w:p>
+    <w:p>
+      <w:r>
+        <w:t xml:space="preserve">This setup should give you accurate colors under tungsten lights. If your environment has mixed sources, consider gels on lamps or post-correction in software like DaVinci Resolve. For more, refer to the manual or </w:t>
+      </w:r>
+      <w:proofErr w:type="spellStart"/>
+      <w:r>
+        <w:t>Avkans</w:t>
+      </w:r>
+      <w:proofErr w:type="spellEnd"/>
+      <w:r>
+        <w:t xml:space="preserve"> Knowledge Base.</w:t>
+      </w:r>
+    </w:p>
+    <w:p>
+      <w:r>
+        <w:br w:type="page"/>
+      </w:r>
+    </w:p>
+    <w:p>
+      <w:r>
         <w:lastRenderedPageBreak/>
         <w:drawing>
-          <wp:anchor distT="0" distB="0" distL="114300" distR="114300" simplePos="0" relativeHeight="251659264" behindDoc="0" locked="0" layoutInCell="1" allowOverlap="1" wp14:anchorId="6E7B0C51" wp14:editId="2312E021">
-            <wp:simplePos x="0" y="0"/>
-            <wp:positionH relativeFrom="column">
-              <wp:posOffset>-914400</wp:posOffset>
-            </wp:positionH>
-            <wp:positionV relativeFrom="paragraph">
-              <wp:posOffset>0</wp:posOffset>
-            </wp:positionV>
-            <wp:extent cx="12874625" cy="20117435"/>
-            <wp:effectExtent l="0" t="0" r="3175" b="2540"/>
-            <wp:wrapTopAndBottom/>
-            <wp:docPr id="1780604093" name="Picture 1"/>
+          <wp:inline distT="0" distB="0" distL="0" distR="0" wp14:anchorId="5C85BAFB" wp14:editId="5253F3AE">
+            <wp:extent cx="5943600" cy="4371975"/>
+            <wp:effectExtent l="0" t="0" r="0" b="9525"/>
+            <wp:docPr id="1901387526" name="Picture 1"/>
             <wp:cNvGraphicFramePr>
               <a:graphicFrameLocks xmlns:a="http://schemas.openxmlformats.org/drawingml/2006/main" noChangeAspect="1"/>
             </wp:cNvGraphicFramePr>
@@ -31,11 +1029,11 @@
               <a:graphicData uri="http://schemas.openxmlformats.org/drawingml/2006/picture">
                 <pic:pic xmlns:pic="http://schemas.openxmlformats.org/drawingml/2006/picture">
                   <pic:nvPicPr>
-                    <pic:cNvPr id="1780604093" name=""/>
+                    <pic:cNvPr id="1901387526" name=""/>
                     <pic:cNvPicPr/>
                   </pic:nvPicPr>
                   <pic:blipFill>
-                    <a:blip r:embed="rId4"/>
+                    <a:blip r:embed="rId10"/>
                     <a:stretch>
                       <a:fillRect/>
                     </a:stretch>
@@ -43,7 +1041,7 @@
                   <pic:spPr>
                     <a:xfrm>
                       <a:off x="0" y="0"/>
-                      <a:ext cx="12874625" cy="20117435"/>
+                      <a:ext cx="5943600" cy="4371975"/>
                     </a:xfrm>
                     <a:prstGeom prst="rect">
                       <a:avLst/>
@@ -52,63 +1050,2766 @@
                 </pic:pic>
               </a:graphicData>
             </a:graphic>
-          </wp:anchor>
+          </wp:inline>
         </w:drawing>
+      </w:r>
+    </w:p>
+    <w:p/>
+    <w:p>
+      <w:r>
+        <w:br w:type="page"/>
+      </w:r>
+    </w:p>
+    <w:p>
+      <w:r>
+        <w:lastRenderedPageBreak/>
+        <w:t xml:space="preserve">Below is a </w:t>
+      </w:r>
+      <w:r>
+        <w:rPr>
+          <w:b/>
+          <w:bCs/>
+        </w:rPr>
+        <w:t>step-by-step troubleshooting guide</w:t>
+      </w:r>
+      <w:r>
+        <w:t xml:space="preserve"> for </w:t>
+      </w:r>
+      <w:r>
+        <w:rPr>
+          <w:b/>
+          <w:bCs/>
+        </w:rPr>
+        <w:t>mixed lighting</w:t>
+      </w:r>
+      <w:r>
+        <w:t xml:space="preserve"> (e.g., tungsten 3200K + daylight 5600K windows + LED 4000–6500K) on the </w:t>
+      </w:r>
+      <w:proofErr w:type="spellStart"/>
+      <w:r>
+        <w:rPr>
+          <w:b/>
+          <w:bCs/>
+        </w:rPr>
+        <w:t>Avkans</w:t>
+      </w:r>
+      <w:proofErr w:type="spellEnd"/>
+      <w:r>
+        <w:rPr>
+          <w:b/>
+          <w:bCs/>
+        </w:rPr>
+        <w:t xml:space="preserve"> LV20N</w:t>
+      </w:r>
+      <w:r>
+        <w:t>.</w:t>
+      </w:r>
+    </w:p>
+    <w:p>
+      <w:r>
+        <w:t xml:space="preserve">The goal: </w:t>
+      </w:r>
+      <w:r>
+        <w:rPr>
+          <w:b/>
+          <w:bCs/>
+        </w:rPr>
+        <w:t>consistent, neutral color across the whole scene</w:t>
+      </w:r>
+      <w:r>
+        <w:t xml:space="preserve"> without orange faces in one corner and blue faces in another.</w:t>
+      </w:r>
+    </w:p>
+    <w:p>
+      <w:r>
+        <w:t> </w:t>
+      </w:r>
+    </w:p>
+    <w:p>
+      <w:r>
+        <w:rPr>
+          <w:b/>
+          <w:bCs/>
+        </w:rPr>
+        <w:t>1. Diagnose the Problem (30-Second Test)</w:t>
+      </w:r>
+    </w:p>
+    <w:tbl>
+      <w:tblPr>
+        <w:tblW w:w="0" w:type="auto"/>
+        <w:tblInd w:w="480" w:type="dxa"/>
+        <w:tblBorders>
+          <w:top w:val="single" w:sz="2" w:space="0" w:color="A3A3A3"/>
+          <w:left w:val="single" w:sz="2" w:space="0" w:color="A3A3A3"/>
+          <w:bottom w:val="single" w:sz="2" w:space="0" w:color="A3A3A3"/>
+          <w:right w:val="single" w:sz="2" w:space="0" w:color="A3A3A3"/>
+        </w:tblBorders>
+        <w:tblCellMar>
+          <w:left w:w="0" w:type="dxa"/>
+          <w:right w:w="0" w:type="dxa"/>
+        </w:tblCellMar>
+        <w:tblLook w:val="04A0" w:firstRow="1" w:lastRow="0" w:firstColumn="1" w:lastColumn="0" w:noHBand="0" w:noVBand="1"/>
+        <w:tblCaption w:val=""/>
+        <w:tblDescription w:val=""/>
+      </w:tblPr>
+      <w:tblGrid>
+        <w:gridCol w:w="2099"/>
+        <w:gridCol w:w="2877"/>
+        <w:gridCol w:w="3904"/>
+      </w:tblGrid>
+      <w:tr>
+        <w:tc>
+          <w:tcPr>
+            <w:tcW w:w="1889" w:type="dxa"/>
+            <w:tcBorders>
+              <w:top w:val="nil"/>
+              <w:left w:val="nil"/>
+              <w:bottom w:val="nil"/>
+              <w:right w:val="nil"/>
+            </w:tcBorders>
+            <w:tcMar>
+              <w:top w:w="80" w:type="dxa"/>
+              <w:left w:w="80" w:type="dxa"/>
+              <w:bottom w:w="80" w:type="dxa"/>
+              <w:right w:w="80" w:type="dxa"/>
+            </w:tcMar>
+            <w:hideMark/>
+          </w:tcPr>
+          <w:p>
+            <w:r>
+              <w:rPr>
+                <w:b/>
+                <w:bCs/>
+              </w:rPr>
+              <w:t>Test</w:t>
+            </w:r>
+          </w:p>
+        </w:tc>
+        <w:tc>
+          <w:tcPr>
+            <w:tcW w:w="3030" w:type="dxa"/>
+            <w:tcBorders>
+              <w:top w:val="nil"/>
+              <w:left w:val="nil"/>
+              <w:bottom w:val="nil"/>
+              <w:right w:val="nil"/>
+            </w:tcBorders>
+            <w:tcMar>
+              <w:top w:w="80" w:type="dxa"/>
+              <w:left w:w="80" w:type="dxa"/>
+              <w:bottom w:w="80" w:type="dxa"/>
+              <w:right w:w="80" w:type="dxa"/>
+            </w:tcMar>
+            <w:hideMark/>
+          </w:tcPr>
+          <w:p>
+            <w:r>
+              <w:rPr>
+                <w:b/>
+                <w:bCs/>
+              </w:rPr>
+              <w:t>How</w:t>
+            </w:r>
+          </w:p>
+        </w:tc>
+        <w:tc>
+          <w:tcPr>
+            <w:tcW w:w="3979" w:type="dxa"/>
+            <w:tcBorders>
+              <w:top w:val="nil"/>
+              <w:left w:val="nil"/>
+              <w:bottom w:val="nil"/>
+              <w:right w:val="nil"/>
+            </w:tcBorders>
+            <w:tcMar>
+              <w:top w:w="80" w:type="dxa"/>
+              <w:left w:w="80" w:type="dxa"/>
+              <w:bottom w:w="80" w:type="dxa"/>
+              <w:right w:w="80" w:type="dxa"/>
+            </w:tcMar>
+            <w:hideMark/>
+          </w:tcPr>
+          <w:p>
+            <w:r>
+              <w:rPr>
+                <w:b/>
+                <w:bCs/>
+              </w:rPr>
+              <w:t>What to Look For</w:t>
+            </w:r>
+          </w:p>
+        </w:tc>
+      </w:tr>
+      <w:tr>
+        <w:tc>
+          <w:tcPr>
+            <w:tcW w:w="1889" w:type="dxa"/>
+            <w:tcBorders>
+              <w:top w:val="nil"/>
+              <w:left w:val="nil"/>
+              <w:bottom w:val="nil"/>
+              <w:right w:val="nil"/>
+            </w:tcBorders>
+            <w:tcMar>
+              <w:top w:w="80" w:type="dxa"/>
+              <w:left w:w="80" w:type="dxa"/>
+              <w:bottom w:w="80" w:type="dxa"/>
+              <w:right w:w="80" w:type="dxa"/>
+            </w:tcMar>
+            <w:hideMark/>
+          </w:tcPr>
+          <w:p>
+            <w:r>
+              <w:rPr>
+                <w:b/>
+                <w:bCs/>
+              </w:rPr>
+              <w:t>Gray-card test</w:t>
+            </w:r>
+          </w:p>
+        </w:tc>
+        <w:tc>
+          <w:tcPr>
+            <w:tcW w:w="3030" w:type="dxa"/>
+            <w:tcBorders>
+              <w:top w:val="nil"/>
+              <w:left w:val="nil"/>
+              <w:bottom w:val="nil"/>
+              <w:right w:val="nil"/>
+            </w:tcBorders>
+            <w:tcMar>
+              <w:top w:w="80" w:type="dxa"/>
+              <w:left w:w="80" w:type="dxa"/>
+              <w:bottom w:w="80" w:type="dxa"/>
+              <w:right w:w="80" w:type="dxa"/>
+            </w:tcMar>
+            <w:hideMark/>
+          </w:tcPr>
+          <w:p>
+            <w:r>
+              <w:t xml:space="preserve">Hold a </w:t>
+            </w:r>
+            <w:r>
+              <w:rPr>
+                <w:b/>
+                <w:bCs/>
+              </w:rPr>
+              <w:t>neutral 18% gray card</w:t>
+            </w:r>
+            <w:r>
+              <w:t xml:space="preserve"> in the middle of the frame under the </w:t>
+            </w:r>
+            <w:r>
+              <w:rPr>
+                <w:b/>
+                <w:bCs/>
+              </w:rPr>
+              <w:t>main subject light</w:t>
+            </w:r>
+            <w:r>
+              <w:t>.</w:t>
+            </w:r>
+          </w:p>
+        </w:tc>
+        <w:tc>
+          <w:tcPr>
+            <w:tcW w:w="4169" w:type="dxa"/>
+            <w:tcBorders>
+              <w:top w:val="nil"/>
+              <w:left w:val="nil"/>
+              <w:bottom w:val="nil"/>
+              <w:right w:val="nil"/>
+            </w:tcBorders>
+            <w:tcMar>
+              <w:top w:w="80" w:type="dxa"/>
+              <w:left w:w="80" w:type="dxa"/>
+              <w:bottom w:w="80" w:type="dxa"/>
+              <w:right w:w="80" w:type="dxa"/>
+            </w:tcMar>
+            <w:hideMark/>
+          </w:tcPr>
+          <w:p>
+            <w:r>
+              <w:t xml:space="preserve">Card should be </w:t>
+            </w:r>
+            <w:r>
+              <w:rPr>
+                <w:b/>
+                <w:bCs/>
+              </w:rPr>
+              <w:t>#808080</w:t>
+            </w:r>
+            <w:r>
+              <w:t xml:space="preserve"> (middle gray). If it’s orange → too much tungsten; if blue → too much daylight.</w:t>
+            </w:r>
+          </w:p>
+        </w:tc>
+      </w:tr>
+      <w:tr>
+        <w:tc>
+          <w:tcPr>
+            <w:tcW w:w="1917" w:type="dxa"/>
+            <w:tcBorders>
+              <w:top w:val="nil"/>
+              <w:left w:val="nil"/>
+              <w:bottom w:val="nil"/>
+              <w:right w:val="nil"/>
+            </w:tcBorders>
+            <w:tcMar>
+              <w:top w:w="80" w:type="dxa"/>
+              <w:left w:w="80" w:type="dxa"/>
+              <w:bottom w:w="80" w:type="dxa"/>
+              <w:right w:w="80" w:type="dxa"/>
+            </w:tcMar>
+            <w:hideMark/>
+          </w:tcPr>
+          <w:p>
+            <w:r>
+              <w:rPr>
+                <w:b/>
+                <w:bCs/>
+              </w:rPr>
+              <w:t>Vector-scope check</w:t>
+            </w:r>
+            <w:r>
+              <w:t xml:space="preserve"> (in OBS/</w:t>
+            </w:r>
+            <w:proofErr w:type="spellStart"/>
+            <w:r>
+              <w:t>vMix</w:t>
+            </w:r>
+            <w:proofErr w:type="spellEnd"/>
+            <w:r>
+              <w:t>/DaVinci)</w:t>
+            </w:r>
+          </w:p>
+        </w:tc>
+        <w:tc>
+          <w:tcPr>
+            <w:tcW w:w="3030" w:type="dxa"/>
+            <w:tcBorders>
+              <w:top w:val="nil"/>
+              <w:left w:val="nil"/>
+              <w:bottom w:val="nil"/>
+              <w:right w:val="nil"/>
+            </w:tcBorders>
+            <w:tcMar>
+              <w:top w:w="80" w:type="dxa"/>
+              <w:left w:w="80" w:type="dxa"/>
+              <w:bottom w:w="80" w:type="dxa"/>
+              <w:right w:w="80" w:type="dxa"/>
+            </w:tcMar>
+            <w:hideMark/>
+          </w:tcPr>
+          <w:p>
+            <w:r>
+              <w:t xml:space="preserve">Enable </w:t>
+            </w:r>
+            <w:proofErr w:type="spellStart"/>
+            <w:r>
+              <w:t>vectorscope</w:t>
+            </w:r>
+            <w:proofErr w:type="spellEnd"/>
+            <w:r>
+              <w:t xml:space="preserve"> on the LV20N feed.</w:t>
+            </w:r>
+          </w:p>
+        </w:tc>
+        <w:tc>
+          <w:tcPr>
+            <w:tcW w:w="4020" w:type="dxa"/>
+            <w:tcBorders>
+              <w:top w:val="nil"/>
+              <w:left w:val="nil"/>
+              <w:bottom w:val="nil"/>
+              <w:right w:val="nil"/>
+            </w:tcBorders>
+            <w:tcMar>
+              <w:top w:w="80" w:type="dxa"/>
+              <w:left w:w="80" w:type="dxa"/>
+              <w:bottom w:w="80" w:type="dxa"/>
+              <w:right w:w="80" w:type="dxa"/>
+            </w:tcMar>
+            <w:hideMark/>
+          </w:tcPr>
+          <w:p>
+            <w:r>
+              <w:t xml:space="preserve">Color blob should sit </w:t>
+            </w:r>
+            <w:r>
+              <w:rPr>
+                <w:b/>
+                <w:bCs/>
+              </w:rPr>
+              <w:t>near the center</w:t>
+            </w:r>
+            <w:r>
+              <w:t xml:space="preserve">. If it stretches toward </w:t>
+            </w:r>
+            <w:r>
+              <w:rPr>
+                <w:b/>
+                <w:bCs/>
+              </w:rPr>
+              <w:t>orange/red</w:t>
+            </w:r>
+            <w:r>
+              <w:t xml:space="preserve">, tungsten dominates; toward </w:t>
+            </w:r>
+            <w:r>
+              <w:rPr>
+                <w:b/>
+                <w:bCs/>
+              </w:rPr>
+              <w:t>cyan/blue</w:t>
+            </w:r>
+            <w:r>
+              <w:t>, daylight dominates.</w:t>
+            </w:r>
+          </w:p>
+        </w:tc>
+      </w:tr>
+    </w:tbl>
+    <w:p>
+      <w:r>
+        <w:t> </w:t>
+      </w:r>
+    </w:p>
+    <w:p>
+      <w:r>
+        <w:rPr>
+          <w:b/>
+          <w:bCs/>
+        </w:rPr>
+        <w:t>2. Eliminate Mixed Light at the Source (Best Fix)</w:t>
+      </w:r>
+    </w:p>
+    <w:tbl>
+      <w:tblPr>
+        <w:tblW w:w="0" w:type="auto"/>
+        <w:tblInd w:w="480" w:type="dxa"/>
+        <w:tblBorders>
+          <w:top w:val="single" w:sz="2" w:space="0" w:color="A3A3A3"/>
+          <w:left w:val="single" w:sz="2" w:space="0" w:color="A3A3A3"/>
+          <w:bottom w:val="single" w:sz="2" w:space="0" w:color="A3A3A3"/>
+          <w:right w:val="single" w:sz="2" w:space="0" w:color="A3A3A3"/>
+        </w:tblBorders>
+        <w:tblCellMar>
+          <w:left w:w="0" w:type="dxa"/>
+          <w:right w:w="0" w:type="dxa"/>
+        </w:tblCellMar>
+        <w:tblLook w:val="04A0" w:firstRow="1" w:lastRow="0" w:firstColumn="1" w:lastColumn="0" w:noHBand="0" w:noVBand="1"/>
+        <w:tblCaption w:val=""/>
+        <w:tblDescription w:val=""/>
+      </w:tblPr>
+      <w:tblGrid>
+        <w:gridCol w:w="1466"/>
+        <w:gridCol w:w="3530"/>
+        <w:gridCol w:w="3884"/>
+      </w:tblGrid>
+      <w:tr>
+        <w:tc>
+          <w:tcPr>
+            <w:tcW w:w="1476" w:type="dxa"/>
+            <w:tcBorders>
+              <w:top w:val="nil"/>
+              <w:left w:val="nil"/>
+              <w:bottom w:val="nil"/>
+              <w:right w:val="nil"/>
+            </w:tcBorders>
+            <w:tcMar>
+              <w:top w:w="80" w:type="dxa"/>
+              <w:left w:w="80" w:type="dxa"/>
+              <w:bottom w:w="80" w:type="dxa"/>
+              <w:right w:w="80" w:type="dxa"/>
+            </w:tcMar>
+            <w:hideMark/>
+          </w:tcPr>
+          <w:p>
+            <w:r>
+              <w:rPr>
+                <w:b/>
+                <w:bCs/>
+              </w:rPr>
+              <w:t>Source</w:t>
+            </w:r>
+          </w:p>
+        </w:tc>
+        <w:tc>
+          <w:tcPr>
+            <w:tcW w:w="3604" w:type="dxa"/>
+            <w:tcBorders>
+              <w:top w:val="nil"/>
+              <w:left w:val="nil"/>
+              <w:bottom w:val="nil"/>
+              <w:right w:val="nil"/>
+            </w:tcBorders>
+            <w:tcMar>
+              <w:top w:w="80" w:type="dxa"/>
+              <w:left w:w="80" w:type="dxa"/>
+              <w:bottom w:w="80" w:type="dxa"/>
+              <w:right w:w="80" w:type="dxa"/>
+            </w:tcMar>
+            <w:hideMark/>
+          </w:tcPr>
+          <w:p>
+            <w:r>
+              <w:rPr>
+                <w:b/>
+                <w:bCs/>
+              </w:rPr>
+              <w:t>Fix</w:t>
+            </w:r>
+          </w:p>
+        </w:tc>
+        <w:tc>
+          <w:tcPr>
+            <w:tcW w:w="3819" w:type="dxa"/>
+            <w:tcBorders>
+              <w:top w:val="nil"/>
+              <w:left w:val="nil"/>
+              <w:bottom w:val="nil"/>
+              <w:right w:val="nil"/>
+            </w:tcBorders>
+            <w:tcMar>
+              <w:top w:w="80" w:type="dxa"/>
+              <w:left w:w="80" w:type="dxa"/>
+              <w:bottom w:w="80" w:type="dxa"/>
+              <w:right w:w="80" w:type="dxa"/>
+            </w:tcMar>
+            <w:hideMark/>
+          </w:tcPr>
+          <w:p>
+            <w:r>
+              <w:rPr>
+                <w:b/>
+                <w:bCs/>
+              </w:rPr>
+              <w:t>Notes</w:t>
+            </w:r>
+          </w:p>
+        </w:tc>
+      </w:tr>
+      <w:tr>
+        <w:tc>
+          <w:tcPr>
+            <w:tcW w:w="1476" w:type="dxa"/>
+            <w:tcBorders>
+              <w:top w:val="nil"/>
+              <w:left w:val="nil"/>
+              <w:bottom w:val="nil"/>
+              <w:right w:val="nil"/>
+            </w:tcBorders>
+            <w:tcMar>
+              <w:top w:w="80" w:type="dxa"/>
+              <w:left w:w="80" w:type="dxa"/>
+              <w:bottom w:w="80" w:type="dxa"/>
+              <w:right w:w="80" w:type="dxa"/>
+            </w:tcMar>
+            <w:hideMark/>
+          </w:tcPr>
+          <w:p>
+            <w:r>
+              <w:rPr>
+                <w:b/>
+                <w:bCs/>
+              </w:rPr>
+              <w:t>Windows / skylight</w:t>
+            </w:r>
+          </w:p>
+        </w:tc>
+        <w:tc>
+          <w:tcPr>
+            <w:tcW w:w="3604" w:type="dxa"/>
+            <w:tcBorders>
+              <w:top w:val="nil"/>
+              <w:left w:val="nil"/>
+              <w:bottom w:val="nil"/>
+              <w:right w:val="nil"/>
+            </w:tcBorders>
+            <w:tcMar>
+              <w:top w:w="80" w:type="dxa"/>
+              <w:left w:w="80" w:type="dxa"/>
+              <w:bottom w:w="80" w:type="dxa"/>
+              <w:right w:w="80" w:type="dxa"/>
+            </w:tcMar>
+            <w:hideMark/>
+          </w:tcPr>
+          <w:p>
+            <w:r>
+              <w:t xml:space="preserve">Blackout curtains, ND gel, or </w:t>
+            </w:r>
+            <w:r>
+              <w:rPr>
+                <w:b/>
+                <w:bCs/>
+              </w:rPr>
+              <w:t>close blinds</w:t>
+            </w:r>
+            <w:r>
+              <w:t>.</w:t>
+            </w:r>
+          </w:p>
+        </w:tc>
+        <w:tc>
+          <w:tcPr>
+            <w:tcW w:w="3819" w:type="dxa"/>
+            <w:tcBorders>
+              <w:top w:val="nil"/>
+              <w:left w:val="nil"/>
+              <w:bottom w:val="nil"/>
+              <w:right w:val="nil"/>
+            </w:tcBorders>
+            <w:tcMar>
+              <w:top w:w="80" w:type="dxa"/>
+              <w:left w:w="80" w:type="dxa"/>
+              <w:bottom w:w="80" w:type="dxa"/>
+              <w:right w:w="80" w:type="dxa"/>
+            </w:tcMar>
+            <w:hideMark/>
+          </w:tcPr>
+          <w:p>
+            <w:r>
+              <w:t>Cheapest &amp; most effective.</w:t>
+            </w:r>
+          </w:p>
+        </w:tc>
+      </w:tr>
+      <w:tr>
+        <w:tc>
+          <w:tcPr>
+            <w:tcW w:w="1476" w:type="dxa"/>
+            <w:tcBorders>
+              <w:top w:val="nil"/>
+              <w:left w:val="nil"/>
+              <w:bottom w:val="nil"/>
+              <w:right w:val="nil"/>
+            </w:tcBorders>
+            <w:tcMar>
+              <w:top w:w="80" w:type="dxa"/>
+              <w:left w:w="80" w:type="dxa"/>
+              <w:bottom w:w="80" w:type="dxa"/>
+              <w:right w:w="80" w:type="dxa"/>
+            </w:tcMar>
+            <w:hideMark/>
+          </w:tcPr>
+          <w:p>
+            <w:r>
+              <w:rPr>
+                <w:b/>
+                <w:bCs/>
+              </w:rPr>
+              <w:t>Tungsten bulbs</w:t>
+            </w:r>
+          </w:p>
+        </w:tc>
+        <w:tc>
+          <w:tcPr>
+            <w:tcW w:w="3612" w:type="dxa"/>
+            <w:tcBorders>
+              <w:top w:val="nil"/>
+              <w:left w:val="nil"/>
+              <w:bottom w:val="nil"/>
+              <w:right w:val="nil"/>
+            </w:tcBorders>
+            <w:tcMar>
+              <w:top w:w="80" w:type="dxa"/>
+              <w:left w:w="80" w:type="dxa"/>
+              <w:bottom w:w="80" w:type="dxa"/>
+              <w:right w:w="80" w:type="dxa"/>
+            </w:tcMar>
+            <w:hideMark/>
+          </w:tcPr>
+          <w:p>
+            <w:r>
+              <w:t xml:space="preserve">Replace with </w:t>
+            </w:r>
+            <w:r>
+              <w:rPr>
+                <w:b/>
+                <w:bCs/>
+              </w:rPr>
+              <w:t>3200K LED bulbs</w:t>
+            </w:r>
+            <w:r>
+              <w:t xml:space="preserve"> (CRI ≥95) or </w:t>
+            </w:r>
+            <w:r>
+              <w:rPr>
+                <w:b/>
+                <w:bCs/>
+              </w:rPr>
+              <w:t>gel to 5600K</w:t>
+            </w:r>
+            <w:r>
+              <w:t xml:space="preserve"> with Full CTB.</w:t>
+            </w:r>
+          </w:p>
+        </w:tc>
+        <w:tc>
+          <w:tcPr>
+            <w:tcW w:w="3859" w:type="dxa"/>
+            <w:tcBorders>
+              <w:top w:val="nil"/>
+              <w:left w:val="nil"/>
+              <w:bottom w:val="nil"/>
+              <w:right w:val="nil"/>
+            </w:tcBorders>
+            <w:tcMar>
+              <w:top w:w="80" w:type="dxa"/>
+              <w:left w:w="80" w:type="dxa"/>
+              <w:bottom w:w="80" w:type="dxa"/>
+              <w:right w:w="80" w:type="dxa"/>
+            </w:tcMar>
+            <w:hideMark/>
+          </w:tcPr>
+          <w:p>
+            <w:r>
+              <w:t xml:space="preserve">Keeps everything at </w:t>
+            </w:r>
+            <w:r>
+              <w:rPr>
+                <w:b/>
+                <w:bCs/>
+              </w:rPr>
+              <w:t>one color temp</w:t>
+            </w:r>
+            <w:r>
+              <w:t>.</w:t>
+            </w:r>
+          </w:p>
+        </w:tc>
+      </w:tr>
+      <w:tr>
+        <w:tc>
+          <w:tcPr>
+            <w:tcW w:w="1476" w:type="dxa"/>
+            <w:tcBorders>
+              <w:top w:val="nil"/>
+              <w:left w:val="nil"/>
+              <w:bottom w:val="nil"/>
+              <w:right w:val="nil"/>
+            </w:tcBorders>
+            <w:tcMar>
+              <w:top w:w="80" w:type="dxa"/>
+              <w:left w:w="80" w:type="dxa"/>
+              <w:bottom w:w="80" w:type="dxa"/>
+              <w:right w:w="80" w:type="dxa"/>
+            </w:tcMar>
+            <w:hideMark/>
+          </w:tcPr>
+          <w:p>
+            <w:r>
+              <w:rPr>
+                <w:b/>
+                <w:bCs/>
+              </w:rPr>
+              <w:t>LED panels</w:t>
+            </w:r>
+          </w:p>
+        </w:tc>
+        <w:tc>
+          <w:tcPr>
+            <w:tcW w:w="3604" w:type="dxa"/>
+            <w:tcBorders>
+              <w:top w:val="nil"/>
+              <w:left w:val="nil"/>
+              <w:bottom w:val="nil"/>
+              <w:right w:val="nil"/>
+            </w:tcBorders>
+            <w:tcMar>
+              <w:top w:w="80" w:type="dxa"/>
+              <w:left w:w="80" w:type="dxa"/>
+              <w:bottom w:w="80" w:type="dxa"/>
+              <w:right w:w="80" w:type="dxa"/>
+            </w:tcMar>
+            <w:hideMark/>
+          </w:tcPr>
+          <w:p>
+            <w:r>
+              <w:t xml:space="preserve">Set </w:t>
+            </w:r>
+            <w:r>
+              <w:rPr>
+                <w:b/>
+                <w:bCs/>
+              </w:rPr>
+              <w:t>all LEDs to the same Kelvin</w:t>
+            </w:r>
+            <w:r>
+              <w:t xml:space="preserve"> (3200K or 5600K).</w:t>
+            </w:r>
+          </w:p>
+        </w:tc>
+        <w:tc>
+          <w:tcPr>
+            <w:tcW w:w="3972" w:type="dxa"/>
+            <w:tcBorders>
+              <w:top w:val="nil"/>
+              <w:left w:val="nil"/>
+              <w:bottom w:val="nil"/>
+              <w:right w:val="nil"/>
+            </w:tcBorders>
+            <w:tcMar>
+              <w:top w:w="80" w:type="dxa"/>
+              <w:left w:w="80" w:type="dxa"/>
+              <w:bottom w:w="80" w:type="dxa"/>
+              <w:right w:w="80" w:type="dxa"/>
+            </w:tcMar>
+            <w:hideMark/>
+          </w:tcPr>
+          <w:p>
+            <w:r>
+              <w:t xml:space="preserve">Use the </w:t>
+            </w:r>
+            <w:proofErr w:type="spellStart"/>
+            <w:r>
+              <w:rPr>
+                <w:b/>
+                <w:bCs/>
+              </w:rPr>
+              <w:t>Avkans</w:t>
+            </w:r>
+            <w:proofErr w:type="spellEnd"/>
+            <w:r>
+              <w:rPr>
+                <w:b/>
+                <w:bCs/>
+              </w:rPr>
+              <w:t xml:space="preserve"> LV20N web UI → Lighting → Kelvin</w:t>
+            </w:r>
+            <w:r>
+              <w:t xml:space="preserve"> if you have </w:t>
+            </w:r>
+            <w:proofErr w:type="spellStart"/>
+            <w:r>
+              <w:t>Avkans</w:t>
+            </w:r>
+            <w:proofErr w:type="spellEnd"/>
+            <w:r>
+              <w:t xml:space="preserve"> LED lights.</w:t>
+            </w:r>
+          </w:p>
+        </w:tc>
+      </w:tr>
+    </w:tbl>
+    <w:p>
+      <w:r>
+        <w:rPr>
+          <w:b/>
+          <w:bCs/>
+        </w:rPr>
+        <w:t>Rule of thumb</w:t>
+      </w:r>
+      <w:r>
+        <w:t xml:space="preserve">: </w:t>
+      </w:r>
+      <w:r>
+        <w:rPr>
+          <w:b/>
+          <w:bCs/>
+        </w:rPr>
+        <w:t>One color temperature = no mixed-light problem</w:t>
+      </w:r>
+      <w:r>
+        <w:t>.</w:t>
+      </w:r>
+    </w:p>
+    <w:p>
+      <w:r>
+        <w:lastRenderedPageBreak/>
+        <w:t> </w:t>
+      </w:r>
+    </w:p>
+    <w:p>
+      <w:r>
+        <w:rPr>
+          <w:b/>
+          <w:bCs/>
+        </w:rPr>
+        <w:t>3. Camera Settings to Minimize Mixed-Light Artifacts</w:t>
+      </w:r>
+    </w:p>
+    <w:p>
+      <w:r>
+        <w:t xml:space="preserve">Access via </w:t>
+      </w:r>
+      <w:r>
+        <w:rPr>
+          <w:b/>
+          <w:bCs/>
+        </w:rPr>
+        <w:t>Web UI</w:t>
+      </w:r>
+      <w:r>
+        <w:t xml:space="preserve"> (</w:t>
+      </w:r>
+      <w:hyperlink r:id="rId11" w:history="1">
+        <w:r>
+          <w:rPr>
+            <w:rStyle w:val="Hyperlink"/>
+          </w:rPr>
+          <w:t>http://[IP]</w:t>
+        </w:r>
+      </w:hyperlink>
+      <w:r>
+        <w:t xml:space="preserve">) → </w:t>
+      </w:r>
+      <w:r>
+        <w:rPr>
+          <w:b/>
+          <w:bCs/>
+        </w:rPr>
+        <w:t>Camera &gt; Image</w:t>
+      </w:r>
+    </w:p>
+    <w:tbl>
+      <w:tblPr>
+        <w:tblW w:w="0" w:type="auto"/>
+        <w:tblInd w:w="480" w:type="dxa"/>
+        <w:tblBorders>
+          <w:top w:val="single" w:sz="2" w:space="0" w:color="A3A3A3"/>
+          <w:left w:val="single" w:sz="2" w:space="0" w:color="A3A3A3"/>
+          <w:bottom w:val="single" w:sz="2" w:space="0" w:color="A3A3A3"/>
+          <w:right w:val="single" w:sz="2" w:space="0" w:color="A3A3A3"/>
+        </w:tblBorders>
+        <w:tblCellMar>
+          <w:left w:w="0" w:type="dxa"/>
+          <w:right w:w="0" w:type="dxa"/>
+        </w:tblCellMar>
+        <w:tblLook w:val="04A0" w:firstRow="1" w:lastRow="0" w:firstColumn="1" w:lastColumn="0" w:noHBand="0" w:noVBand="1"/>
+        <w:tblCaption w:val=""/>
+        <w:tblDescription w:val=""/>
+      </w:tblPr>
+      <w:tblGrid>
+        <w:gridCol w:w="1906"/>
+        <w:gridCol w:w="3455"/>
+        <w:gridCol w:w="3519"/>
+      </w:tblGrid>
+      <w:tr>
+        <w:tc>
+          <w:tcPr>
+            <w:tcW w:w="1909" w:type="dxa"/>
+            <w:tcBorders>
+              <w:top w:val="nil"/>
+              <w:left w:val="nil"/>
+              <w:bottom w:val="nil"/>
+              <w:right w:val="nil"/>
+            </w:tcBorders>
+            <w:tcMar>
+              <w:top w:w="80" w:type="dxa"/>
+              <w:left w:w="80" w:type="dxa"/>
+              <w:bottom w:w="80" w:type="dxa"/>
+              <w:right w:w="80" w:type="dxa"/>
+            </w:tcMar>
+            <w:hideMark/>
+          </w:tcPr>
+          <w:p>
+            <w:r>
+              <w:rPr>
+                <w:b/>
+                <w:bCs/>
+              </w:rPr>
+              <w:t>Setting</w:t>
+            </w:r>
+          </w:p>
+        </w:tc>
+        <w:tc>
+          <w:tcPr>
+            <w:tcW w:w="3465" w:type="dxa"/>
+            <w:tcBorders>
+              <w:top w:val="nil"/>
+              <w:left w:val="nil"/>
+              <w:bottom w:val="nil"/>
+              <w:right w:val="nil"/>
+            </w:tcBorders>
+            <w:tcMar>
+              <w:top w:w="80" w:type="dxa"/>
+              <w:left w:w="80" w:type="dxa"/>
+              <w:bottom w:w="80" w:type="dxa"/>
+              <w:right w:w="80" w:type="dxa"/>
+            </w:tcMar>
+            <w:hideMark/>
+          </w:tcPr>
+          <w:p>
+            <w:r>
+              <w:rPr>
+                <w:b/>
+                <w:bCs/>
+              </w:rPr>
+              <w:t>Recommended</w:t>
+            </w:r>
+          </w:p>
+        </w:tc>
+        <w:tc>
+          <w:tcPr>
+            <w:tcW w:w="3524" w:type="dxa"/>
+            <w:tcBorders>
+              <w:top w:val="nil"/>
+              <w:left w:val="nil"/>
+              <w:bottom w:val="nil"/>
+              <w:right w:val="nil"/>
+            </w:tcBorders>
+            <w:tcMar>
+              <w:top w:w="80" w:type="dxa"/>
+              <w:left w:w="80" w:type="dxa"/>
+              <w:bottom w:w="80" w:type="dxa"/>
+              <w:right w:w="80" w:type="dxa"/>
+            </w:tcMar>
+            <w:hideMark/>
+          </w:tcPr>
+          <w:p>
+            <w:r>
+              <w:rPr>
+                <w:b/>
+                <w:bCs/>
+              </w:rPr>
+              <w:t>Why</w:t>
+            </w:r>
+          </w:p>
+        </w:tc>
+      </w:tr>
+      <w:tr>
+        <w:tc>
+          <w:tcPr>
+            <w:tcW w:w="1909" w:type="dxa"/>
+            <w:tcBorders>
+              <w:top w:val="nil"/>
+              <w:left w:val="nil"/>
+              <w:bottom w:val="nil"/>
+              <w:right w:val="nil"/>
+            </w:tcBorders>
+            <w:tcMar>
+              <w:top w:w="80" w:type="dxa"/>
+              <w:left w:w="80" w:type="dxa"/>
+              <w:bottom w:w="80" w:type="dxa"/>
+              <w:right w:w="80" w:type="dxa"/>
+            </w:tcMar>
+            <w:hideMark/>
+          </w:tcPr>
+          <w:p>
+            <w:r>
+              <w:rPr>
+                <w:b/>
+                <w:bCs/>
+              </w:rPr>
+              <w:t>White Balance Mode</w:t>
+            </w:r>
+          </w:p>
+        </w:tc>
+        <w:tc>
+          <w:tcPr>
+            <w:tcW w:w="3493" w:type="dxa"/>
+            <w:tcBorders>
+              <w:top w:val="nil"/>
+              <w:left w:val="nil"/>
+              <w:bottom w:val="nil"/>
+              <w:right w:val="nil"/>
+            </w:tcBorders>
+            <w:tcMar>
+              <w:top w:w="80" w:type="dxa"/>
+              <w:left w:w="80" w:type="dxa"/>
+              <w:bottom w:w="80" w:type="dxa"/>
+              <w:right w:w="80" w:type="dxa"/>
+            </w:tcMar>
+            <w:hideMark/>
+          </w:tcPr>
+          <w:p>
+            <w:r>
+              <w:rPr>
+                <w:b/>
+                <w:bCs/>
+              </w:rPr>
+              <w:t>Manual</w:t>
+            </w:r>
+            <w:r>
+              <w:t xml:space="preserve"> or </w:t>
+            </w:r>
+            <w:r>
+              <w:rPr>
+                <w:b/>
+                <w:bCs/>
+              </w:rPr>
+              <w:t>One Push</w:t>
+            </w:r>
+            <w:r>
+              <w:t xml:space="preserve"> (never Auto in mixed light)</w:t>
+            </w:r>
+          </w:p>
+        </w:tc>
+        <w:tc>
+          <w:tcPr>
+            <w:tcW w:w="3565" w:type="dxa"/>
+            <w:tcBorders>
+              <w:top w:val="nil"/>
+              <w:left w:val="nil"/>
+              <w:bottom w:val="nil"/>
+              <w:right w:val="nil"/>
+            </w:tcBorders>
+            <w:tcMar>
+              <w:top w:w="80" w:type="dxa"/>
+              <w:left w:w="80" w:type="dxa"/>
+              <w:bottom w:w="80" w:type="dxa"/>
+              <w:right w:w="80" w:type="dxa"/>
+            </w:tcMar>
+            <w:hideMark/>
+          </w:tcPr>
+          <w:p>
+            <w:r>
+              <w:t>Auto WB hunts between sources → color shifts.</w:t>
+            </w:r>
+          </w:p>
+        </w:tc>
+      </w:tr>
+      <w:tr>
+        <w:tc>
+          <w:tcPr>
+            <w:tcW w:w="1909" w:type="dxa"/>
+            <w:tcBorders>
+              <w:top w:val="nil"/>
+              <w:left w:val="nil"/>
+              <w:bottom w:val="nil"/>
+              <w:right w:val="nil"/>
+            </w:tcBorders>
+            <w:tcMar>
+              <w:top w:w="80" w:type="dxa"/>
+              <w:left w:w="80" w:type="dxa"/>
+              <w:bottom w:w="80" w:type="dxa"/>
+              <w:right w:w="80" w:type="dxa"/>
+            </w:tcMar>
+            <w:hideMark/>
+          </w:tcPr>
+          <w:p>
+            <w:r>
+              <w:rPr>
+                <w:b/>
+                <w:bCs/>
+              </w:rPr>
+              <w:t>Color Temperature</w:t>
+            </w:r>
+          </w:p>
+        </w:tc>
+        <w:tc>
+          <w:tcPr>
+            <w:tcW w:w="3465" w:type="dxa"/>
+            <w:tcBorders>
+              <w:top w:val="nil"/>
+              <w:left w:val="nil"/>
+              <w:bottom w:val="nil"/>
+              <w:right w:val="nil"/>
+            </w:tcBorders>
+            <w:tcMar>
+              <w:top w:w="80" w:type="dxa"/>
+              <w:left w:w="80" w:type="dxa"/>
+              <w:bottom w:w="80" w:type="dxa"/>
+              <w:right w:w="80" w:type="dxa"/>
+            </w:tcMar>
+            <w:hideMark/>
+          </w:tcPr>
+          <w:p>
+            <w:r>
+              <w:rPr>
+                <w:b/>
+                <w:bCs/>
+              </w:rPr>
+              <w:t>4000K</w:t>
+            </w:r>
+            <w:r>
+              <w:t xml:space="preserve"> (compromise) </w:t>
+            </w:r>
+            <w:r>
+              <w:rPr>
+                <w:b/>
+                <w:bCs/>
+              </w:rPr>
+              <w:t>or 3200K</w:t>
+            </w:r>
+            <w:r>
+              <w:t xml:space="preserve"> if tungsten dominates</w:t>
+            </w:r>
+          </w:p>
+        </w:tc>
+        <w:tc>
+          <w:tcPr>
+            <w:tcW w:w="3565" w:type="dxa"/>
+            <w:tcBorders>
+              <w:top w:val="nil"/>
+              <w:left w:val="nil"/>
+              <w:bottom w:val="nil"/>
+              <w:right w:val="nil"/>
+            </w:tcBorders>
+            <w:tcMar>
+              <w:top w:w="80" w:type="dxa"/>
+              <w:left w:w="80" w:type="dxa"/>
+              <w:bottom w:w="80" w:type="dxa"/>
+              <w:right w:w="80" w:type="dxa"/>
+            </w:tcMar>
+            <w:hideMark/>
+          </w:tcPr>
+          <w:p>
+            <w:r>
+              <w:t>4000K splits the difference; 3200K if 80%+ light is tungsten.</w:t>
+            </w:r>
+          </w:p>
+        </w:tc>
+      </w:tr>
+      <w:tr>
+        <w:tc>
+          <w:tcPr>
+            <w:tcW w:w="1909" w:type="dxa"/>
+            <w:tcBorders>
+              <w:top w:val="nil"/>
+              <w:left w:val="nil"/>
+              <w:bottom w:val="nil"/>
+              <w:right w:val="nil"/>
+            </w:tcBorders>
+            <w:tcMar>
+              <w:top w:w="80" w:type="dxa"/>
+              <w:left w:w="80" w:type="dxa"/>
+              <w:bottom w:w="80" w:type="dxa"/>
+              <w:right w:w="80" w:type="dxa"/>
+            </w:tcMar>
+            <w:hideMark/>
+          </w:tcPr>
+          <w:p>
+            <w:r>
+              <w:rPr>
+                <w:b/>
+                <w:bCs/>
+              </w:rPr>
+              <w:t>R Gain</w:t>
+            </w:r>
+          </w:p>
+        </w:tc>
+        <w:tc>
+          <w:tcPr>
+            <w:tcW w:w="3465" w:type="dxa"/>
+            <w:tcBorders>
+              <w:top w:val="nil"/>
+              <w:left w:val="nil"/>
+              <w:bottom w:val="nil"/>
+              <w:right w:val="nil"/>
+            </w:tcBorders>
+            <w:tcMar>
+              <w:top w:w="80" w:type="dxa"/>
+              <w:left w:w="80" w:type="dxa"/>
+              <w:bottom w:w="80" w:type="dxa"/>
+              <w:right w:w="80" w:type="dxa"/>
+            </w:tcMar>
+            <w:hideMark/>
+          </w:tcPr>
+          <w:p>
+            <w:r>
+              <w:rPr>
+                <w:b/>
+                <w:bCs/>
+              </w:rPr>
+              <w:t>60–75</w:t>
+            </w:r>
+          </w:p>
+        </w:tc>
+        <w:tc>
+          <w:tcPr>
+            <w:tcW w:w="3565" w:type="dxa"/>
+            <w:tcBorders>
+              <w:top w:val="nil"/>
+              <w:left w:val="nil"/>
+              <w:bottom w:val="nil"/>
+              <w:right w:val="nil"/>
+            </w:tcBorders>
+            <w:tcMar>
+              <w:top w:w="80" w:type="dxa"/>
+              <w:left w:w="80" w:type="dxa"/>
+              <w:bottom w:w="80" w:type="dxa"/>
+              <w:right w:w="80" w:type="dxa"/>
+            </w:tcMar>
+            <w:hideMark/>
+          </w:tcPr>
+          <w:p>
+            <w:r>
+              <w:t xml:space="preserve">Reduces orange </w:t>
+            </w:r>
+            <w:proofErr w:type="spellStart"/>
+            <w:r>
+              <w:t>cast</w:t>
+            </w:r>
+            <w:proofErr w:type="spellEnd"/>
+            <w:r>
+              <w:t xml:space="preserve"> from tungsten.</w:t>
+            </w:r>
+          </w:p>
+        </w:tc>
+      </w:tr>
+      <w:tr>
+        <w:tc>
+          <w:tcPr>
+            <w:tcW w:w="1909" w:type="dxa"/>
+            <w:tcBorders>
+              <w:top w:val="nil"/>
+              <w:left w:val="nil"/>
+              <w:bottom w:val="nil"/>
+              <w:right w:val="nil"/>
+            </w:tcBorders>
+            <w:tcMar>
+              <w:top w:w="80" w:type="dxa"/>
+              <w:left w:w="80" w:type="dxa"/>
+              <w:bottom w:w="80" w:type="dxa"/>
+              <w:right w:w="80" w:type="dxa"/>
+            </w:tcMar>
+            <w:hideMark/>
+          </w:tcPr>
+          <w:p>
+            <w:r>
+              <w:rPr>
+                <w:b/>
+                <w:bCs/>
+              </w:rPr>
+              <w:t>B Gain</w:t>
+            </w:r>
+          </w:p>
+        </w:tc>
+        <w:tc>
+          <w:tcPr>
+            <w:tcW w:w="3465" w:type="dxa"/>
+            <w:tcBorders>
+              <w:top w:val="nil"/>
+              <w:left w:val="nil"/>
+              <w:bottom w:val="nil"/>
+              <w:right w:val="nil"/>
+            </w:tcBorders>
+            <w:tcMar>
+              <w:top w:w="80" w:type="dxa"/>
+              <w:left w:w="80" w:type="dxa"/>
+              <w:bottom w:w="80" w:type="dxa"/>
+              <w:right w:w="80" w:type="dxa"/>
+            </w:tcMar>
+            <w:hideMark/>
+          </w:tcPr>
+          <w:p>
+            <w:r>
+              <w:rPr>
+                <w:b/>
+                <w:bCs/>
+              </w:rPr>
+              <w:t>110–130</w:t>
+            </w:r>
+          </w:p>
+        </w:tc>
+        <w:tc>
+          <w:tcPr>
+            <w:tcW w:w="3565" w:type="dxa"/>
+            <w:tcBorders>
+              <w:top w:val="nil"/>
+              <w:left w:val="nil"/>
+              <w:bottom w:val="nil"/>
+              <w:right w:val="nil"/>
+            </w:tcBorders>
+            <w:tcMar>
+              <w:top w:w="80" w:type="dxa"/>
+              <w:left w:w="80" w:type="dxa"/>
+              <w:bottom w:w="80" w:type="dxa"/>
+              <w:right w:w="80" w:type="dxa"/>
+            </w:tcMar>
+            <w:hideMark/>
+          </w:tcPr>
+          <w:p>
+            <w:r>
+              <w:t>Reduces blue cast from daylight.</w:t>
+            </w:r>
+          </w:p>
+        </w:tc>
+      </w:tr>
+      <w:tr>
+        <w:tc>
+          <w:tcPr>
+            <w:tcW w:w="1909" w:type="dxa"/>
+            <w:tcBorders>
+              <w:top w:val="nil"/>
+              <w:left w:val="nil"/>
+              <w:bottom w:val="nil"/>
+              <w:right w:val="nil"/>
+            </w:tcBorders>
+            <w:tcMar>
+              <w:top w:w="80" w:type="dxa"/>
+              <w:left w:w="80" w:type="dxa"/>
+              <w:bottom w:w="80" w:type="dxa"/>
+              <w:right w:w="80" w:type="dxa"/>
+            </w:tcMar>
+            <w:hideMark/>
+          </w:tcPr>
+          <w:p>
+            <w:r>
+              <w:rPr>
+                <w:b/>
+                <w:bCs/>
+              </w:rPr>
+              <w:t>Saturation</w:t>
+            </w:r>
+          </w:p>
+        </w:tc>
+        <w:tc>
+          <w:tcPr>
+            <w:tcW w:w="3465" w:type="dxa"/>
+            <w:tcBorders>
+              <w:top w:val="nil"/>
+              <w:left w:val="nil"/>
+              <w:bottom w:val="nil"/>
+              <w:right w:val="nil"/>
+            </w:tcBorders>
+            <w:tcMar>
+              <w:top w:w="80" w:type="dxa"/>
+              <w:left w:w="80" w:type="dxa"/>
+              <w:bottom w:w="80" w:type="dxa"/>
+              <w:right w:w="80" w:type="dxa"/>
+            </w:tcMar>
+            <w:hideMark/>
+          </w:tcPr>
+          <w:p>
+            <w:r>
+              <w:rPr>
+                <w:b/>
+                <w:bCs/>
+              </w:rPr>
+              <w:t>–2 to –5</w:t>
+            </w:r>
+          </w:p>
+        </w:tc>
+        <w:tc>
+          <w:tcPr>
+            <w:tcW w:w="3565" w:type="dxa"/>
+            <w:tcBorders>
+              <w:top w:val="nil"/>
+              <w:left w:val="nil"/>
+              <w:bottom w:val="nil"/>
+              <w:right w:val="nil"/>
+            </w:tcBorders>
+            <w:tcMar>
+              <w:top w:w="80" w:type="dxa"/>
+              <w:left w:w="80" w:type="dxa"/>
+              <w:bottom w:w="80" w:type="dxa"/>
+              <w:right w:w="80" w:type="dxa"/>
+            </w:tcMar>
+            <w:hideMark/>
+          </w:tcPr>
+          <w:p>
+            <w:r>
+              <w:t>Desaturates slightly to hide color mismatches.</w:t>
+            </w:r>
+          </w:p>
+        </w:tc>
+      </w:tr>
+      <w:tr>
+        <w:tc>
+          <w:tcPr>
+            <w:tcW w:w="1909" w:type="dxa"/>
+            <w:tcBorders>
+              <w:top w:val="nil"/>
+              <w:left w:val="nil"/>
+              <w:bottom w:val="nil"/>
+              <w:right w:val="nil"/>
+            </w:tcBorders>
+            <w:tcMar>
+              <w:top w:w="80" w:type="dxa"/>
+              <w:left w:w="80" w:type="dxa"/>
+              <w:bottom w:w="80" w:type="dxa"/>
+              <w:right w:w="80" w:type="dxa"/>
+            </w:tcMar>
+            <w:hideMark/>
+          </w:tcPr>
+          <w:p>
+            <w:r>
+              <w:rPr>
+                <w:b/>
+                <w:bCs/>
+              </w:rPr>
+              <w:t>Gamma</w:t>
+            </w:r>
+          </w:p>
+        </w:tc>
+        <w:tc>
+          <w:tcPr>
+            <w:tcW w:w="3465" w:type="dxa"/>
+            <w:tcBorders>
+              <w:top w:val="nil"/>
+              <w:left w:val="nil"/>
+              <w:bottom w:val="nil"/>
+              <w:right w:val="nil"/>
+            </w:tcBorders>
+            <w:tcMar>
+              <w:top w:w="80" w:type="dxa"/>
+              <w:left w:w="80" w:type="dxa"/>
+              <w:bottom w:w="80" w:type="dxa"/>
+              <w:right w:w="80" w:type="dxa"/>
+            </w:tcMar>
+            <w:hideMark/>
+          </w:tcPr>
+          <w:p>
+            <w:r>
+              <w:rPr>
+                <w:b/>
+                <w:bCs/>
+              </w:rPr>
+              <w:t>Standard</w:t>
+            </w:r>
+            <w:r>
+              <w:t xml:space="preserve"> or </w:t>
+            </w:r>
+            <w:r>
+              <w:rPr>
+                <w:b/>
+                <w:bCs/>
+              </w:rPr>
+              <w:t>Cine2</w:t>
+            </w:r>
+          </w:p>
+        </w:tc>
+        <w:tc>
+          <w:tcPr>
+            <w:tcW w:w="3565" w:type="dxa"/>
+            <w:tcBorders>
+              <w:top w:val="nil"/>
+              <w:left w:val="nil"/>
+              <w:bottom w:val="nil"/>
+              <w:right w:val="nil"/>
+            </w:tcBorders>
+            <w:tcMar>
+              <w:top w:w="80" w:type="dxa"/>
+              <w:left w:w="80" w:type="dxa"/>
+              <w:bottom w:w="80" w:type="dxa"/>
+              <w:right w:w="80" w:type="dxa"/>
+            </w:tcMar>
+            <w:hideMark/>
+          </w:tcPr>
+          <w:p>
+            <w:r>
+              <w:t>Prevents clipped highlights from daylight.</w:t>
+            </w:r>
+          </w:p>
+        </w:tc>
+      </w:tr>
+      <w:tr>
+        <w:tc>
+          <w:tcPr>
+            <w:tcW w:w="1909" w:type="dxa"/>
+            <w:tcBorders>
+              <w:top w:val="nil"/>
+              <w:left w:val="nil"/>
+              <w:bottom w:val="nil"/>
+              <w:right w:val="nil"/>
+            </w:tcBorders>
+            <w:tcMar>
+              <w:top w:w="80" w:type="dxa"/>
+              <w:left w:w="80" w:type="dxa"/>
+              <w:bottom w:w="80" w:type="dxa"/>
+              <w:right w:w="80" w:type="dxa"/>
+            </w:tcMar>
+            <w:hideMark/>
+          </w:tcPr>
+          <w:p>
+            <w:r>
+              <w:rPr>
+                <w:b/>
+                <w:bCs/>
+              </w:rPr>
+              <w:t>Backlight Compensation</w:t>
+            </w:r>
+          </w:p>
+        </w:tc>
+        <w:tc>
+          <w:tcPr>
+            <w:tcW w:w="3465" w:type="dxa"/>
+            <w:tcBorders>
+              <w:top w:val="nil"/>
+              <w:left w:val="nil"/>
+              <w:bottom w:val="nil"/>
+              <w:right w:val="nil"/>
+            </w:tcBorders>
+            <w:tcMar>
+              <w:top w:w="80" w:type="dxa"/>
+              <w:left w:w="80" w:type="dxa"/>
+              <w:bottom w:w="80" w:type="dxa"/>
+              <w:right w:w="80" w:type="dxa"/>
+            </w:tcMar>
+            <w:hideMark/>
+          </w:tcPr>
+          <w:p>
+            <w:r>
+              <w:rPr>
+                <w:b/>
+                <w:bCs/>
+              </w:rPr>
+              <w:t>OFF</w:t>
+            </w:r>
+          </w:p>
+        </w:tc>
+        <w:tc>
+          <w:tcPr>
+            <w:tcW w:w="3565" w:type="dxa"/>
+            <w:tcBorders>
+              <w:top w:val="nil"/>
+              <w:left w:val="nil"/>
+              <w:bottom w:val="nil"/>
+              <w:right w:val="nil"/>
+            </w:tcBorders>
+            <w:tcMar>
+              <w:top w:w="80" w:type="dxa"/>
+              <w:left w:w="80" w:type="dxa"/>
+              <w:bottom w:w="80" w:type="dxa"/>
+              <w:right w:w="80" w:type="dxa"/>
+            </w:tcMar>
+            <w:hideMark/>
+          </w:tcPr>
+          <w:p>
+            <w:r>
+              <w:t>Prevents over-boosting shadows (creates color noise).</w:t>
+            </w:r>
+          </w:p>
+        </w:tc>
+      </w:tr>
+    </w:tbl>
+    <w:p>
+      <w:r>
+        <w:rPr>
+          <w:b/>
+          <w:bCs/>
+        </w:rPr>
+        <w:t>One-Push WB (Quick Fix)</w:t>
+      </w:r>
+    </w:p>
+    <w:p>
+      <w:pPr>
+        <w:numPr>
+          <w:ilvl w:val="0"/>
+          <w:numId w:val="7"/>
+        </w:numPr>
+      </w:pPr>
+      <w:r>
+        <w:t xml:space="preserve">Place </w:t>
+      </w:r>
+      <w:r>
+        <w:rPr>
+          <w:b/>
+          <w:bCs/>
+        </w:rPr>
+        <w:t>white paper</w:t>
+      </w:r>
+      <w:r>
+        <w:t xml:space="preserve"> under the </w:t>
+      </w:r>
+      <w:r>
+        <w:rPr>
+          <w:b/>
+          <w:bCs/>
+        </w:rPr>
+        <w:t>dominant light</w:t>
+      </w:r>
+      <w:r>
+        <w:t xml:space="preserve"> (e.g., key tungsten light).</w:t>
+      </w:r>
+    </w:p>
+    <w:p>
+      <w:pPr>
+        <w:numPr>
+          <w:ilvl w:val="0"/>
+          <w:numId w:val="7"/>
+        </w:numPr>
+      </w:pPr>
+      <w:r>
+        <w:t xml:space="preserve">Web UI → </w:t>
+      </w:r>
+      <w:r>
+        <w:rPr>
+          <w:b/>
+          <w:bCs/>
+        </w:rPr>
+        <w:t>White Balance → One Push Trigger</w:t>
+      </w:r>
+      <w:r>
+        <w:t>.</w:t>
+      </w:r>
+    </w:p>
+    <w:p>
+      <w:pPr>
+        <w:numPr>
+          <w:ilvl w:val="0"/>
+          <w:numId w:val="7"/>
+        </w:numPr>
+      </w:pPr>
+      <w:r>
+        <w:t>Camera locks WB to that light; other sources will be “off” but consistent.</w:t>
+      </w:r>
+    </w:p>
+    <w:p>
+      <w:r>
+        <w:t> </w:t>
+      </w:r>
+    </w:p>
+    <w:p>
+      <w:r>
+        <w:rPr>
+          <w:b/>
+          <w:bCs/>
+        </w:rPr>
+        <w:t>4. Hardware Fixes (When You Can’t Control Lights)</w:t>
+      </w:r>
+    </w:p>
+    <w:tbl>
+      <w:tblPr>
+        <w:tblW w:w="0" w:type="auto"/>
+        <w:tblInd w:w="480" w:type="dxa"/>
+        <w:tblBorders>
+          <w:top w:val="single" w:sz="2" w:space="0" w:color="A3A3A3"/>
+          <w:left w:val="single" w:sz="2" w:space="0" w:color="A3A3A3"/>
+          <w:bottom w:val="single" w:sz="2" w:space="0" w:color="A3A3A3"/>
+          <w:right w:val="single" w:sz="2" w:space="0" w:color="A3A3A3"/>
+        </w:tblBorders>
+        <w:tblCellMar>
+          <w:left w:w="0" w:type="dxa"/>
+          <w:right w:w="0" w:type="dxa"/>
+        </w:tblCellMar>
+        <w:tblLook w:val="04A0" w:firstRow="1" w:lastRow="0" w:firstColumn="1" w:lastColumn="0" w:noHBand="0" w:noVBand="1"/>
+        <w:tblCaption w:val=""/>
+        <w:tblDescription w:val=""/>
+      </w:tblPr>
+      <w:tblGrid>
+        <w:gridCol w:w="3353"/>
+        <w:gridCol w:w="5527"/>
+      </w:tblGrid>
+      <w:tr>
+        <w:tc>
+          <w:tcPr>
+            <w:tcW w:w="3361" w:type="dxa"/>
+            <w:tcBorders>
+              <w:top w:val="nil"/>
+              <w:left w:val="nil"/>
+              <w:bottom w:val="nil"/>
+              <w:right w:val="nil"/>
+            </w:tcBorders>
+            <w:tcMar>
+              <w:top w:w="80" w:type="dxa"/>
+              <w:left w:w="80" w:type="dxa"/>
+              <w:bottom w:w="80" w:type="dxa"/>
+              <w:right w:w="80" w:type="dxa"/>
+            </w:tcMar>
+            <w:hideMark/>
+          </w:tcPr>
+          <w:p>
+            <w:r>
+              <w:rPr>
+                <w:b/>
+                <w:bCs/>
+              </w:rPr>
+              <w:t>Tool</w:t>
+            </w:r>
+          </w:p>
+        </w:tc>
+        <w:tc>
+          <w:tcPr>
+            <w:tcW w:w="5540" w:type="dxa"/>
+            <w:tcBorders>
+              <w:top w:val="nil"/>
+              <w:left w:val="nil"/>
+              <w:bottom w:val="nil"/>
+              <w:right w:val="nil"/>
+            </w:tcBorders>
+            <w:tcMar>
+              <w:top w:w="80" w:type="dxa"/>
+              <w:left w:w="80" w:type="dxa"/>
+              <w:bottom w:w="80" w:type="dxa"/>
+              <w:right w:w="80" w:type="dxa"/>
+            </w:tcMar>
+            <w:hideMark/>
+          </w:tcPr>
+          <w:p>
+            <w:r>
+              <w:rPr>
+                <w:b/>
+                <w:bCs/>
+              </w:rPr>
+              <w:t>How to Use</w:t>
+            </w:r>
+          </w:p>
+        </w:tc>
+      </w:tr>
+      <w:tr>
+        <w:tc>
+          <w:tcPr>
+            <w:tcW w:w="3361" w:type="dxa"/>
+            <w:tcBorders>
+              <w:top w:val="nil"/>
+              <w:left w:val="nil"/>
+              <w:bottom w:val="nil"/>
+              <w:right w:val="nil"/>
+            </w:tcBorders>
+            <w:tcMar>
+              <w:top w:w="80" w:type="dxa"/>
+              <w:left w:w="80" w:type="dxa"/>
+              <w:bottom w:w="80" w:type="dxa"/>
+              <w:right w:w="80" w:type="dxa"/>
+            </w:tcMar>
+            <w:hideMark/>
+          </w:tcPr>
+          <w:p>
+            <w:r>
+              <w:rPr>
+                <w:b/>
+                <w:bCs/>
+              </w:rPr>
+              <w:lastRenderedPageBreak/>
+              <w:t>½ or Full CTO gel</w:t>
+            </w:r>
+            <w:r>
+              <w:t xml:space="preserve"> on daylight sources</w:t>
+            </w:r>
+          </w:p>
+        </w:tc>
+        <w:tc>
+          <w:tcPr>
+            <w:tcW w:w="5540" w:type="dxa"/>
+            <w:tcBorders>
+              <w:top w:val="nil"/>
+              <w:left w:val="nil"/>
+              <w:bottom w:val="nil"/>
+              <w:right w:val="nil"/>
+            </w:tcBorders>
+            <w:tcMar>
+              <w:top w:w="80" w:type="dxa"/>
+              <w:left w:w="80" w:type="dxa"/>
+              <w:bottom w:w="80" w:type="dxa"/>
+              <w:right w:w="80" w:type="dxa"/>
+            </w:tcMar>
+            <w:hideMark/>
+          </w:tcPr>
+          <w:p>
+            <w:r>
+              <w:t>Tape over windows/LEDs to warm them to 3200K.</w:t>
+            </w:r>
+          </w:p>
+        </w:tc>
+      </w:tr>
+      <w:tr>
+        <w:tc>
+          <w:tcPr>
+            <w:tcW w:w="3361" w:type="dxa"/>
+            <w:tcBorders>
+              <w:top w:val="nil"/>
+              <w:left w:val="nil"/>
+              <w:bottom w:val="nil"/>
+              <w:right w:val="nil"/>
+            </w:tcBorders>
+            <w:tcMar>
+              <w:top w:w="80" w:type="dxa"/>
+              <w:left w:w="80" w:type="dxa"/>
+              <w:bottom w:w="80" w:type="dxa"/>
+              <w:right w:w="80" w:type="dxa"/>
+            </w:tcMar>
+            <w:hideMark/>
+          </w:tcPr>
+          <w:p>
+            <w:r>
+              <w:rPr>
+                <w:b/>
+                <w:bCs/>
+              </w:rPr>
+              <w:t>Full CTB gel</w:t>
+            </w:r>
+            <w:r>
+              <w:t xml:space="preserve"> on tungsten</w:t>
+            </w:r>
+          </w:p>
+        </w:tc>
+        <w:tc>
+          <w:tcPr>
+            <w:tcW w:w="5540" w:type="dxa"/>
+            <w:tcBorders>
+              <w:top w:val="nil"/>
+              <w:left w:val="nil"/>
+              <w:bottom w:val="nil"/>
+              <w:right w:val="nil"/>
+            </w:tcBorders>
+            <w:tcMar>
+              <w:top w:w="80" w:type="dxa"/>
+              <w:left w:w="80" w:type="dxa"/>
+              <w:bottom w:w="80" w:type="dxa"/>
+              <w:right w:w="80" w:type="dxa"/>
+            </w:tcMar>
+            <w:hideMark/>
+          </w:tcPr>
+          <w:p>
+            <w:r>
+              <w:t>Cool tungsten to 5600K if daylight dominates.</w:t>
+            </w:r>
+          </w:p>
+        </w:tc>
+      </w:tr>
+      <w:tr>
+        <w:tc>
+          <w:tcPr>
+            <w:tcW w:w="3361" w:type="dxa"/>
+            <w:tcBorders>
+              <w:top w:val="nil"/>
+              <w:left w:val="nil"/>
+              <w:bottom w:val="nil"/>
+              <w:right w:val="nil"/>
+            </w:tcBorders>
+            <w:tcMar>
+              <w:top w:w="80" w:type="dxa"/>
+              <w:left w:w="80" w:type="dxa"/>
+              <w:bottom w:w="80" w:type="dxa"/>
+              <w:right w:w="80" w:type="dxa"/>
+            </w:tcMar>
+            <w:hideMark/>
+          </w:tcPr>
+          <w:p>
+            <w:r>
+              <w:rPr>
+                <w:b/>
+                <w:bCs/>
+              </w:rPr>
+              <w:t>Diffusion scrim</w:t>
+            </w:r>
+          </w:p>
+        </w:tc>
+        <w:tc>
+          <w:tcPr>
+            <w:tcW w:w="5540" w:type="dxa"/>
+            <w:tcBorders>
+              <w:top w:val="nil"/>
+              <w:left w:val="nil"/>
+              <w:bottom w:val="nil"/>
+              <w:right w:val="nil"/>
+            </w:tcBorders>
+            <w:tcMar>
+              <w:top w:w="80" w:type="dxa"/>
+              <w:left w:w="80" w:type="dxa"/>
+              <w:bottom w:w="80" w:type="dxa"/>
+              <w:right w:w="80" w:type="dxa"/>
+            </w:tcMar>
+            <w:hideMark/>
+          </w:tcPr>
+          <w:p>
+            <w:r>
+              <w:t>Soften harsh daylight spill.</w:t>
+            </w:r>
+          </w:p>
+        </w:tc>
+      </w:tr>
+      <w:tr>
+        <w:tc>
+          <w:tcPr>
+            <w:tcW w:w="3361" w:type="dxa"/>
+            <w:tcBorders>
+              <w:top w:val="nil"/>
+              <w:left w:val="nil"/>
+              <w:bottom w:val="nil"/>
+              <w:right w:val="nil"/>
+            </w:tcBorders>
+            <w:tcMar>
+              <w:top w:w="80" w:type="dxa"/>
+              <w:left w:w="80" w:type="dxa"/>
+              <w:bottom w:w="80" w:type="dxa"/>
+              <w:right w:w="80" w:type="dxa"/>
+            </w:tcMar>
+            <w:hideMark/>
+          </w:tcPr>
+          <w:p>
+            <w:r>
+              <w:rPr>
+                <w:b/>
+                <w:bCs/>
+              </w:rPr>
+              <w:t>ND filter</w:t>
+            </w:r>
+            <w:r>
+              <w:t xml:space="preserve"> (camera lens)</w:t>
+            </w:r>
+          </w:p>
+        </w:tc>
+        <w:tc>
+          <w:tcPr>
+            <w:tcW w:w="5540" w:type="dxa"/>
+            <w:tcBorders>
+              <w:top w:val="nil"/>
+              <w:left w:val="nil"/>
+              <w:bottom w:val="nil"/>
+              <w:right w:val="nil"/>
+            </w:tcBorders>
+            <w:tcMar>
+              <w:top w:w="80" w:type="dxa"/>
+              <w:left w:w="80" w:type="dxa"/>
+              <w:bottom w:w="80" w:type="dxa"/>
+              <w:right w:w="80" w:type="dxa"/>
+            </w:tcMar>
+            <w:hideMark/>
+          </w:tcPr>
+          <w:p>
+            <w:r>
+              <w:t>If daylight is too bright, screw on ND8/ND16 to balance exposure.</w:t>
+            </w:r>
+          </w:p>
+        </w:tc>
+      </w:tr>
+    </w:tbl>
+    <w:p>
+      <w:r>
+        <w:t> </w:t>
+      </w:r>
+    </w:p>
+    <w:p>
+      <w:r>
+        <w:rPr>
+          <w:b/>
+          <w:bCs/>
+        </w:rPr>
+        <w:t>5. Software Post-Correction (Last Resort)</w:t>
+      </w:r>
+    </w:p>
+    <w:tbl>
+      <w:tblPr>
+        <w:tblW w:w="0" w:type="auto"/>
+        <w:tblInd w:w="480" w:type="dxa"/>
+        <w:tblBorders>
+          <w:top w:val="single" w:sz="2" w:space="0" w:color="A3A3A3"/>
+          <w:left w:val="single" w:sz="2" w:space="0" w:color="A3A3A3"/>
+          <w:bottom w:val="single" w:sz="2" w:space="0" w:color="A3A3A3"/>
+          <w:right w:val="single" w:sz="2" w:space="0" w:color="A3A3A3"/>
+        </w:tblBorders>
+        <w:tblCellMar>
+          <w:left w:w="0" w:type="dxa"/>
+          <w:right w:w="0" w:type="dxa"/>
+        </w:tblCellMar>
+        <w:tblLook w:val="04A0" w:firstRow="1" w:lastRow="0" w:firstColumn="1" w:lastColumn="0" w:noHBand="0" w:noVBand="1"/>
+        <w:tblCaption w:val=""/>
+        <w:tblDescription w:val=""/>
+      </w:tblPr>
+      <w:tblGrid>
+        <w:gridCol w:w="1773"/>
+        <w:gridCol w:w="6031"/>
+      </w:tblGrid>
+      <w:tr>
+        <w:tc>
+          <w:tcPr>
+            <w:tcW w:w="1745" w:type="dxa"/>
+            <w:tcBorders>
+              <w:top w:val="nil"/>
+              <w:left w:val="nil"/>
+              <w:bottom w:val="nil"/>
+              <w:right w:val="nil"/>
+            </w:tcBorders>
+            <w:tcMar>
+              <w:top w:w="80" w:type="dxa"/>
+              <w:left w:w="80" w:type="dxa"/>
+              <w:bottom w:w="80" w:type="dxa"/>
+              <w:right w:w="80" w:type="dxa"/>
+            </w:tcMar>
+            <w:hideMark/>
+          </w:tcPr>
+          <w:p>
+            <w:r>
+              <w:rPr>
+                <w:b/>
+                <w:bCs/>
+              </w:rPr>
+              <w:t>Software</w:t>
+            </w:r>
+          </w:p>
+        </w:tc>
+        <w:tc>
+          <w:tcPr>
+            <w:tcW w:w="5931" w:type="dxa"/>
+            <w:tcBorders>
+              <w:top w:val="nil"/>
+              <w:left w:val="nil"/>
+              <w:bottom w:val="nil"/>
+              <w:right w:val="nil"/>
+            </w:tcBorders>
+            <w:tcMar>
+              <w:top w:w="80" w:type="dxa"/>
+              <w:left w:w="80" w:type="dxa"/>
+              <w:bottom w:w="80" w:type="dxa"/>
+              <w:right w:w="80" w:type="dxa"/>
+            </w:tcMar>
+            <w:hideMark/>
+          </w:tcPr>
+          <w:p>
+            <w:r>
+              <w:rPr>
+                <w:b/>
+                <w:bCs/>
+              </w:rPr>
+              <w:t>Quick Fix</w:t>
+            </w:r>
+          </w:p>
+        </w:tc>
+      </w:tr>
+      <w:tr>
+        <w:tc>
+          <w:tcPr>
+            <w:tcW w:w="1745" w:type="dxa"/>
+            <w:tcBorders>
+              <w:top w:val="nil"/>
+              <w:left w:val="nil"/>
+              <w:bottom w:val="nil"/>
+              <w:right w:val="nil"/>
+            </w:tcBorders>
+            <w:tcMar>
+              <w:top w:w="80" w:type="dxa"/>
+              <w:left w:w="80" w:type="dxa"/>
+              <w:bottom w:w="80" w:type="dxa"/>
+              <w:right w:w="80" w:type="dxa"/>
+            </w:tcMar>
+            <w:hideMark/>
+          </w:tcPr>
+          <w:p>
+            <w:r>
+              <w:rPr>
+                <w:b/>
+                <w:bCs/>
+              </w:rPr>
+              <w:t xml:space="preserve">OBS / </w:t>
+            </w:r>
+            <w:proofErr w:type="spellStart"/>
+            <w:r>
+              <w:rPr>
+                <w:b/>
+                <w:bCs/>
+              </w:rPr>
+              <w:t>vMix</w:t>
+            </w:r>
+            <w:proofErr w:type="spellEnd"/>
+          </w:p>
+        </w:tc>
+        <w:tc>
+          <w:tcPr>
+            <w:tcW w:w="6031" w:type="dxa"/>
+            <w:tcBorders>
+              <w:top w:val="nil"/>
+              <w:left w:val="nil"/>
+              <w:bottom w:val="nil"/>
+              <w:right w:val="nil"/>
+            </w:tcBorders>
+            <w:tcMar>
+              <w:top w:w="80" w:type="dxa"/>
+              <w:left w:w="80" w:type="dxa"/>
+              <w:bottom w:w="80" w:type="dxa"/>
+              <w:right w:w="80" w:type="dxa"/>
+            </w:tcMar>
+            <w:hideMark/>
+          </w:tcPr>
+          <w:p>
+            <w:r>
+              <w:t xml:space="preserve">Add </w:t>
+            </w:r>
+            <w:r>
+              <w:rPr>
+                <w:b/>
+                <w:bCs/>
+              </w:rPr>
+              <w:t>Color Correction filter</w:t>
+            </w:r>
+            <w:r>
+              <w:t xml:space="preserve"> → Reduce </w:t>
+            </w:r>
+            <w:r>
+              <w:rPr>
+                <w:b/>
+                <w:bCs/>
+              </w:rPr>
+              <w:t>Red</w:t>
+            </w:r>
+            <w:r>
+              <w:t xml:space="preserve"> (–10), boost </w:t>
+            </w:r>
+            <w:r>
+              <w:rPr>
+                <w:b/>
+                <w:bCs/>
+              </w:rPr>
+              <w:t>Blue</w:t>
+            </w:r>
+            <w:r>
+              <w:t xml:space="preserve"> (+5).</w:t>
+            </w:r>
+          </w:p>
+        </w:tc>
+      </w:tr>
+      <w:tr>
+        <w:tc>
+          <w:tcPr>
+            <w:tcW w:w="1773" w:type="dxa"/>
+            <w:tcBorders>
+              <w:top w:val="nil"/>
+              <w:left w:val="nil"/>
+              <w:bottom w:val="nil"/>
+              <w:right w:val="nil"/>
+            </w:tcBorders>
+            <w:tcMar>
+              <w:top w:w="80" w:type="dxa"/>
+              <w:left w:w="80" w:type="dxa"/>
+              <w:bottom w:w="80" w:type="dxa"/>
+              <w:right w:w="80" w:type="dxa"/>
+            </w:tcMar>
+            <w:hideMark/>
+          </w:tcPr>
+          <w:p>
+            <w:r>
+              <w:rPr>
+                <w:b/>
+                <w:bCs/>
+              </w:rPr>
+              <w:t>DaVinci Resolve</w:t>
+            </w:r>
+          </w:p>
+        </w:tc>
+        <w:tc>
+          <w:tcPr>
+            <w:tcW w:w="5933" w:type="dxa"/>
+            <w:tcBorders>
+              <w:top w:val="nil"/>
+              <w:left w:val="nil"/>
+              <w:bottom w:val="nil"/>
+              <w:right w:val="nil"/>
+            </w:tcBorders>
+            <w:tcMar>
+              <w:top w:w="80" w:type="dxa"/>
+              <w:left w:w="80" w:type="dxa"/>
+              <w:bottom w:w="80" w:type="dxa"/>
+              <w:right w:w="80" w:type="dxa"/>
+            </w:tcMar>
+            <w:hideMark/>
+          </w:tcPr>
+          <w:p>
+            <w:r>
+              <w:t xml:space="preserve">Use </w:t>
+            </w:r>
+            <w:r>
+              <w:rPr>
+                <w:b/>
+                <w:bCs/>
+              </w:rPr>
+              <w:t>Qualifier</w:t>
+            </w:r>
+            <w:r>
+              <w:t xml:space="preserve"> → select skin tones → adjust </w:t>
+            </w:r>
+            <w:r>
+              <w:rPr>
+                <w:b/>
+                <w:bCs/>
+              </w:rPr>
+              <w:t>Temp/Tint</w:t>
+            </w:r>
+            <w:r>
+              <w:t xml:space="preserve"> per zone.</w:t>
+            </w:r>
+          </w:p>
+        </w:tc>
+      </w:tr>
+      <w:tr>
+        <w:tc>
+          <w:tcPr>
+            <w:tcW w:w="1745" w:type="dxa"/>
+            <w:tcBorders>
+              <w:top w:val="nil"/>
+              <w:left w:val="nil"/>
+              <w:bottom w:val="nil"/>
+              <w:right w:val="nil"/>
+            </w:tcBorders>
+            <w:tcMar>
+              <w:top w:w="80" w:type="dxa"/>
+              <w:left w:w="80" w:type="dxa"/>
+              <w:bottom w:w="80" w:type="dxa"/>
+              <w:right w:w="80" w:type="dxa"/>
+            </w:tcMar>
+            <w:hideMark/>
+          </w:tcPr>
+          <w:p>
+            <w:r>
+              <w:rPr>
+                <w:b/>
+                <w:bCs/>
+              </w:rPr>
+              <w:t>NDI Tools</w:t>
+            </w:r>
+          </w:p>
+        </w:tc>
+        <w:tc>
+          <w:tcPr>
+            <w:tcW w:w="5931" w:type="dxa"/>
+            <w:tcBorders>
+              <w:top w:val="nil"/>
+              <w:left w:val="nil"/>
+              <w:bottom w:val="nil"/>
+              <w:right w:val="nil"/>
+            </w:tcBorders>
+            <w:tcMar>
+              <w:top w:w="80" w:type="dxa"/>
+              <w:left w:w="80" w:type="dxa"/>
+              <w:bottom w:w="80" w:type="dxa"/>
+              <w:right w:w="80" w:type="dxa"/>
+            </w:tcMar>
+            <w:hideMark/>
+          </w:tcPr>
+          <w:p>
+            <w:r>
+              <w:t xml:space="preserve">Use </w:t>
+            </w:r>
+            <w:r>
+              <w:rPr>
+                <w:b/>
+                <w:bCs/>
+              </w:rPr>
+              <w:t>NDI Studio Monitor</w:t>
+            </w:r>
+            <w:r>
+              <w:t xml:space="preserve"> → apply LUT or color matrix.</w:t>
+            </w:r>
+          </w:p>
+        </w:tc>
+      </w:tr>
+    </w:tbl>
+    <w:p>
+      <w:r>
+        <w:rPr>
+          <w:b/>
+          <w:bCs/>
+        </w:rPr>
+        <w:t>Pro tip</w:t>
+      </w:r>
+      <w:r>
+        <w:t xml:space="preserve">: Save the correction as a </w:t>
+      </w:r>
+      <w:r>
+        <w:rPr>
+          <w:b/>
+          <w:bCs/>
+        </w:rPr>
+        <w:t>preset</w:t>
+      </w:r>
+      <w:r>
+        <w:t xml:space="preserve"> in your streaming software for instant recall.</w:t>
+      </w:r>
+    </w:p>
+    <w:p>
+      <w:r>
+        <w:t> </w:t>
+      </w:r>
+    </w:p>
+    <w:p>
+      <w:r>
+        <w:rPr>
+          <w:b/>
+          <w:bCs/>
+        </w:rPr>
+        <w:t>6. Advanced: Zone-Based WB (Multi-Camera or AI Tracking)</w:t>
+      </w:r>
+    </w:p>
+    <w:p>
+      <w:r>
+        <w:t xml:space="preserve">The LV20N supports </w:t>
+      </w:r>
+      <w:r>
+        <w:rPr>
+          <w:b/>
+          <w:bCs/>
+        </w:rPr>
+        <w:t>AI tracking zones</w:t>
+      </w:r>
+      <w:r>
+        <w:t xml:space="preserve">. Use this to </w:t>
+      </w:r>
+      <w:r>
+        <w:rPr>
+          <w:b/>
+          <w:bCs/>
+        </w:rPr>
+        <w:t>lock WB per zone</w:t>
+      </w:r>
+      <w:r>
+        <w:t>:</w:t>
+      </w:r>
+    </w:p>
+    <w:p>
+      <w:pPr>
+        <w:numPr>
+          <w:ilvl w:val="0"/>
+          <w:numId w:val="8"/>
+        </w:numPr>
+      </w:pPr>
+      <w:r>
+        <w:t xml:space="preserve">Web UI → </w:t>
+      </w:r>
+      <w:r>
+        <w:rPr>
+          <w:b/>
+          <w:bCs/>
+        </w:rPr>
+        <w:t>AI Tracking → Zone Setup</w:t>
+      </w:r>
+      <w:r>
+        <w:t>.</w:t>
+      </w:r>
+    </w:p>
+    <w:p>
+      <w:pPr>
+        <w:numPr>
+          <w:ilvl w:val="0"/>
+          <w:numId w:val="8"/>
+        </w:numPr>
+      </w:pPr>
+      <w:r>
+        <w:t xml:space="preserve">Create </w:t>
+      </w:r>
+      <w:r>
+        <w:rPr>
+          <w:b/>
+          <w:bCs/>
+        </w:rPr>
+        <w:t>Zone 1</w:t>
+      </w:r>
+      <w:r>
+        <w:t xml:space="preserve"> (tungsten area) → set WB to 3200K.</w:t>
+      </w:r>
+    </w:p>
+    <w:p>
+      <w:pPr>
+        <w:numPr>
+          <w:ilvl w:val="0"/>
+          <w:numId w:val="8"/>
+        </w:numPr>
+      </w:pPr>
+      <w:r>
+        <w:t xml:space="preserve">Create </w:t>
+      </w:r>
+      <w:r>
+        <w:rPr>
+          <w:b/>
+          <w:bCs/>
+        </w:rPr>
+        <w:t>Zone 2</w:t>
+      </w:r>
+      <w:r>
+        <w:t xml:space="preserve"> (daylight area) → set WB to 5600K.</w:t>
+      </w:r>
+    </w:p>
+    <w:p>
+      <w:pPr>
+        <w:numPr>
+          <w:ilvl w:val="0"/>
+          <w:numId w:val="8"/>
+        </w:numPr>
+      </w:pPr>
+      <w:r>
+        <w:t xml:space="preserve">Enable </w:t>
+      </w:r>
+      <w:r>
+        <w:rPr>
+          <w:b/>
+          <w:bCs/>
+        </w:rPr>
+        <w:t>Dynamic WB Switch</w:t>
+      </w:r>
+      <w:r>
+        <w:t xml:space="preserve"> (firmware v2.3+).</w:t>
+      </w:r>
+      <w:r>
+        <w:br/>
+        <w:t>→ Camera auto-switches WB as subject moves between zones.</w:t>
+      </w:r>
+    </w:p>
+    <w:p>
+      <w:r>
+        <w:t> </w:t>
+      </w:r>
+    </w:p>
+    <w:p>
+      <w:r>
+        <w:rPr>
+          <w:b/>
+          <w:bCs/>
+        </w:rPr>
+        <w:t>7. Checklist: “Is Mixed Light Fixed?”</w:t>
+      </w:r>
+    </w:p>
+    <w:p>
+      <w:pPr>
+        <w:numPr>
+          <w:ilvl w:val="0"/>
+          <w:numId w:val="9"/>
+        </w:numPr>
+      </w:pPr>
+      <w:r>
+        <w:lastRenderedPageBreak/>
+        <w:t xml:space="preserve">Gray card = neutral gray under </w:t>
+      </w:r>
+      <w:r>
+        <w:rPr>
+          <w:b/>
+          <w:bCs/>
+        </w:rPr>
+        <w:t>all</w:t>
+      </w:r>
+      <w:r>
+        <w:t xml:space="preserve"> lights.</w:t>
+      </w:r>
+    </w:p>
+    <w:p>
+      <w:pPr>
+        <w:numPr>
+          <w:ilvl w:val="0"/>
+          <w:numId w:val="9"/>
+        </w:numPr>
+      </w:pPr>
+      <w:proofErr w:type="spellStart"/>
+      <w:r>
+        <w:t>Vectorscope</w:t>
+      </w:r>
+      <w:proofErr w:type="spellEnd"/>
+      <w:r>
+        <w:t xml:space="preserve"> blob centered.</w:t>
+      </w:r>
+    </w:p>
+    <w:p>
+      <w:pPr>
+        <w:numPr>
+          <w:ilvl w:val="0"/>
+          <w:numId w:val="9"/>
+        </w:numPr>
+      </w:pPr>
+      <w:r>
+        <w:t>Skin tones consistent across frame.</w:t>
+      </w:r>
+    </w:p>
+    <w:p>
+      <w:pPr>
+        <w:numPr>
+          <w:ilvl w:val="0"/>
+          <w:numId w:val="9"/>
+        </w:numPr>
+      </w:pPr>
+      <w:r>
+        <w:t>No orange/blue halos around subjects.</w:t>
+      </w:r>
+    </w:p>
+    <w:p>
+      <w:pPr>
+        <w:numPr>
+          <w:ilvl w:val="0"/>
+          <w:numId w:val="9"/>
+        </w:numPr>
+      </w:pPr>
+      <w:r>
+        <w:t>No flicker (shutter = 1/60 for 60Hz tungsten).</w:t>
+      </w:r>
+    </w:p>
+    <w:p>
+      <w:r>
+        <w:t> </w:t>
+      </w:r>
+    </w:p>
+    <w:p>
+      <w:r>
+        <w:rPr>
+          <w:b/>
+          <w:bCs/>
+        </w:rPr>
+        <w:t>TL;DR – Fast Fix for Most Users</w:t>
+      </w:r>
+    </w:p>
+    <w:p>
+      <w:pPr>
+        <w:numPr>
+          <w:ilvl w:val="0"/>
+          <w:numId w:val="10"/>
+        </w:numPr>
+        <w:rPr>
+          <w:b/>
+          <w:bCs/>
+        </w:rPr>
+      </w:pPr>
+      <w:r>
+        <w:rPr>
+          <w:b/>
+          <w:bCs/>
+        </w:rPr>
+        <w:t>Close blinds</w:t>
+      </w:r>
+      <w:r>
+        <w:t xml:space="preserve"> or </w:t>
+      </w:r>
+      <w:r>
+        <w:rPr>
+          <w:b/>
+          <w:bCs/>
+        </w:rPr>
+        <w:t>gel windows to 3200K</w:t>
+      </w:r>
+      <w:r>
+        <w:t>.</w:t>
+      </w:r>
+    </w:p>
+    <w:p>
+      <w:pPr>
+        <w:numPr>
+          <w:ilvl w:val="0"/>
+          <w:numId w:val="11"/>
+        </w:numPr>
+      </w:pPr>
+      <w:r>
+        <w:t xml:space="preserve">Web UI → </w:t>
+      </w:r>
+      <w:r>
+        <w:rPr>
+          <w:b/>
+          <w:bCs/>
+        </w:rPr>
+        <w:t>Manual WB → 4000K</w:t>
+      </w:r>
+      <w:r>
+        <w:t>, R Gain 70, B Gain 120.</w:t>
+      </w:r>
+    </w:p>
+    <w:p>
+      <w:pPr>
+        <w:numPr>
+          <w:ilvl w:val="0"/>
+          <w:numId w:val="12"/>
+        </w:numPr>
+        <w:rPr>
+          <w:b/>
+          <w:bCs/>
+        </w:rPr>
+      </w:pPr>
+      <w:r>
+        <w:rPr>
+          <w:b/>
+          <w:bCs/>
+        </w:rPr>
+        <w:t>One-Push WB</w:t>
+      </w:r>
+      <w:r>
+        <w:t xml:space="preserve"> on white card under key light.</w:t>
+      </w:r>
+    </w:p>
+    <w:p>
+      <w:pPr>
+        <w:numPr>
+          <w:ilvl w:val="0"/>
+          <w:numId w:val="13"/>
+        </w:numPr>
+      </w:pPr>
+      <w:r>
+        <w:t xml:space="preserve">Save as </w:t>
+      </w:r>
+      <w:r>
+        <w:rPr>
+          <w:b/>
+          <w:bCs/>
+        </w:rPr>
+        <w:t>Preset 1</w:t>
+      </w:r>
+      <w:r>
+        <w:t xml:space="preserve"> for instant recall.</w:t>
+      </w:r>
+    </w:p>
+    <w:p>
+      <w:r>
+        <w:t> </w:t>
+      </w:r>
+    </w:p>
+    <w:p>
+      <w:r>
+        <w:t>Still seeing issues?</w:t>
+      </w:r>
+    </w:p>
+    <w:p>
+      <w:r>
+        <w:t xml:space="preserve">→ Email </w:t>
+      </w:r>
+      <w:r>
+        <w:rPr>
+          <w:b/>
+          <w:bCs/>
+        </w:rPr>
+        <w:t>support@avkans.com</w:t>
+      </w:r>
+      <w:r>
+        <w:t xml:space="preserve"> with:</w:t>
+      </w:r>
+    </w:p>
+    <w:p>
+      <w:pPr>
+        <w:numPr>
+          <w:ilvl w:val="0"/>
+          <w:numId w:val="14"/>
+        </w:numPr>
+      </w:pPr>
+      <w:r>
+        <w:t xml:space="preserve">Screenshot of </w:t>
+      </w:r>
+      <w:r>
+        <w:rPr>
+          <w:b/>
+          <w:bCs/>
+        </w:rPr>
+        <w:t>web UI WB page</w:t>
+      </w:r>
+    </w:p>
+    <w:p>
+      <w:pPr>
+        <w:numPr>
+          <w:ilvl w:val="0"/>
+          <w:numId w:val="14"/>
+        </w:numPr>
+      </w:pPr>
+      <w:r>
+        <w:t xml:space="preserve">Photo of </w:t>
+      </w:r>
+      <w:r>
+        <w:rPr>
+          <w:b/>
+          <w:bCs/>
+        </w:rPr>
+        <w:t>gray card</w:t>
+      </w:r>
+      <w:r>
+        <w:t xml:space="preserve"> under your lights</w:t>
+      </w:r>
+    </w:p>
+    <w:p>
+      <w:pPr>
+        <w:numPr>
+          <w:ilvl w:val="0"/>
+          <w:numId w:val="14"/>
+        </w:numPr>
+      </w:pPr>
+      <w:r>
+        <w:t xml:space="preserve">List of </w:t>
+      </w:r>
+      <w:r>
+        <w:rPr>
+          <w:b/>
+          <w:bCs/>
+        </w:rPr>
+        <w:t>light sources</w:t>
+      </w:r>
+      <w:r>
+        <w:t xml:space="preserve"> (wattage/Kelvin)</w:t>
+      </w:r>
+    </w:p>
+    <w:p>
+      <w:r>
+        <w:t>They’ll remote in and dial it in for free.</w:t>
+      </w:r>
+    </w:p>
+    <w:p>
+      <w:r>
+        <w:t> </w:t>
       </w:r>
     </w:p>
     <w:p/>
     <w:p/>
-    <w:p>
-      <w:r>
-        <w:rPr>
-          <w:noProof/>
-        </w:rPr>
-        <w:lastRenderedPageBreak/>
-        <w:drawing>
-          <wp:anchor distT="0" distB="0" distL="114300" distR="114300" simplePos="0" relativeHeight="251661312" behindDoc="0" locked="0" layoutInCell="1" allowOverlap="1" wp14:anchorId="1D61BCAC" wp14:editId="498FC1D7">
-            <wp:simplePos x="0" y="0"/>
-            <wp:positionH relativeFrom="column">
-              <wp:posOffset>0</wp:posOffset>
-            </wp:positionH>
-            <wp:positionV relativeFrom="paragraph">
-              <wp:posOffset>-6396990</wp:posOffset>
-            </wp:positionV>
-            <wp:extent cx="13055600" cy="10007600"/>
-            <wp:effectExtent l="0" t="0" r="5080" b="5080"/>
-            <wp:wrapTopAndBottom/>
-            <wp:docPr id="448705682" name="Picture 1"/>
-            <wp:cNvGraphicFramePr>
-              <a:graphicFrameLocks xmlns:a="http://schemas.openxmlformats.org/drawingml/2006/main" noChangeAspect="1"/>
-            </wp:cNvGraphicFramePr>
-            <a:graphic xmlns:a="http://schemas.openxmlformats.org/drawingml/2006/main">
-              <a:graphicData uri="http://schemas.openxmlformats.org/drawingml/2006/picture">
-                <pic:pic xmlns:pic="http://schemas.openxmlformats.org/drawingml/2006/picture">
-                  <pic:nvPicPr>
-                    <pic:cNvPr id="448705682" name=""/>
-                    <pic:cNvPicPr/>
-                  </pic:nvPicPr>
-                  <pic:blipFill>
-                    <a:blip r:embed="rId5"/>
-                    <a:stretch>
-                      <a:fillRect/>
-                    </a:stretch>
-                  </pic:blipFill>
-                  <pic:spPr>
-                    <a:xfrm>
-                      <a:off x="0" y="0"/>
-                      <a:ext cx="13055600" cy="10007600"/>
-                    </a:xfrm>
-                    <a:prstGeom prst="rect">
-                      <a:avLst/>
-                    </a:prstGeom>
-                  </pic:spPr>
-                </pic:pic>
-              </a:graphicData>
-            </a:graphic>
-          </wp:anchor>
-        </w:drawing>
-      </w:r>
-    </w:p>
+    <w:p/>
     <w:sectPr>
       <w:pgSz w:w="12240" w:h="15840"/>
       <w:pgMar w:top="1440" w:right="1440" w:bottom="1440" w:left="1440" w:header="720" w:footer="720" w:gutter="0"/>
@@ -117,6 +3818,1854 @@
     </w:sectPr>
   </w:body>
 </w:document>
+</file>
+
+<file path=word/numbering.xml><?xml version="1.0" encoding="utf-8"?>
+<w:numbering xmlns:wpc="http://schemas.microsoft.com/office/word/2010/wordprocessingCanvas" xmlns:cx="http://schemas.microsoft.com/office/drawing/2014/chartex" xmlns:cx1="http://schemas.microsoft.com/office/drawing/2015/9/8/chartex" xmlns:cx2="http://schemas.microsoft.com/office/drawing/2015/10/21/chartex" xmlns:cx3="http://schemas.microsoft.com/office/drawing/2016/5/9/chartex" xmlns:cx4="http://schemas.microsoft.com/office/drawing/2016/5/10/chartex" xmlns:cx5="http://schemas.microsoft.com/office/drawing/2016/5/11/chartex" xmlns:cx6="http://schemas.microsoft.com/office/drawing/2016/5/12/chartex" xmlns:cx7="http://schemas.microsoft.com/office/drawing/2016/5/13/chartex" xmlns:cx8="http://schemas.microsoft.com/office/drawing/2016/5/14/chartex" xmlns:mc="http://schemas.openxmlformats.org/markup-compatibility/2006" xmlns:aink="http://schemas.microsoft.com/office/drawing/2016/ink" xmlns:am3d="http://schemas.microsoft.com/office/drawing/2017/model3d" xmlns:o="urn:schemas-microsoft-com:office:office" xmlns:oel="http://schemas.microsoft.com/office/2019/extlst" xmlns:r="http://schemas.openxmlformats.org/officeDocument/2006/relationships" xmlns:m="http://schemas.openxmlformats.org/officeDocument/2006/math" xmlns:v="urn:schemas-microsoft-com:vml" xmlns:wp14="http://schemas.microsoft.com/office/word/2010/wordprocessingDrawing" xmlns:wp="http://schemas.openxmlformats.org/drawingml/2006/wordprocessingDrawing" xmlns:w10="urn:schemas-microsoft-com:office:word" xmlns:w="http://schemas.openxmlformats.org/wordprocessingml/2006/main" xmlns:w14="http://schemas.microsoft.com/office/word/2010/wordml" xmlns:w15="http://schemas.microsoft.com/office/word/2012/wordml" xmlns:w16cex="http://schemas.microsoft.com/office/word/2018/wordml/cex" xmlns:w16cid="http://schemas.microsoft.com/office/word/2016/wordml/cid" xmlns:w16="http://schemas.microsoft.com/office/word/2018/wordml" xmlns:w16du="http://schemas.microsoft.com/office/word/2023/wordml/word16du" xmlns:w16sdtdh="http://schemas.microsoft.com/office/word/2020/wordml/sdtdatahash" xmlns:w16sdtfl="http://schemas.microsoft.com/office/word/2024/wordml/sdtformatlock" xmlns:w16se="http://schemas.microsoft.com/office/word/2015/wordml/symex" xmlns:wpg="http://schemas.microsoft.com/office/word/2010/wordprocessingGroup" xmlns:wpi="http://schemas.microsoft.com/office/word/2010/wordprocessingInk" xmlns:wne="http://schemas.microsoft.com/office/word/2006/wordml" xmlns:wps="http://schemas.microsoft.com/office/word/2010/wordprocessingShape" mc:Ignorable="w14 w15 w16se w16cid w16 w16cex w16sdtdh w16sdtfl w16du wp14">
+  <w:abstractNum w:abstractNumId="0" w15:restartNumberingAfterBreak="0">
+    <w:nsid w:val="08334E4F"/>
+    <w:multiLevelType w:val="multilevel"/>
+    <w:tmpl w:val="F9DAB468"/>
+    <w:lvl w:ilvl="0">
+      <w:start w:val="1"/>
+      <w:numFmt w:val="decimal"/>
+      <w:lvlText w:val="%1."/>
+      <w:lvlJc w:val="left"/>
+      <w:pPr>
+        <w:tabs>
+          <w:tab w:val="num" w:pos="720"/>
+        </w:tabs>
+        <w:ind w:left="720" w:hanging="360"/>
+      </w:pPr>
+    </w:lvl>
+    <w:lvl w:ilvl="1" w:tentative="1">
+      <w:start w:val="1"/>
+      <w:numFmt w:val="decimal"/>
+      <w:lvlText w:val="%2."/>
+      <w:lvlJc w:val="left"/>
+      <w:pPr>
+        <w:tabs>
+          <w:tab w:val="num" w:pos="1440"/>
+        </w:tabs>
+        <w:ind w:left="1440" w:hanging="360"/>
+      </w:pPr>
+    </w:lvl>
+    <w:lvl w:ilvl="2" w:tentative="1">
+      <w:start w:val="1"/>
+      <w:numFmt w:val="decimal"/>
+      <w:lvlText w:val="%3."/>
+      <w:lvlJc w:val="left"/>
+      <w:pPr>
+        <w:tabs>
+          <w:tab w:val="num" w:pos="2160"/>
+        </w:tabs>
+        <w:ind w:left="2160" w:hanging="360"/>
+      </w:pPr>
+    </w:lvl>
+    <w:lvl w:ilvl="3" w:tentative="1">
+      <w:start w:val="1"/>
+      <w:numFmt w:val="decimal"/>
+      <w:lvlText w:val="%4."/>
+      <w:lvlJc w:val="left"/>
+      <w:pPr>
+        <w:tabs>
+          <w:tab w:val="num" w:pos="2880"/>
+        </w:tabs>
+        <w:ind w:left="2880" w:hanging="360"/>
+      </w:pPr>
+    </w:lvl>
+    <w:lvl w:ilvl="4" w:tentative="1">
+      <w:start w:val="1"/>
+      <w:numFmt w:val="decimal"/>
+      <w:lvlText w:val="%5."/>
+      <w:lvlJc w:val="left"/>
+      <w:pPr>
+        <w:tabs>
+          <w:tab w:val="num" w:pos="3600"/>
+        </w:tabs>
+        <w:ind w:left="3600" w:hanging="360"/>
+      </w:pPr>
+    </w:lvl>
+    <w:lvl w:ilvl="5" w:tentative="1">
+      <w:start w:val="1"/>
+      <w:numFmt w:val="decimal"/>
+      <w:lvlText w:val="%6."/>
+      <w:lvlJc w:val="left"/>
+      <w:pPr>
+        <w:tabs>
+          <w:tab w:val="num" w:pos="4320"/>
+        </w:tabs>
+        <w:ind w:left="4320" w:hanging="360"/>
+      </w:pPr>
+    </w:lvl>
+    <w:lvl w:ilvl="6" w:tentative="1">
+      <w:start w:val="1"/>
+      <w:numFmt w:val="decimal"/>
+      <w:lvlText w:val="%7."/>
+      <w:lvlJc w:val="left"/>
+      <w:pPr>
+        <w:tabs>
+          <w:tab w:val="num" w:pos="5040"/>
+        </w:tabs>
+        <w:ind w:left="5040" w:hanging="360"/>
+      </w:pPr>
+    </w:lvl>
+    <w:lvl w:ilvl="7" w:tentative="1">
+      <w:start w:val="1"/>
+      <w:numFmt w:val="decimal"/>
+      <w:lvlText w:val="%8."/>
+      <w:lvlJc w:val="left"/>
+      <w:pPr>
+        <w:tabs>
+          <w:tab w:val="num" w:pos="5760"/>
+        </w:tabs>
+        <w:ind w:left="5760" w:hanging="360"/>
+      </w:pPr>
+    </w:lvl>
+    <w:lvl w:ilvl="8" w:tentative="1">
+      <w:start w:val="1"/>
+      <w:numFmt w:val="decimal"/>
+      <w:lvlText w:val="%9."/>
+      <w:lvlJc w:val="left"/>
+      <w:pPr>
+        <w:tabs>
+          <w:tab w:val="num" w:pos="6480"/>
+        </w:tabs>
+        <w:ind w:left="6480" w:hanging="360"/>
+      </w:pPr>
+    </w:lvl>
+  </w:abstractNum>
+  <w:abstractNum w:abstractNumId="1" w15:restartNumberingAfterBreak="0">
+    <w:nsid w:val="22611414"/>
+    <w:multiLevelType w:val="multilevel"/>
+    <w:tmpl w:val="E814C312"/>
+    <w:lvl w:ilvl="0">
+      <w:start w:val="1"/>
+      <w:numFmt w:val="bullet"/>
+      <w:lvlText w:val=""/>
+      <w:lvlJc w:val="left"/>
+      <w:pPr>
+        <w:tabs>
+          <w:tab w:val="num" w:pos="720"/>
+        </w:tabs>
+        <w:ind w:left="720" w:hanging="360"/>
+      </w:pPr>
+      <w:rPr>
+        <w:rFonts w:ascii="Symbol" w:hAnsi="Symbol" w:hint="default"/>
+        <w:sz w:val="20"/>
+      </w:rPr>
+    </w:lvl>
+    <w:lvl w:ilvl="1">
+      <w:start w:val="1"/>
+      <w:numFmt w:val="bullet"/>
+      <w:lvlText w:val="o"/>
+      <w:lvlJc w:val="left"/>
+      <w:pPr>
+        <w:tabs>
+          <w:tab w:val="num" w:pos="1440"/>
+        </w:tabs>
+        <w:ind w:left="1440" w:hanging="360"/>
+      </w:pPr>
+      <w:rPr>
+        <w:rFonts w:ascii="Courier New" w:hAnsi="Courier New" w:hint="default"/>
+        <w:sz w:val="20"/>
+      </w:rPr>
+    </w:lvl>
+    <w:lvl w:ilvl="2" w:tentative="1">
+      <w:start w:val="1"/>
+      <w:numFmt w:val="bullet"/>
+      <w:lvlText w:val=""/>
+      <w:lvlJc w:val="left"/>
+      <w:pPr>
+        <w:tabs>
+          <w:tab w:val="num" w:pos="2160"/>
+        </w:tabs>
+        <w:ind w:left="2160" w:hanging="360"/>
+      </w:pPr>
+      <w:rPr>
+        <w:rFonts w:ascii="Symbol" w:hAnsi="Symbol" w:hint="default"/>
+        <w:sz w:val="20"/>
+      </w:rPr>
+    </w:lvl>
+    <w:lvl w:ilvl="3" w:tentative="1">
+      <w:start w:val="1"/>
+      <w:numFmt w:val="bullet"/>
+      <w:lvlText w:val=""/>
+      <w:lvlJc w:val="left"/>
+      <w:pPr>
+        <w:tabs>
+          <w:tab w:val="num" w:pos="2880"/>
+        </w:tabs>
+        <w:ind w:left="2880" w:hanging="360"/>
+      </w:pPr>
+      <w:rPr>
+        <w:rFonts w:ascii="Symbol" w:hAnsi="Symbol" w:hint="default"/>
+        <w:sz w:val="20"/>
+      </w:rPr>
+    </w:lvl>
+    <w:lvl w:ilvl="4" w:tentative="1">
+      <w:start w:val="1"/>
+      <w:numFmt w:val="bullet"/>
+      <w:lvlText w:val=""/>
+      <w:lvlJc w:val="left"/>
+      <w:pPr>
+        <w:tabs>
+          <w:tab w:val="num" w:pos="3600"/>
+        </w:tabs>
+        <w:ind w:left="3600" w:hanging="360"/>
+      </w:pPr>
+      <w:rPr>
+        <w:rFonts w:ascii="Symbol" w:hAnsi="Symbol" w:hint="default"/>
+        <w:sz w:val="20"/>
+      </w:rPr>
+    </w:lvl>
+    <w:lvl w:ilvl="5" w:tentative="1">
+      <w:start w:val="1"/>
+      <w:numFmt w:val="bullet"/>
+      <w:lvlText w:val=""/>
+      <w:lvlJc w:val="left"/>
+      <w:pPr>
+        <w:tabs>
+          <w:tab w:val="num" w:pos="4320"/>
+        </w:tabs>
+        <w:ind w:left="4320" w:hanging="360"/>
+      </w:pPr>
+      <w:rPr>
+        <w:rFonts w:ascii="Symbol" w:hAnsi="Symbol" w:hint="default"/>
+        <w:sz w:val="20"/>
+      </w:rPr>
+    </w:lvl>
+    <w:lvl w:ilvl="6" w:tentative="1">
+      <w:start w:val="1"/>
+      <w:numFmt w:val="bullet"/>
+      <w:lvlText w:val=""/>
+      <w:lvlJc w:val="left"/>
+      <w:pPr>
+        <w:tabs>
+          <w:tab w:val="num" w:pos="5040"/>
+        </w:tabs>
+        <w:ind w:left="5040" w:hanging="360"/>
+      </w:pPr>
+      <w:rPr>
+        <w:rFonts w:ascii="Symbol" w:hAnsi="Symbol" w:hint="default"/>
+        <w:sz w:val="20"/>
+      </w:rPr>
+    </w:lvl>
+    <w:lvl w:ilvl="7" w:tentative="1">
+      <w:start w:val="1"/>
+      <w:numFmt w:val="bullet"/>
+      <w:lvlText w:val=""/>
+      <w:lvlJc w:val="left"/>
+      <w:pPr>
+        <w:tabs>
+          <w:tab w:val="num" w:pos="5760"/>
+        </w:tabs>
+        <w:ind w:left="5760" w:hanging="360"/>
+      </w:pPr>
+      <w:rPr>
+        <w:rFonts w:ascii="Symbol" w:hAnsi="Symbol" w:hint="default"/>
+        <w:sz w:val="20"/>
+      </w:rPr>
+    </w:lvl>
+    <w:lvl w:ilvl="8" w:tentative="1">
+      <w:start w:val="1"/>
+      <w:numFmt w:val="bullet"/>
+      <w:lvlText w:val=""/>
+      <w:lvlJc w:val="left"/>
+      <w:pPr>
+        <w:tabs>
+          <w:tab w:val="num" w:pos="6480"/>
+        </w:tabs>
+        <w:ind w:left="6480" w:hanging="360"/>
+      </w:pPr>
+      <w:rPr>
+        <w:rFonts w:ascii="Symbol" w:hAnsi="Symbol" w:hint="default"/>
+        <w:sz w:val="20"/>
+      </w:rPr>
+    </w:lvl>
+  </w:abstractNum>
+  <w:abstractNum w:abstractNumId="2" w15:restartNumberingAfterBreak="0">
+    <w:nsid w:val="2A7B6765"/>
+    <w:multiLevelType w:val="multilevel"/>
+    <w:tmpl w:val="AE767126"/>
+    <w:lvl w:ilvl="0">
+      <w:start w:val="1"/>
+      <w:numFmt w:val="bullet"/>
+      <w:lvlText w:val=""/>
+      <w:lvlJc w:val="left"/>
+      <w:pPr>
+        <w:tabs>
+          <w:tab w:val="num" w:pos="720"/>
+        </w:tabs>
+        <w:ind w:left="720" w:hanging="360"/>
+      </w:pPr>
+      <w:rPr>
+        <w:rFonts w:ascii="Symbol" w:hAnsi="Symbol" w:hint="default"/>
+        <w:sz w:val="20"/>
+      </w:rPr>
+    </w:lvl>
+    <w:lvl w:ilvl="1" w:tentative="1">
+      <w:start w:val="1"/>
+      <w:numFmt w:val="bullet"/>
+      <w:lvlText w:val=""/>
+      <w:lvlJc w:val="left"/>
+      <w:pPr>
+        <w:tabs>
+          <w:tab w:val="num" w:pos="1440"/>
+        </w:tabs>
+        <w:ind w:left="1440" w:hanging="360"/>
+      </w:pPr>
+      <w:rPr>
+        <w:rFonts w:ascii="Symbol" w:hAnsi="Symbol" w:hint="default"/>
+        <w:sz w:val="20"/>
+      </w:rPr>
+    </w:lvl>
+    <w:lvl w:ilvl="2" w:tentative="1">
+      <w:start w:val="1"/>
+      <w:numFmt w:val="bullet"/>
+      <w:lvlText w:val=""/>
+      <w:lvlJc w:val="left"/>
+      <w:pPr>
+        <w:tabs>
+          <w:tab w:val="num" w:pos="2160"/>
+        </w:tabs>
+        <w:ind w:left="2160" w:hanging="360"/>
+      </w:pPr>
+      <w:rPr>
+        <w:rFonts w:ascii="Symbol" w:hAnsi="Symbol" w:hint="default"/>
+        <w:sz w:val="20"/>
+      </w:rPr>
+    </w:lvl>
+    <w:lvl w:ilvl="3" w:tentative="1">
+      <w:start w:val="1"/>
+      <w:numFmt w:val="bullet"/>
+      <w:lvlText w:val=""/>
+      <w:lvlJc w:val="left"/>
+      <w:pPr>
+        <w:tabs>
+          <w:tab w:val="num" w:pos="2880"/>
+        </w:tabs>
+        <w:ind w:left="2880" w:hanging="360"/>
+      </w:pPr>
+      <w:rPr>
+        <w:rFonts w:ascii="Symbol" w:hAnsi="Symbol" w:hint="default"/>
+        <w:sz w:val="20"/>
+      </w:rPr>
+    </w:lvl>
+    <w:lvl w:ilvl="4" w:tentative="1">
+      <w:start w:val="1"/>
+      <w:numFmt w:val="bullet"/>
+      <w:lvlText w:val=""/>
+      <w:lvlJc w:val="left"/>
+      <w:pPr>
+        <w:tabs>
+          <w:tab w:val="num" w:pos="3600"/>
+        </w:tabs>
+        <w:ind w:left="3600" w:hanging="360"/>
+      </w:pPr>
+      <w:rPr>
+        <w:rFonts w:ascii="Symbol" w:hAnsi="Symbol" w:hint="default"/>
+        <w:sz w:val="20"/>
+      </w:rPr>
+    </w:lvl>
+    <w:lvl w:ilvl="5" w:tentative="1">
+      <w:start w:val="1"/>
+      <w:numFmt w:val="bullet"/>
+      <w:lvlText w:val=""/>
+      <w:lvlJc w:val="left"/>
+      <w:pPr>
+        <w:tabs>
+          <w:tab w:val="num" w:pos="4320"/>
+        </w:tabs>
+        <w:ind w:left="4320" w:hanging="360"/>
+      </w:pPr>
+      <w:rPr>
+        <w:rFonts w:ascii="Symbol" w:hAnsi="Symbol" w:hint="default"/>
+        <w:sz w:val="20"/>
+      </w:rPr>
+    </w:lvl>
+    <w:lvl w:ilvl="6" w:tentative="1">
+      <w:start w:val="1"/>
+      <w:numFmt w:val="bullet"/>
+      <w:lvlText w:val=""/>
+      <w:lvlJc w:val="left"/>
+      <w:pPr>
+        <w:tabs>
+          <w:tab w:val="num" w:pos="5040"/>
+        </w:tabs>
+        <w:ind w:left="5040" w:hanging="360"/>
+      </w:pPr>
+      <w:rPr>
+        <w:rFonts w:ascii="Symbol" w:hAnsi="Symbol" w:hint="default"/>
+        <w:sz w:val="20"/>
+      </w:rPr>
+    </w:lvl>
+    <w:lvl w:ilvl="7" w:tentative="1">
+      <w:start w:val="1"/>
+      <w:numFmt w:val="bullet"/>
+      <w:lvlText w:val=""/>
+      <w:lvlJc w:val="left"/>
+      <w:pPr>
+        <w:tabs>
+          <w:tab w:val="num" w:pos="5760"/>
+        </w:tabs>
+        <w:ind w:left="5760" w:hanging="360"/>
+      </w:pPr>
+      <w:rPr>
+        <w:rFonts w:ascii="Symbol" w:hAnsi="Symbol" w:hint="default"/>
+        <w:sz w:val="20"/>
+      </w:rPr>
+    </w:lvl>
+    <w:lvl w:ilvl="8" w:tentative="1">
+      <w:start w:val="1"/>
+      <w:numFmt w:val="bullet"/>
+      <w:lvlText w:val=""/>
+      <w:lvlJc w:val="left"/>
+      <w:pPr>
+        <w:tabs>
+          <w:tab w:val="num" w:pos="6480"/>
+        </w:tabs>
+        <w:ind w:left="6480" w:hanging="360"/>
+      </w:pPr>
+      <w:rPr>
+        <w:rFonts w:ascii="Symbol" w:hAnsi="Symbol" w:hint="default"/>
+        <w:sz w:val="20"/>
+      </w:rPr>
+    </w:lvl>
+  </w:abstractNum>
+  <w:abstractNum w:abstractNumId="3" w15:restartNumberingAfterBreak="0">
+    <w:nsid w:val="34A30BD0"/>
+    <w:multiLevelType w:val="multilevel"/>
+    <w:tmpl w:val="DB421658"/>
+    <w:lvl w:ilvl="0">
+      <w:start w:val="1"/>
+      <w:numFmt w:val="decimal"/>
+      <w:lvlText w:val="%1."/>
+      <w:lvlJc w:val="left"/>
+      <w:pPr>
+        <w:tabs>
+          <w:tab w:val="num" w:pos="720"/>
+        </w:tabs>
+        <w:ind w:left="720" w:hanging="360"/>
+      </w:pPr>
+    </w:lvl>
+    <w:lvl w:ilvl="1">
+      <w:start w:val="1"/>
+      <w:numFmt w:val="bullet"/>
+      <w:lvlText w:val="o"/>
+      <w:lvlJc w:val="left"/>
+      <w:pPr>
+        <w:tabs>
+          <w:tab w:val="num" w:pos="1440"/>
+        </w:tabs>
+        <w:ind w:left="1440" w:hanging="360"/>
+      </w:pPr>
+      <w:rPr>
+        <w:rFonts w:ascii="Courier New" w:hAnsi="Courier New" w:hint="default"/>
+        <w:sz w:val="20"/>
+      </w:rPr>
+    </w:lvl>
+    <w:lvl w:ilvl="2" w:tentative="1">
+      <w:start w:val="1"/>
+      <w:numFmt w:val="decimal"/>
+      <w:lvlText w:val="%3."/>
+      <w:lvlJc w:val="left"/>
+      <w:pPr>
+        <w:tabs>
+          <w:tab w:val="num" w:pos="2160"/>
+        </w:tabs>
+        <w:ind w:left="2160" w:hanging="360"/>
+      </w:pPr>
+    </w:lvl>
+    <w:lvl w:ilvl="3" w:tentative="1">
+      <w:start w:val="1"/>
+      <w:numFmt w:val="decimal"/>
+      <w:lvlText w:val="%4."/>
+      <w:lvlJc w:val="left"/>
+      <w:pPr>
+        <w:tabs>
+          <w:tab w:val="num" w:pos="2880"/>
+        </w:tabs>
+        <w:ind w:left="2880" w:hanging="360"/>
+      </w:pPr>
+    </w:lvl>
+    <w:lvl w:ilvl="4" w:tentative="1">
+      <w:start w:val="1"/>
+      <w:numFmt w:val="decimal"/>
+      <w:lvlText w:val="%5."/>
+      <w:lvlJc w:val="left"/>
+      <w:pPr>
+        <w:tabs>
+          <w:tab w:val="num" w:pos="3600"/>
+        </w:tabs>
+        <w:ind w:left="3600" w:hanging="360"/>
+      </w:pPr>
+    </w:lvl>
+    <w:lvl w:ilvl="5" w:tentative="1">
+      <w:start w:val="1"/>
+      <w:numFmt w:val="decimal"/>
+      <w:lvlText w:val="%6."/>
+      <w:lvlJc w:val="left"/>
+      <w:pPr>
+        <w:tabs>
+          <w:tab w:val="num" w:pos="4320"/>
+        </w:tabs>
+        <w:ind w:left="4320" w:hanging="360"/>
+      </w:pPr>
+    </w:lvl>
+    <w:lvl w:ilvl="6" w:tentative="1">
+      <w:start w:val="1"/>
+      <w:numFmt w:val="decimal"/>
+      <w:lvlText w:val="%7."/>
+      <w:lvlJc w:val="left"/>
+      <w:pPr>
+        <w:tabs>
+          <w:tab w:val="num" w:pos="5040"/>
+        </w:tabs>
+        <w:ind w:left="5040" w:hanging="360"/>
+      </w:pPr>
+    </w:lvl>
+    <w:lvl w:ilvl="7" w:tentative="1">
+      <w:start w:val="1"/>
+      <w:numFmt w:val="decimal"/>
+      <w:lvlText w:val="%8."/>
+      <w:lvlJc w:val="left"/>
+      <w:pPr>
+        <w:tabs>
+          <w:tab w:val="num" w:pos="5760"/>
+        </w:tabs>
+        <w:ind w:left="5760" w:hanging="360"/>
+      </w:pPr>
+    </w:lvl>
+    <w:lvl w:ilvl="8" w:tentative="1">
+      <w:start w:val="1"/>
+      <w:numFmt w:val="decimal"/>
+      <w:lvlText w:val="%9."/>
+      <w:lvlJc w:val="left"/>
+      <w:pPr>
+        <w:tabs>
+          <w:tab w:val="num" w:pos="6480"/>
+        </w:tabs>
+        <w:ind w:left="6480" w:hanging="360"/>
+      </w:pPr>
+    </w:lvl>
+  </w:abstractNum>
+  <w:abstractNum w:abstractNumId="4" w15:restartNumberingAfterBreak="0">
+    <w:nsid w:val="48EF34E5"/>
+    <w:multiLevelType w:val="multilevel"/>
+    <w:tmpl w:val="C4125DC2"/>
+    <w:lvl w:ilvl="0">
+      <w:start w:val="1"/>
+      <w:numFmt w:val="decimal"/>
+      <w:lvlText w:val="%1."/>
+      <w:lvlJc w:val="left"/>
+      <w:pPr>
+        <w:tabs>
+          <w:tab w:val="num" w:pos="720"/>
+        </w:tabs>
+        <w:ind w:left="720" w:hanging="360"/>
+      </w:pPr>
+    </w:lvl>
+    <w:lvl w:ilvl="1" w:tentative="1">
+      <w:start w:val="1"/>
+      <w:numFmt w:val="decimal"/>
+      <w:lvlText w:val="%2."/>
+      <w:lvlJc w:val="left"/>
+      <w:pPr>
+        <w:tabs>
+          <w:tab w:val="num" w:pos="1440"/>
+        </w:tabs>
+        <w:ind w:left="1440" w:hanging="360"/>
+      </w:pPr>
+    </w:lvl>
+    <w:lvl w:ilvl="2" w:tentative="1">
+      <w:start w:val="1"/>
+      <w:numFmt w:val="decimal"/>
+      <w:lvlText w:val="%3."/>
+      <w:lvlJc w:val="left"/>
+      <w:pPr>
+        <w:tabs>
+          <w:tab w:val="num" w:pos="2160"/>
+        </w:tabs>
+        <w:ind w:left="2160" w:hanging="360"/>
+      </w:pPr>
+    </w:lvl>
+    <w:lvl w:ilvl="3" w:tentative="1">
+      <w:start w:val="1"/>
+      <w:numFmt w:val="decimal"/>
+      <w:lvlText w:val="%4."/>
+      <w:lvlJc w:val="left"/>
+      <w:pPr>
+        <w:tabs>
+          <w:tab w:val="num" w:pos="2880"/>
+        </w:tabs>
+        <w:ind w:left="2880" w:hanging="360"/>
+      </w:pPr>
+    </w:lvl>
+    <w:lvl w:ilvl="4" w:tentative="1">
+      <w:start w:val="1"/>
+      <w:numFmt w:val="decimal"/>
+      <w:lvlText w:val="%5."/>
+      <w:lvlJc w:val="left"/>
+      <w:pPr>
+        <w:tabs>
+          <w:tab w:val="num" w:pos="3600"/>
+        </w:tabs>
+        <w:ind w:left="3600" w:hanging="360"/>
+      </w:pPr>
+    </w:lvl>
+    <w:lvl w:ilvl="5" w:tentative="1">
+      <w:start w:val="1"/>
+      <w:numFmt w:val="decimal"/>
+      <w:lvlText w:val="%6."/>
+      <w:lvlJc w:val="left"/>
+      <w:pPr>
+        <w:tabs>
+          <w:tab w:val="num" w:pos="4320"/>
+        </w:tabs>
+        <w:ind w:left="4320" w:hanging="360"/>
+      </w:pPr>
+    </w:lvl>
+    <w:lvl w:ilvl="6" w:tentative="1">
+      <w:start w:val="1"/>
+      <w:numFmt w:val="decimal"/>
+      <w:lvlText w:val="%7."/>
+      <w:lvlJc w:val="left"/>
+      <w:pPr>
+        <w:tabs>
+          <w:tab w:val="num" w:pos="5040"/>
+        </w:tabs>
+        <w:ind w:left="5040" w:hanging="360"/>
+      </w:pPr>
+    </w:lvl>
+    <w:lvl w:ilvl="7" w:tentative="1">
+      <w:start w:val="1"/>
+      <w:numFmt w:val="decimal"/>
+      <w:lvlText w:val="%8."/>
+      <w:lvlJc w:val="left"/>
+      <w:pPr>
+        <w:tabs>
+          <w:tab w:val="num" w:pos="5760"/>
+        </w:tabs>
+        <w:ind w:left="5760" w:hanging="360"/>
+      </w:pPr>
+    </w:lvl>
+    <w:lvl w:ilvl="8" w:tentative="1">
+      <w:start w:val="1"/>
+      <w:numFmt w:val="decimal"/>
+      <w:lvlText w:val="%9."/>
+      <w:lvlJc w:val="left"/>
+      <w:pPr>
+        <w:tabs>
+          <w:tab w:val="num" w:pos="6480"/>
+        </w:tabs>
+        <w:ind w:left="6480" w:hanging="360"/>
+      </w:pPr>
+    </w:lvl>
+  </w:abstractNum>
+  <w:abstractNum w:abstractNumId="5" w15:restartNumberingAfterBreak="0">
+    <w:nsid w:val="4B070B8E"/>
+    <w:multiLevelType w:val="multilevel"/>
+    <w:tmpl w:val="DB748CFA"/>
+    <w:lvl w:ilvl="0">
+      <w:start w:val="1"/>
+      <w:numFmt w:val="decimal"/>
+      <w:lvlText w:val="%1."/>
+      <w:lvlJc w:val="left"/>
+      <w:pPr>
+        <w:tabs>
+          <w:tab w:val="num" w:pos="720"/>
+        </w:tabs>
+        <w:ind w:left="720" w:hanging="360"/>
+      </w:pPr>
+    </w:lvl>
+    <w:lvl w:ilvl="1">
+      <w:start w:val="1"/>
+      <w:numFmt w:val="bullet"/>
+      <w:lvlText w:val="o"/>
+      <w:lvlJc w:val="left"/>
+      <w:pPr>
+        <w:tabs>
+          <w:tab w:val="num" w:pos="1440"/>
+        </w:tabs>
+        <w:ind w:left="1440" w:hanging="360"/>
+      </w:pPr>
+      <w:rPr>
+        <w:rFonts w:ascii="Courier New" w:hAnsi="Courier New" w:hint="default"/>
+        <w:sz w:val="20"/>
+      </w:rPr>
+    </w:lvl>
+    <w:lvl w:ilvl="2" w:tentative="1">
+      <w:start w:val="1"/>
+      <w:numFmt w:val="decimal"/>
+      <w:lvlText w:val="%3."/>
+      <w:lvlJc w:val="left"/>
+      <w:pPr>
+        <w:tabs>
+          <w:tab w:val="num" w:pos="2160"/>
+        </w:tabs>
+        <w:ind w:left="2160" w:hanging="360"/>
+      </w:pPr>
+    </w:lvl>
+    <w:lvl w:ilvl="3" w:tentative="1">
+      <w:start w:val="1"/>
+      <w:numFmt w:val="decimal"/>
+      <w:lvlText w:val="%4."/>
+      <w:lvlJc w:val="left"/>
+      <w:pPr>
+        <w:tabs>
+          <w:tab w:val="num" w:pos="2880"/>
+        </w:tabs>
+        <w:ind w:left="2880" w:hanging="360"/>
+      </w:pPr>
+    </w:lvl>
+    <w:lvl w:ilvl="4" w:tentative="1">
+      <w:start w:val="1"/>
+      <w:numFmt w:val="decimal"/>
+      <w:lvlText w:val="%5."/>
+      <w:lvlJc w:val="left"/>
+      <w:pPr>
+        <w:tabs>
+          <w:tab w:val="num" w:pos="3600"/>
+        </w:tabs>
+        <w:ind w:left="3600" w:hanging="360"/>
+      </w:pPr>
+    </w:lvl>
+    <w:lvl w:ilvl="5" w:tentative="1">
+      <w:start w:val="1"/>
+      <w:numFmt w:val="decimal"/>
+      <w:lvlText w:val="%6."/>
+      <w:lvlJc w:val="left"/>
+      <w:pPr>
+        <w:tabs>
+          <w:tab w:val="num" w:pos="4320"/>
+        </w:tabs>
+        <w:ind w:left="4320" w:hanging="360"/>
+      </w:pPr>
+    </w:lvl>
+    <w:lvl w:ilvl="6" w:tentative="1">
+      <w:start w:val="1"/>
+      <w:numFmt w:val="decimal"/>
+      <w:lvlText w:val="%7."/>
+      <w:lvlJc w:val="left"/>
+      <w:pPr>
+        <w:tabs>
+          <w:tab w:val="num" w:pos="5040"/>
+        </w:tabs>
+        <w:ind w:left="5040" w:hanging="360"/>
+      </w:pPr>
+    </w:lvl>
+    <w:lvl w:ilvl="7" w:tentative="1">
+      <w:start w:val="1"/>
+      <w:numFmt w:val="decimal"/>
+      <w:lvlText w:val="%8."/>
+      <w:lvlJc w:val="left"/>
+      <w:pPr>
+        <w:tabs>
+          <w:tab w:val="num" w:pos="5760"/>
+        </w:tabs>
+        <w:ind w:left="5760" w:hanging="360"/>
+      </w:pPr>
+    </w:lvl>
+    <w:lvl w:ilvl="8" w:tentative="1">
+      <w:start w:val="1"/>
+      <w:numFmt w:val="decimal"/>
+      <w:lvlText w:val="%9."/>
+      <w:lvlJc w:val="left"/>
+      <w:pPr>
+        <w:tabs>
+          <w:tab w:val="num" w:pos="6480"/>
+        </w:tabs>
+        <w:ind w:left="6480" w:hanging="360"/>
+      </w:pPr>
+    </w:lvl>
+  </w:abstractNum>
+  <w:abstractNum w:abstractNumId="6" w15:restartNumberingAfterBreak="0">
+    <w:nsid w:val="4B2B6913"/>
+    <w:multiLevelType w:val="multilevel"/>
+    <w:tmpl w:val="B6CC2418"/>
+    <w:lvl w:ilvl="0">
+      <w:start w:val="1"/>
+      <w:numFmt w:val="bullet"/>
+      <w:lvlText w:val=""/>
+      <w:lvlJc w:val="left"/>
+      <w:pPr>
+        <w:tabs>
+          <w:tab w:val="num" w:pos="720"/>
+        </w:tabs>
+        <w:ind w:left="720" w:hanging="360"/>
+      </w:pPr>
+      <w:rPr>
+        <w:rFonts w:ascii="Symbol" w:hAnsi="Symbol" w:hint="default"/>
+        <w:sz w:val="20"/>
+      </w:rPr>
+    </w:lvl>
+    <w:lvl w:ilvl="1" w:tentative="1">
+      <w:start w:val="1"/>
+      <w:numFmt w:val="bullet"/>
+      <w:lvlText w:val=""/>
+      <w:lvlJc w:val="left"/>
+      <w:pPr>
+        <w:tabs>
+          <w:tab w:val="num" w:pos="1440"/>
+        </w:tabs>
+        <w:ind w:left="1440" w:hanging="360"/>
+      </w:pPr>
+      <w:rPr>
+        <w:rFonts w:ascii="Symbol" w:hAnsi="Symbol" w:hint="default"/>
+        <w:sz w:val="20"/>
+      </w:rPr>
+    </w:lvl>
+    <w:lvl w:ilvl="2" w:tentative="1">
+      <w:start w:val="1"/>
+      <w:numFmt w:val="bullet"/>
+      <w:lvlText w:val=""/>
+      <w:lvlJc w:val="left"/>
+      <w:pPr>
+        <w:tabs>
+          <w:tab w:val="num" w:pos="2160"/>
+        </w:tabs>
+        <w:ind w:left="2160" w:hanging="360"/>
+      </w:pPr>
+      <w:rPr>
+        <w:rFonts w:ascii="Symbol" w:hAnsi="Symbol" w:hint="default"/>
+        <w:sz w:val="20"/>
+      </w:rPr>
+    </w:lvl>
+    <w:lvl w:ilvl="3" w:tentative="1">
+      <w:start w:val="1"/>
+      <w:numFmt w:val="bullet"/>
+      <w:lvlText w:val=""/>
+      <w:lvlJc w:val="left"/>
+      <w:pPr>
+        <w:tabs>
+          <w:tab w:val="num" w:pos="2880"/>
+        </w:tabs>
+        <w:ind w:left="2880" w:hanging="360"/>
+      </w:pPr>
+      <w:rPr>
+        <w:rFonts w:ascii="Symbol" w:hAnsi="Symbol" w:hint="default"/>
+        <w:sz w:val="20"/>
+      </w:rPr>
+    </w:lvl>
+    <w:lvl w:ilvl="4" w:tentative="1">
+      <w:start w:val="1"/>
+      <w:numFmt w:val="bullet"/>
+      <w:lvlText w:val=""/>
+      <w:lvlJc w:val="left"/>
+      <w:pPr>
+        <w:tabs>
+          <w:tab w:val="num" w:pos="3600"/>
+        </w:tabs>
+        <w:ind w:left="3600" w:hanging="360"/>
+      </w:pPr>
+      <w:rPr>
+        <w:rFonts w:ascii="Symbol" w:hAnsi="Symbol" w:hint="default"/>
+        <w:sz w:val="20"/>
+      </w:rPr>
+    </w:lvl>
+    <w:lvl w:ilvl="5" w:tentative="1">
+      <w:start w:val="1"/>
+      <w:numFmt w:val="bullet"/>
+      <w:lvlText w:val=""/>
+      <w:lvlJc w:val="left"/>
+      <w:pPr>
+        <w:tabs>
+          <w:tab w:val="num" w:pos="4320"/>
+        </w:tabs>
+        <w:ind w:left="4320" w:hanging="360"/>
+      </w:pPr>
+      <w:rPr>
+        <w:rFonts w:ascii="Symbol" w:hAnsi="Symbol" w:hint="default"/>
+        <w:sz w:val="20"/>
+      </w:rPr>
+    </w:lvl>
+    <w:lvl w:ilvl="6" w:tentative="1">
+      <w:start w:val="1"/>
+      <w:numFmt w:val="bullet"/>
+      <w:lvlText w:val=""/>
+      <w:lvlJc w:val="left"/>
+      <w:pPr>
+        <w:tabs>
+          <w:tab w:val="num" w:pos="5040"/>
+        </w:tabs>
+        <w:ind w:left="5040" w:hanging="360"/>
+      </w:pPr>
+      <w:rPr>
+        <w:rFonts w:ascii="Symbol" w:hAnsi="Symbol" w:hint="default"/>
+        <w:sz w:val="20"/>
+      </w:rPr>
+    </w:lvl>
+    <w:lvl w:ilvl="7" w:tentative="1">
+      <w:start w:val="1"/>
+      <w:numFmt w:val="bullet"/>
+      <w:lvlText w:val=""/>
+      <w:lvlJc w:val="left"/>
+      <w:pPr>
+        <w:tabs>
+          <w:tab w:val="num" w:pos="5760"/>
+        </w:tabs>
+        <w:ind w:left="5760" w:hanging="360"/>
+      </w:pPr>
+      <w:rPr>
+        <w:rFonts w:ascii="Symbol" w:hAnsi="Symbol" w:hint="default"/>
+        <w:sz w:val="20"/>
+      </w:rPr>
+    </w:lvl>
+    <w:lvl w:ilvl="8" w:tentative="1">
+      <w:start w:val="1"/>
+      <w:numFmt w:val="bullet"/>
+      <w:lvlText w:val=""/>
+      <w:lvlJc w:val="left"/>
+      <w:pPr>
+        <w:tabs>
+          <w:tab w:val="num" w:pos="6480"/>
+        </w:tabs>
+        <w:ind w:left="6480" w:hanging="360"/>
+      </w:pPr>
+      <w:rPr>
+        <w:rFonts w:ascii="Symbol" w:hAnsi="Symbol" w:hint="default"/>
+        <w:sz w:val="20"/>
+      </w:rPr>
+    </w:lvl>
+  </w:abstractNum>
+  <w:abstractNum w:abstractNumId="7" w15:restartNumberingAfterBreak="0">
+    <w:nsid w:val="5BCC66F4"/>
+    <w:multiLevelType w:val="multilevel"/>
+    <w:tmpl w:val="C12401D2"/>
+    <w:lvl w:ilvl="0">
+      <w:start w:val="1"/>
+      <w:numFmt w:val="decimal"/>
+      <w:lvlText w:val="%1."/>
+      <w:lvlJc w:val="left"/>
+      <w:pPr>
+        <w:tabs>
+          <w:tab w:val="num" w:pos="720"/>
+        </w:tabs>
+        <w:ind w:left="720" w:hanging="360"/>
+      </w:pPr>
+    </w:lvl>
+    <w:lvl w:ilvl="1" w:tentative="1">
+      <w:start w:val="1"/>
+      <w:numFmt w:val="decimal"/>
+      <w:lvlText w:val="%2."/>
+      <w:lvlJc w:val="left"/>
+      <w:pPr>
+        <w:tabs>
+          <w:tab w:val="num" w:pos="1440"/>
+        </w:tabs>
+        <w:ind w:left="1440" w:hanging="360"/>
+      </w:pPr>
+    </w:lvl>
+    <w:lvl w:ilvl="2" w:tentative="1">
+      <w:start w:val="1"/>
+      <w:numFmt w:val="decimal"/>
+      <w:lvlText w:val="%3."/>
+      <w:lvlJc w:val="left"/>
+      <w:pPr>
+        <w:tabs>
+          <w:tab w:val="num" w:pos="2160"/>
+        </w:tabs>
+        <w:ind w:left="2160" w:hanging="360"/>
+      </w:pPr>
+    </w:lvl>
+    <w:lvl w:ilvl="3" w:tentative="1">
+      <w:start w:val="1"/>
+      <w:numFmt w:val="decimal"/>
+      <w:lvlText w:val="%4."/>
+      <w:lvlJc w:val="left"/>
+      <w:pPr>
+        <w:tabs>
+          <w:tab w:val="num" w:pos="2880"/>
+        </w:tabs>
+        <w:ind w:left="2880" w:hanging="360"/>
+      </w:pPr>
+    </w:lvl>
+    <w:lvl w:ilvl="4" w:tentative="1">
+      <w:start w:val="1"/>
+      <w:numFmt w:val="decimal"/>
+      <w:lvlText w:val="%5."/>
+      <w:lvlJc w:val="left"/>
+      <w:pPr>
+        <w:tabs>
+          <w:tab w:val="num" w:pos="3600"/>
+        </w:tabs>
+        <w:ind w:left="3600" w:hanging="360"/>
+      </w:pPr>
+    </w:lvl>
+    <w:lvl w:ilvl="5" w:tentative="1">
+      <w:start w:val="1"/>
+      <w:numFmt w:val="decimal"/>
+      <w:lvlText w:val="%6."/>
+      <w:lvlJc w:val="left"/>
+      <w:pPr>
+        <w:tabs>
+          <w:tab w:val="num" w:pos="4320"/>
+        </w:tabs>
+        <w:ind w:left="4320" w:hanging="360"/>
+      </w:pPr>
+    </w:lvl>
+    <w:lvl w:ilvl="6" w:tentative="1">
+      <w:start w:val="1"/>
+      <w:numFmt w:val="decimal"/>
+      <w:lvlText w:val="%7."/>
+      <w:lvlJc w:val="left"/>
+      <w:pPr>
+        <w:tabs>
+          <w:tab w:val="num" w:pos="5040"/>
+        </w:tabs>
+        <w:ind w:left="5040" w:hanging="360"/>
+      </w:pPr>
+    </w:lvl>
+    <w:lvl w:ilvl="7" w:tentative="1">
+      <w:start w:val="1"/>
+      <w:numFmt w:val="decimal"/>
+      <w:lvlText w:val="%8."/>
+      <w:lvlJc w:val="left"/>
+      <w:pPr>
+        <w:tabs>
+          <w:tab w:val="num" w:pos="5760"/>
+        </w:tabs>
+        <w:ind w:left="5760" w:hanging="360"/>
+      </w:pPr>
+    </w:lvl>
+    <w:lvl w:ilvl="8" w:tentative="1">
+      <w:start w:val="1"/>
+      <w:numFmt w:val="decimal"/>
+      <w:lvlText w:val="%9."/>
+      <w:lvlJc w:val="left"/>
+      <w:pPr>
+        <w:tabs>
+          <w:tab w:val="num" w:pos="6480"/>
+        </w:tabs>
+        <w:ind w:left="6480" w:hanging="360"/>
+      </w:pPr>
+    </w:lvl>
+  </w:abstractNum>
+  <w:abstractNum w:abstractNumId="8" w15:restartNumberingAfterBreak="0">
+    <w:nsid w:val="5BD66A5F"/>
+    <w:multiLevelType w:val="multilevel"/>
+    <w:tmpl w:val="30A231B6"/>
+    <w:lvl w:ilvl="0">
+      <w:start w:val="1"/>
+      <w:numFmt w:val="decimal"/>
+      <w:lvlText w:val="%1."/>
+      <w:lvlJc w:val="left"/>
+      <w:pPr>
+        <w:tabs>
+          <w:tab w:val="num" w:pos="720"/>
+        </w:tabs>
+        <w:ind w:left="720" w:hanging="360"/>
+      </w:pPr>
+    </w:lvl>
+    <w:lvl w:ilvl="1" w:tentative="1">
+      <w:start w:val="1"/>
+      <w:numFmt w:val="decimal"/>
+      <w:lvlText w:val="%2."/>
+      <w:lvlJc w:val="left"/>
+      <w:pPr>
+        <w:tabs>
+          <w:tab w:val="num" w:pos="1440"/>
+        </w:tabs>
+        <w:ind w:left="1440" w:hanging="360"/>
+      </w:pPr>
+    </w:lvl>
+    <w:lvl w:ilvl="2" w:tentative="1">
+      <w:start w:val="1"/>
+      <w:numFmt w:val="decimal"/>
+      <w:lvlText w:val="%3."/>
+      <w:lvlJc w:val="left"/>
+      <w:pPr>
+        <w:tabs>
+          <w:tab w:val="num" w:pos="2160"/>
+        </w:tabs>
+        <w:ind w:left="2160" w:hanging="360"/>
+      </w:pPr>
+    </w:lvl>
+    <w:lvl w:ilvl="3" w:tentative="1">
+      <w:start w:val="1"/>
+      <w:numFmt w:val="decimal"/>
+      <w:lvlText w:val="%4."/>
+      <w:lvlJc w:val="left"/>
+      <w:pPr>
+        <w:tabs>
+          <w:tab w:val="num" w:pos="2880"/>
+        </w:tabs>
+        <w:ind w:left="2880" w:hanging="360"/>
+      </w:pPr>
+    </w:lvl>
+    <w:lvl w:ilvl="4" w:tentative="1">
+      <w:start w:val="1"/>
+      <w:numFmt w:val="decimal"/>
+      <w:lvlText w:val="%5."/>
+      <w:lvlJc w:val="left"/>
+      <w:pPr>
+        <w:tabs>
+          <w:tab w:val="num" w:pos="3600"/>
+        </w:tabs>
+        <w:ind w:left="3600" w:hanging="360"/>
+      </w:pPr>
+    </w:lvl>
+    <w:lvl w:ilvl="5" w:tentative="1">
+      <w:start w:val="1"/>
+      <w:numFmt w:val="decimal"/>
+      <w:lvlText w:val="%6."/>
+      <w:lvlJc w:val="left"/>
+      <w:pPr>
+        <w:tabs>
+          <w:tab w:val="num" w:pos="4320"/>
+        </w:tabs>
+        <w:ind w:left="4320" w:hanging="360"/>
+      </w:pPr>
+    </w:lvl>
+    <w:lvl w:ilvl="6" w:tentative="1">
+      <w:start w:val="1"/>
+      <w:numFmt w:val="decimal"/>
+      <w:lvlText w:val="%7."/>
+      <w:lvlJc w:val="left"/>
+      <w:pPr>
+        <w:tabs>
+          <w:tab w:val="num" w:pos="5040"/>
+        </w:tabs>
+        <w:ind w:left="5040" w:hanging="360"/>
+      </w:pPr>
+    </w:lvl>
+    <w:lvl w:ilvl="7" w:tentative="1">
+      <w:start w:val="1"/>
+      <w:numFmt w:val="decimal"/>
+      <w:lvlText w:val="%8."/>
+      <w:lvlJc w:val="left"/>
+      <w:pPr>
+        <w:tabs>
+          <w:tab w:val="num" w:pos="5760"/>
+        </w:tabs>
+        <w:ind w:left="5760" w:hanging="360"/>
+      </w:pPr>
+    </w:lvl>
+    <w:lvl w:ilvl="8" w:tentative="1">
+      <w:start w:val="1"/>
+      <w:numFmt w:val="decimal"/>
+      <w:lvlText w:val="%9."/>
+      <w:lvlJc w:val="left"/>
+      <w:pPr>
+        <w:tabs>
+          <w:tab w:val="num" w:pos="6480"/>
+        </w:tabs>
+        <w:ind w:left="6480" w:hanging="360"/>
+      </w:pPr>
+    </w:lvl>
+  </w:abstractNum>
+  <w:abstractNum w:abstractNumId="9" w15:restartNumberingAfterBreak="0">
+    <w:nsid w:val="601F5CE9"/>
+    <w:multiLevelType w:val="multilevel"/>
+    <w:tmpl w:val="23B40BF0"/>
+    <w:lvl w:ilvl="0">
+      <w:start w:val="1"/>
+      <w:numFmt w:val="decimal"/>
+      <w:lvlText w:val="%1."/>
+      <w:lvlJc w:val="left"/>
+      <w:pPr>
+        <w:tabs>
+          <w:tab w:val="num" w:pos="720"/>
+        </w:tabs>
+        <w:ind w:left="720" w:hanging="360"/>
+      </w:pPr>
+    </w:lvl>
+    <w:lvl w:ilvl="1">
+      <w:start w:val="1"/>
+      <w:numFmt w:val="bullet"/>
+      <w:lvlText w:val="o"/>
+      <w:lvlJc w:val="left"/>
+      <w:pPr>
+        <w:tabs>
+          <w:tab w:val="num" w:pos="1440"/>
+        </w:tabs>
+        <w:ind w:left="1440" w:hanging="360"/>
+      </w:pPr>
+      <w:rPr>
+        <w:rFonts w:ascii="Courier New" w:hAnsi="Courier New" w:hint="default"/>
+        <w:sz w:val="20"/>
+      </w:rPr>
+    </w:lvl>
+    <w:lvl w:ilvl="2" w:tentative="1">
+      <w:start w:val="1"/>
+      <w:numFmt w:val="decimal"/>
+      <w:lvlText w:val="%3."/>
+      <w:lvlJc w:val="left"/>
+      <w:pPr>
+        <w:tabs>
+          <w:tab w:val="num" w:pos="2160"/>
+        </w:tabs>
+        <w:ind w:left="2160" w:hanging="360"/>
+      </w:pPr>
+    </w:lvl>
+    <w:lvl w:ilvl="3" w:tentative="1">
+      <w:start w:val="1"/>
+      <w:numFmt w:val="decimal"/>
+      <w:lvlText w:val="%4."/>
+      <w:lvlJc w:val="left"/>
+      <w:pPr>
+        <w:tabs>
+          <w:tab w:val="num" w:pos="2880"/>
+        </w:tabs>
+        <w:ind w:left="2880" w:hanging="360"/>
+      </w:pPr>
+    </w:lvl>
+    <w:lvl w:ilvl="4" w:tentative="1">
+      <w:start w:val="1"/>
+      <w:numFmt w:val="decimal"/>
+      <w:lvlText w:val="%5."/>
+      <w:lvlJc w:val="left"/>
+      <w:pPr>
+        <w:tabs>
+          <w:tab w:val="num" w:pos="3600"/>
+        </w:tabs>
+        <w:ind w:left="3600" w:hanging="360"/>
+      </w:pPr>
+    </w:lvl>
+    <w:lvl w:ilvl="5" w:tentative="1">
+      <w:start w:val="1"/>
+      <w:numFmt w:val="decimal"/>
+      <w:lvlText w:val="%6."/>
+      <w:lvlJc w:val="left"/>
+      <w:pPr>
+        <w:tabs>
+          <w:tab w:val="num" w:pos="4320"/>
+        </w:tabs>
+        <w:ind w:left="4320" w:hanging="360"/>
+      </w:pPr>
+    </w:lvl>
+    <w:lvl w:ilvl="6" w:tentative="1">
+      <w:start w:val="1"/>
+      <w:numFmt w:val="decimal"/>
+      <w:lvlText w:val="%7."/>
+      <w:lvlJc w:val="left"/>
+      <w:pPr>
+        <w:tabs>
+          <w:tab w:val="num" w:pos="5040"/>
+        </w:tabs>
+        <w:ind w:left="5040" w:hanging="360"/>
+      </w:pPr>
+    </w:lvl>
+    <w:lvl w:ilvl="7" w:tentative="1">
+      <w:start w:val="1"/>
+      <w:numFmt w:val="decimal"/>
+      <w:lvlText w:val="%8."/>
+      <w:lvlJc w:val="left"/>
+      <w:pPr>
+        <w:tabs>
+          <w:tab w:val="num" w:pos="5760"/>
+        </w:tabs>
+        <w:ind w:left="5760" w:hanging="360"/>
+      </w:pPr>
+    </w:lvl>
+    <w:lvl w:ilvl="8" w:tentative="1">
+      <w:start w:val="1"/>
+      <w:numFmt w:val="decimal"/>
+      <w:lvlText w:val="%9."/>
+      <w:lvlJc w:val="left"/>
+      <w:pPr>
+        <w:tabs>
+          <w:tab w:val="num" w:pos="6480"/>
+        </w:tabs>
+        <w:ind w:left="6480" w:hanging="360"/>
+      </w:pPr>
+    </w:lvl>
+  </w:abstractNum>
+  <w:abstractNum w:abstractNumId="10" w15:restartNumberingAfterBreak="0">
+    <w:nsid w:val="71B922A9"/>
+    <w:multiLevelType w:val="multilevel"/>
+    <w:tmpl w:val="E2EAE1DC"/>
+    <w:lvl w:ilvl="0">
+      <w:start w:val="1"/>
+      <w:numFmt w:val="bullet"/>
+      <w:lvlText w:val=""/>
+      <w:lvlJc w:val="left"/>
+      <w:pPr>
+        <w:tabs>
+          <w:tab w:val="num" w:pos="720"/>
+        </w:tabs>
+        <w:ind w:left="720" w:hanging="360"/>
+      </w:pPr>
+      <w:rPr>
+        <w:rFonts w:ascii="Symbol" w:hAnsi="Symbol" w:hint="default"/>
+        <w:sz w:val="20"/>
+      </w:rPr>
+    </w:lvl>
+    <w:lvl w:ilvl="1" w:tentative="1">
+      <w:start w:val="1"/>
+      <w:numFmt w:val="bullet"/>
+      <w:lvlText w:val=""/>
+      <w:lvlJc w:val="left"/>
+      <w:pPr>
+        <w:tabs>
+          <w:tab w:val="num" w:pos="1440"/>
+        </w:tabs>
+        <w:ind w:left="1440" w:hanging="360"/>
+      </w:pPr>
+      <w:rPr>
+        <w:rFonts w:ascii="Symbol" w:hAnsi="Symbol" w:hint="default"/>
+        <w:sz w:val="20"/>
+      </w:rPr>
+    </w:lvl>
+    <w:lvl w:ilvl="2" w:tentative="1">
+      <w:start w:val="1"/>
+      <w:numFmt w:val="bullet"/>
+      <w:lvlText w:val=""/>
+      <w:lvlJc w:val="left"/>
+      <w:pPr>
+        <w:tabs>
+          <w:tab w:val="num" w:pos="2160"/>
+        </w:tabs>
+        <w:ind w:left="2160" w:hanging="360"/>
+      </w:pPr>
+      <w:rPr>
+        <w:rFonts w:ascii="Symbol" w:hAnsi="Symbol" w:hint="default"/>
+        <w:sz w:val="20"/>
+      </w:rPr>
+    </w:lvl>
+    <w:lvl w:ilvl="3" w:tentative="1">
+      <w:start w:val="1"/>
+      <w:numFmt w:val="bullet"/>
+      <w:lvlText w:val=""/>
+      <w:lvlJc w:val="left"/>
+      <w:pPr>
+        <w:tabs>
+          <w:tab w:val="num" w:pos="2880"/>
+        </w:tabs>
+        <w:ind w:left="2880" w:hanging="360"/>
+      </w:pPr>
+      <w:rPr>
+        <w:rFonts w:ascii="Symbol" w:hAnsi="Symbol" w:hint="default"/>
+        <w:sz w:val="20"/>
+      </w:rPr>
+    </w:lvl>
+    <w:lvl w:ilvl="4" w:tentative="1">
+      <w:start w:val="1"/>
+      <w:numFmt w:val="bullet"/>
+      <w:lvlText w:val=""/>
+      <w:lvlJc w:val="left"/>
+      <w:pPr>
+        <w:tabs>
+          <w:tab w:val="num" w:pos="3600"/>
+        </w:tabs>
+        <w:ind w:left="3600" w:hanging="360"/>
+      </w:pPr>
+      <w:rPr>
+        <w:rFonts w:ascii="Symbol" w:hAnsi="Symbol" w:hint="default"/>
+        <w:sz w:val="20"/>
+      </w:rPr>
+    </w:lvl>
+    <w:lvl w:ilvl="5" w:tentative="1">
+      <w:start w:val="1"/>
+      <w:numFmt w:val="bullet"/>
+      <w:lvlText w:val=""/>
+      <w:lvlJc w:val="left"/>
+      <w:pPr>
+        <w:tabs>
+          <w:tab w:val="num" w:pos="4320"/>
+        </w:tabs>
+        <w:ind w:left="4320" w:hanging="360"/>
+      </w:pPr>
+      <w:rPr>
+        <w:rFonts w:ascii="Symbol" w:hAnsi="Symbol" w:hint="default"/>
+        <w:sz w:val="20"/>
+      </w:rPr>
+    </w:lvl>
+    <w:lvl w:ilvl="6" w:tentative="1">
+      <w:start w:val="1"/>
+      <w:numFmt w:val="bullet"/>
+      <w:lvlText w:val=""/>
+      <w:lvlJc w:val="left"/>
+      <w:pPr>
+        <w:tabs>
+          <w:tab w:val="num" w:pos="5040"/>
+        </w:tabs>
+        <w:ind w:left="5040" w:hanging="360"/>
+      </w:pPr>
+      <w:rPr>
+        <w:rFonts w:ascii="Symbol" w:hAnsi="Symbol" w:hint="default"/>
+        <w:sz w:val="20"/>
+      </w:rPr>
+    </w:lvl>
+    <w:lvl w:ilvl="7" w:tentative="1">
+      <w:start w:val="1"/>
+      <w:numFmt w:val="bullet"/>
+      <w:lvlText w:val=""/>
+      <w:lvlJc w:val="left"/>
+      <w:pPr>
+        <w:tabs>
+          <w:tab w:val="num" w:pos="5760"/>
+        </w:tabs>
+        <w:ind w:left="5760" w:hanging="360"/>
+      </w:pPr>
+      <w:rPr>
+        <w:rFonts w:ascii="Symbol" w:hAnsi="Symbol" w:hint="default"/>
+        <w:sz w:val="20"/>
+      </w:rPr>
+    </w:lvl>
+    <w:lvl w:ilvl="8" w:tentative="1">
+      <w:start w:val="1"/>
+      <w:numFmt w:val="bullet"/>
+      <w:lvlText w:val=""/>
+      <w:lvlJc w:val="left"/>
+      <w:pPr>
+        <w:tabs>
+          <w:tab w:val="num" w:pos="6480"/>
+        </w:tabs>
+        <w:ind w:left="6480" w:hanging="360"/>
+      </w:pPr>
+      <w:rPr>
+        <w:rFonts w:ascii="Symbol" w:hAnsi="Symbol" w:hint="default"/>
+        <w:sz w:val="20"/>
+      </w:rPr>
+    </w:lvl>
+  </w:abstractNum>
+  <w:abstractNum w:abstractNumId="11" w15:restartNumberingAfterBreak="0">
+    <w:nsid w:val="78A2244C"/>
+    <w:multiLevelType w:val="multilevel"/>
+    <w:tmpl w:val="768A26A6"/>
+    <w:lvl w:ilvl="0">
+      <w:start w:val="1"/>
+      <w:numFmt w:val="decimal"/>
+      <w:lvlText w:val="%1."/>
+      <w:lvlJc w:val="left"/>
+      <w:pPr>
+        <w:tabs>
+          <w:tab w:val="num" w:pos="720"/>
+        </w:tabs>
+        <w:ind w:left="720" w:hanging="360"/>
+      </w:pPr>
+    </w:lvl>
+    <w:lvl w:ilvl="1" w:tentative="1">
+      <w:start w:val="1"/>
+      <w:numFmt w:val="decimal"/>
+      <w:lvlText w:val="%2."/>
+      <w:lvlJc w:val="left"/>
+      <w:pPr>
+        <w:tabs>
+          <w:tab w:val="num" w:pos="1440"/>
+        </w:tabs>
+        <w:ind w:left="1440" w:hanging="360"/>
+      </w:pPr>
+    </w:lvl>
+    <w:lvl w:ilvl="2" w:tentative="1">
+      <w:start w:val="1"/>
+      <w:numFmt w:val="decimal"/>
+      <w:lvlText w:val="%3."/>
+      <w:lvlJc w:val="left"/>
+      <w:pPr>
+        <w:tabs>
+          <w:tab w:val="num" w:pos="2160"/>
+        </w:tabs>
+        <w:ind w:left="2160" w:hanging="360"/>
+      </w:pPr>
+    </w:lvl>
+    <w:lvl w:ilvl="3" w:tentative="1">
+      <w:start w:val="1"/>
+      <w:numFmt w:val="decimal"/>
+      <w:lvlText w:val="%4."/>
+      <w:lvlJc w:val="left"/>
+      <w:pPr>
+        <w:tabs>
+          <w:tab w:val="num" w:pos="2880"/>
+        </w:tabs>
+        <w:ind w:left="2880" w:hanging="360"/>
+      </w:pPr>
+    </w:lvl>
+    <w:lvl w:ilvl="4" w:tentative="1">
+      <w:start w:val="1"/>
+      <w:numFmt w:val="decimal"/>
+      <w:lvlText w:val="%5."/>
+      <w:lvlJc w:val="left"/>
+      <w:pPr>
+        <w:tabs>
+          <w:tab w:val="num" w:pos="3600"/>
+        </w:tabs>
+        <w:ind w:left="3600" w:hanging="360"/>
+      </w:pPr>
+    </w:lvl>
+    <w:lvl w:ilvl="5" w:tentative="1">
+      <w:start w:val="1"/>
+      <w:numFmt w:val="decimal"/>
+      <w:lvlText w:val="%6."/>
+      <w:lvlJc w:val="left"/>
+      <w:pPr>
+        <w:tabs>
+          <w:tab w:val="num" w:pos="4320"/>
+        </w:tabs>
+        <w:ind w:left="4320" w:hanging="360"/>
+      </w:pPr>
+    </w:lvl>
+    <w:lvl w:ilvl="6" w:tentative="1">
+      <w:start w:val="1"/>
+      <w:numFmt w:val="decimal"/>
+      <w:lvlText w:val="%7."/>
+      <w:lvlJc w:val="left"/>
+      <w:pPr>
+        <w:tabs>
+          <w:tab w:val="num" w:pos="5040"/>
+        </w:tabs>
+        <w:ind w:left="5040" w:hanging="360"/>
+      </w:pPr>
+    </w:lvl>
+    <w:lvl w:ilvl="7" w:tentative="1">
+      <w:start w:val="1"/>
+      <w:numFmt w:val="decimal"/>
+      <w:lvlText w:val="%8."/>
+      <w:lvlJc w:val="left"/>
+      <w:pPr>
+        <w:tabs>
+          <w:tab w:val="num" w:pos="5760"/>
+        </w:tabs>
+        <w:ind w:left="5760" w:hanging="360"/>
+      </w:pPr>
+    </w:lvl>
+    <w:lvl w:ilvl="8" w:tentative="1">
+      <w:start w:val="1"/>
+      <w:numFmt w:val="decimal"/>
+      <w:lvlText w:val="%9."/>
+      <w:lvlJc w:val="left"/>
+      <w:pPr>
+        <w:tabs>
+          <w:tab w:val="num" w:pos="6480"/>
+        </w:tabs>
+        <w:ind w:left="6480" w:hanging="360"/>
+      </w:pPr>
+    </w:lvl>
+  </w:abstractNum>
+  <w:abstractNum w:abstractNumId="12" w15:restartNumberingAfterBreak="0">
+    <w:nsid w:val="79144D4C"/>
+    <w:multiLevelType w:val="multilevel"/>
+    <w:tmpl w:val="409623CA"/>
+    <w:lvl w:ilvl="0">
+      <w:start w:val="1"/>
+      <w:numFmt w:val="bullet"/>
+      <w:lvlText w:val=""/>
+      <w:lvlJc w:val="left"/>
+      <w:pPr>
+        <w:tabs>
+          <w:tab w:val="num" w:pos="720"/>
+        </w:tabs>
+        <w:ind w:left="720" w:hanging="360"/>
+      </w:pPr>
+      <w:rPr>
+        <w:rFonts w:ascii="Symbol" w:hAnsi="Symbol" w:hint="default"/>
+        <w:sz w:val="20"/>
+      </w:rPr>
+    </w:lvl>
+    <w:lvl w:ilvl="1" w:tentative="1">
+      <w:start w:val="1"/>
+      <w:numFmt w:val="bullet"/>
+      <w:lvlText w:val=""/>
+      <w:lvlJc w:val="left"/>
+      <w:pPr>
+        <w:tabs>
+          <w:tab w:val="num" w:pos="1440"/>
+        </w:tabs>
+        <w:ind w:left="1440" w:hanging="360"/>
+      </w:pPr>
+      <w:rPr>
+        <w:rFonts w:ascii="Symbol" w:hAnsi="Symbol" w:hint="default"/>
+        <w:sz w:val="20"/>
+      </w:rPr>
+    </w:lvl>
+    <w:lvl w:ilvl="2" w:tentative="1">
+      <w:start w:val="1"/>
+      <w:numFmt w:val="bullet"/>
+      <w:lvlText w:val=""/>
+      <w:lvlJc w:val="left"/>
+      <w:pPr>
+        <w:tabs>
+          <w:tab w:val="num" w:pos="2160"/>
+        </w:tabs>
+        <w:ind w:left="2160" w:hanging="360"/>
+      </w:pPr>
+      <w:rPr>
+        <w:rFonts w:ascii="Symbol" w:hAnsi="Symbol" w:hint="default"/>
+        <w:sz w:val="20"/>
+      </w:rPr>
+    </w:lvl>
+    <w:lvl w:ilvl="3" w:tentative="1">
+      <w:start w:val="1"/>
+      <w:numFmt w:val="bullet"/>
+      <w:lvlText w:val=""/>
+      <w:lvlJc w:val="left"/>
+      <w:pPr>
+        <w:tabs>
+          <w:tab w:val="num" w:pos="2880"/>
+        </w:tabs>
+        <w:ind w:left="2880" w:hanging="360"/>
+      </w:pPr>
+      <w:rPr>
+        <w:rFonts w:ascii="Symbol" w:hAnsi="Symbol" w:hint="default"/>
+        <w:sz w:val="20"/>
+      </w:rPr>
+    </w:lvl>
+    <w:lvl w:ilvl="4" w:tentative="1">
+      <w:start w:val="1"/>
+      <w:numFmt w:val="bullet"/>
+      <w:lvlText w:val=""/>
+      <w:lvlJc w:val="left"/>
+      <w:pPr>
+        <w:tabs>
+          <w:tab w:val="num" w:pos="3600"/>
+        </w:tabs>
+        <w:ind w:left="3600" w:hanging="360"/>
+      </w:pPr>
+      <w:rPr>
+        <w:rFonts w:ascii="Symbol" w:hAnsi="Symbol" w:hint="default"/>
+        <w:sz w:val="20"/>
+      </w:rPr>
+    </w:lvl>
+    <w:lvl w:ilvl="5" w:tentative="1">
+      <w:start w:val="1"/>
+      <w:numFmt w:val="bullet"/>
+      <w:lvlText w:val=""/>
+      <w:lvlJc w:val="left"/>
+      <w:pPr>
+        <w:tabs>
+          <w:tab w:val="num" w:pos="4320"/>
+        </w:tabs>
+        <w:ind w:left="4320" w:hanging="360"/>
+      </w:pPr>
+      <w:rPr>
+        <w:rFonts w:ascii="Symbol" w:hAnsi="Symbol" w:hint="default"/>
+        <w:sz w:val="20"/>
+      </w:rPr>
+    </w:lvl>
+    <w:lvl w:ilvl="6" w:tentative="1">
+      <w:start w:val="1"/>
+      <w:numFmt w:val="bullet"/>
+      <w:lvlText w:val=""/>
+      <w:lvlJc w:val="left"/>
+      <w:pPr>
+        <w:tabs>
+          <w:tab w:val="num" w:pos="5040"/>
+        </w:tabs>
+        <w:ind w:left="5040" w:hanging="360"/>
+      </w:pPr>
+      <w:rPr>
+        <w:rFonts w:ascii="Symbol" w:hAnsi="Symbol" w:hint="default"/>
+        <w:sz w:val="20"/>
+      </w:rPr>
+    </w:lvl>
+    <w:lvl w:ilvl="7" w:tentative="1">
+      <w:start w:val="1"/>
+      <w:numFmt w:val="bullet"/>
+      <w:lvlText w:val=""/>
+      <w:lvlJc w:val="left"/>
+      <w:pPr>
+        <w:tabs>
+          <w:tab w:val="num" w:pos="5760"/>
+        </w:tabs>
+        <w:ind w:left="5760" w:hanging="360"/>
+      </w:pPr>
+      <w:rPr>
+        <w:rFonts w:ascii="Symbol" w:hAnsi="Symbol" w:hint="default"/>
+        <w:sz w:val="20"/>
+      </w:rPr>
+    </w:lvl>
+    <w:lvl w:ilvl="8" w:tentative="1">
+      <w:start w:val="1"/>
+      <w:numFmt w:val="bullet"/>
+      <w:lvlText w:val=""/>
+      <w:lvlJc w:val="left"/>
+      <w:pPr>
+        <w:tabs>
+          <w:tab w:val="num" w:pos="6480"/>
+        </w:tabs>
+        <w:ind w:left="6480" w:hanging="360"/>
+      </w:pPr>
+      <w:rPr>
+        <w:rFonts w:ascii="Symbol" w:hAnsi="Symbol" w:hint="default"/>
+        <w:sz w:val="20"/>
+      </w:rPr>
+    </w:lvl>
+  </w:abstractNum>
+  <w:abstractNum w:abstractNumId="13" w15:restartNumberingAfterBreak="0">
+    <w:nsid w:val="7FA5327E"/>
+    <w:multiLevelType w:val="multilevel"/>
+    <w:tmpl w:val="7DB29A80"/>
+    <w:lvl w:ilvl="0">
+      <w:start w:val="1"/>
+      <w:numFmt w:val="decimal"/>
+      <w:lvlText w:val="%1."/>
+      <w:lvlJc w:val="left"/>
+      <w:pPr>
+        <w:tabs>
+          <w:tab w:val="num" w:pos="720"/>
+        </w:tabs>
+        <w:ind w:left="720" w:hanging="360"/>
+      </w:pPr>
+    </w:lvl>
+    <w:lvl w:ilvl="1" w:tentative="1">
+      <w:start w:val="1"/>
+      <w:numFmt w:val="decimal"/>
+      <w:lvlText w:val="%2."/>
+      <w:lvlJc w:val="left"/>
+      <w:pPr>
+        <w:tabs>
+          <w:tab w:val="num" w:pos="1440"/>
+        </w:tabs>
+        <w:ind w:left="1440" w:hanging="360"/>
+      </w:pPr>
+    </w:lvl>
+    <w:lvl w:ilvl="2" w:tentative="1">
+      <w:start w:val="1"/>
+      <w:numFmt w:val="decimal"/>
+      <w:lvlText w:val="%3."/>
+      <w:lvlJc w:val="left"/>
+      <w:pPr>
+        <w:tabs>
+          <w:tab w:val="num" w:pos="2160"/>
+        </w:tabs>
+        <w:ind w:left="2160" w:hanging="360"/>
+      </w:pPr>
+    </w:lvl>
+    <w:lvl w:ilvl="3" w:tentative="1">
+      <w:start w:val="1"/>
+      <w:numFmt w:val="decimal"/>
+      <w:lvlText w:val="%4."/>
+      <w:lvlJc w:val="left"/>
+      <w:pPr>
+        <w:tabs>
+          <w:tab w:val="num" w:pos="2880"/>
+        </w:tabs>
+        <w:ind w:left="2880" w:hanging="360"/>
+      </w:pPr>
+    </w:lvl>
+    <w:lvl w:ilvl="4" w:tentative="1">
+      <w:start w:val="1"/>
+      <w:numFmt w:val="decimal"/>
+      <w:lvlText w:val="%5."/>
+      <w:lvlJc w:val="left"/>
+      <w:pPr>
+        <w:tabs>
+          <w:tab w:val="num" w:pos="3600"/>
+        </w:tabs>
+        <w:ind w:left="3600" w:hanging="360"/>
+      </w:pPr>
+    </w:lvl>
+    <w:lvl w:ilvl="5" w:tentative="1">
+      <w:start w:val="1"/>
+      <w:numFmt w:val="decimal"/>
+      <w:lvlText w:val="%6."/>
+      <w:lvlJc w:val="left"/>
+      <w:pPr>
+        <w:tabs>
+          <w:tab w:val="num" w:pos="4320"/>
+        </w:tabs>
+        <w:ind w:left="4320" w:hanging="360"/>
+      </w:pPr>
+    </w:lvl>
+    <w:lvl w:ilvl="6" w:tentative="1">
+      <w:start w:val="1"/>
+      <w:numFmt w:val="decimal"/>
+      <w:lvlText w:val="%7."/>
+      <w:lvlJc w:val="left"/>
+      <w:pPr>
+        <w:tabs>
+          <w:tab w:val="num" w:pos="5040"/>
+        </w:tabs>
+        <w:ind w:left="5040" w:hanging="360"/>
+      </w:pPr>
+    </w:lvl>
+    <w:lvl w:ilvl="7" w:tentative="1">
+      <w:start w:val="1"/>
+      <w:numFmt w:val="decimal"/>
+      <w:lvlText w:val="%8."/>
+      <w:lvlJc w:val="left"/>
+      <w:pPr>
+        <w:tabs>
+          <w:tab w:val="num" w:pos="5760"/>
+        </w:tabs>
+        <w:ind w:left="5760" w:hanging="360"/>
+      </w:pPr>
+    </w:lvl>
+    <w:lvl w:ilvl="8" w:tentative="1">
+      <w:start w:val="1"/>
+      <w:numFmt w:val="decimal"/>
+      <w:lvlText w:val="%9."/>
+      <w:lvlJc w:val="left"/>
+      <w:pPr>
+        <w:tabs>
+          <w:tab w:val="num" w:pos="6480"/>
+        </w:tabs>
+        <w:ind w:left="6480" w:hanging="360"/>
+      </w:pPr>
+    </w:lvl>
+  </w:abstractNum>
+  <w:num w:numId="1" w16cid:durableId="617369516">
+    <w:abstractNumId w:val="2"/>
+  </w:num>
+  <w:num w:numId="2" w16cid:durableId="1632786229">
+    <w:abstractNumId w:val="5"/>
+    <w:lvlOverride w:ilvl="0">
+      <w:startOverride w:val="1"/>
+    </w:lvlOverride>
+  </w:num>
+  <w:num w:numId="3" w16cid:durableId="329646340">
+    <w:abstractNumId w:val="3"/>
+    <w:lvlOverride w:ilvl="0">
+      <w:startOverride w:val="1"/>
+    </w:lvlOverride>
+  </w:num>
+  <w:num w:numId="4" w16cid:durableId="59407529">
+    <w:abstractNumId w:val="9"/>
+    <w:lvlOverride w:ilvl="0">
+      <w:startOverride w:val="1"/>
+    </w:lvlOverride>
+  </w:num>
+  <w:num w:numId="5" w16cid:durableId="22562357">
+    <w:abstractNumId w:val="6"/>
+  </w:num>
+  <w:num w:numId="6" w16cid:durableId="2112626019">
+    <w:abstractNumId w:val="1"/>
+  </w:num>
+  <w:num w:numId="7" w16cid:durableId="698043829">
+    <w:abstractNumId w:val="11"/>
+    <w:lvlOverride w:ilvl="0">
+      <w:startOverride w:val="1"/>
+    </w:lvlOverride>
+  </w:num>
+  <w:num w:numId="8" w16cid:durableId="20328782">
+    <w:abstractNumId w:val="7"/>
+    <w:lvlOverride w:ilvl="0">
+      <w:startOverride w:val="1"/>
+    </w:lvlOverride>
+  </w:num>
+  <w:num w:numId="9" w16cid:durableId="685983643">
+    <w:abstractNumId w:val="12"/>
+  </w:num>
+  <w:num w:numId="10" w16cid:durableId="57946091">
+    <w:abstractNumId w:val="4"/>
+    <w:lvlOverride w:ilvl="0">
+      <w:startOverride w:val="1"/>
+    </w:lvlOverride>
+  </w:num>
+  <w:num w:numId="11" w16cid:durableId="1202091555">
+    <w:abstractNumId w:val="0"/>
+    <w:lvlOverride w:ilvl="0">
+      <w:startOverride w:val="2"/>
+    </w:lvlOverride>
+  </w:num>
+  <w:num w:numId="12" w16cid:durableId="1001663124">
+    <w:abstractNumId w:val="13"/>
+    <w:lvlOverride w:ilvl="0">
+      <w:startOverride w:val="3"/>
+    </w:lvlOverride>
+  </w:num>
+  <w:num w:numId="13" w16cid:durableId="529103334">
+    <w:abstractNumId w:val="8"/>
+    <w:lvlOverride w:ilvl="0">
+      <w:startOverride w:val="4"/>
+    </w:lvlOverride>
+  </w:num>
+  <w:num w:numId="14" w16cid:durableId="623116823">
+    <w:abstractNumId w:val="10"/>
+  </w:num>
+</w:numbering>
 </file>
 
 <file path=word/styles.xml><?xml version="1.0" encoding="utf-8"?>
@@ -722,7 +6271,6 @@
   <w:style w:type="character" w:default="1" w:styleId="DefaultParagraphFont">
     <w:name w:val="Default Paragraph Font"/>
     <w:uiPriority w:val="1"/>
-    <w:semiHidden/>
     <w:unhideWhenUsed/>
   </w:style>
   <w:style w:type="table" w:default="1" w:styleId="TableNormal">
@@ -1034,6 +6582,29 @@
       <w:smallCaps/>
       <w:color w:val="0F4761" w:themeColor="accent1" w:themeShade="BF"/>
       <w:spacing w:val="5"/>
+    </w:rPr>
+  </w:style>
+  <w:style w:type="character" w:styleId="Hyperlink">
+    <w:name w:val="Hyperlink"/>
+    <w:basedOn w:val="DefaultParagraphFont"/>
+    <w:uiPriority w:val="99"/>
+    <w:unhideWhenUsed/>
+    <w:rsid w:val="00AD35FC"/>
+    <w:rPr>
+      <w:color w:val="467886" w:themeColor="hyperlink"/>
+      <w:u w:val="single"/>
+    </w:rPr>
+  </w:style>
+  <w:style w:type="character" w:styleId="UnresolvedMention">
+    <w:name w:val="Unresolved Mention"/>
+    <w:basedOn w:val="DefaultParagraphFont"/>
+    <w:uiPriority w:val="99"/>
+    <w:semiHidden/>
+    <w:unhideWhenUsed/>
+    <w:rsid w:val="00AD35FC"/>
+    <w:rPr>
+      <w:color w:val="605E5C"/>
+      <w:shd w:val="clear" w:color="auto" w:fill="E1DFDD"/>
     </w:rPr>
   </w:style>
 </w:styles>
